--- a/Documentation/PyCOMPARE_UserManual_v2.docx
+++ b/Documentation/PyCOMPARE_UserManual_v2.docx
@@ -140,7 +140,23 @@
     <w:p>
       <w:pPr>
         <w:ind w:left="360"/>
-      </w:pPr>
+        <w:jc w:val="both"/>
+        <w:rPr>
+          <w14:ligatures w14:val="none"/>
+        </w:rPr>
+      </w:pPr>
+      <w:r>
+        <w:rPr>
+          <w14:ligatures w14:val="none"/>
+        </w:rPr>
+        <w:t>PyCOMPARE is a Python-based program that offers users a front-end graphical user interface (GUI) to</w:t>
+      </w:r>
+      <w:r>
+        <w:rPr>
+          <w14:ligatures w14:val="none"/>
+        </w:rPr>
+        <w:t xml:space="preserve"> the COMPARE (Constitutive Material Parameter Estimator) core. The COMPARE core software is used to optimize constitutive material parameters for the GVIPS (Generalized Viscoplasticity with Potential Structure) model given sufficient rate-dependent, isothermal experimental data that characterizes the viscoelastoplastic material response to loading. The PyCOMPARE software enables users to easily upload materials test data to the program, automatically reduce test data by individual load stage for the COMPARE core, perform parameter optimization, compare model predictions to experimental data, and export data for use in material modeling. PyCOMPARE offers two different material models: GVIPS ISO and GVIPS TISO for isotropic and transversely isotropic materials, respectively. GVIPS ISO contains viscoelastic and viscoplastic modeling options with and without damage, and GVIPS TISO contains an elastic model and viscoplastic model without damage. This document serves as the user manual for navigating the GUI, uploading test data, characterizing models, and exporting data.</w:t>
+      </w:r>
     </w:p>
     <w:p>
       <w:pPr>
@@ -238,49 +254,6 @@
           <w:i/>
           <w:iCs/>
         </w:rPr>
-      </w:pPr>
-    </w:p>
-    <w:p>
-      <w:pPr>
-        <w:ind w:left="360"/>
-        <w:rPr>
-          <w:i/>
-          <w:iCs/>
-        </w:rPr>
-      </w:pPr>
-    </w:p>
-    <w:p>
-      <w:pPr>
-        <w:ind w:left="360"/>
-        <w:rPr>
-          <w:i/>
-          <w:iCs/>
-        </w:rPr>
-      </w:pPr>
-    </w:p>
-    <w:p>
-      <w:pPr>
-        <w:ind w:left="360"/>
-      </w:pPr>
-    </w:p>
-    <w:p>
-      <w:pPr>
-        <w:ind w:left="360"/>
-      </w:pPr>
-    </w:p>
-    <w:p>
-      <w:pPr>
-        <w:ind w:left="360"/>
-      </w:pPr>
-    </w:p>
-    <w:p>
-      <w:pPr>
-        <w:ind w:left="360"/>
-      </w:pPr>
-    </w:p>
-    <w:p>
-      <w:pPr>
-        <w:ind w:left="360"/>
       </w:pPr>
     </w:p>
     <w:p>
@@ -297,6 +270,8 @@
         <w:jc w:val="center"/>
         <w:rPr>
           <w:rFonts w:cs="Times New Roman"/>
+          <w:b/>
+          <w:bCs/>
           <w:color w:val="000000" w:themeColor="text1"/>
           <w:sz w:val="28"/>
           <w:szCs w:val="28"/>
@@ -306,6 +281,8 @@
       <w:r>
         <w:rPr>
           <w:rFonts w:cs="Times New Roman"/>
+          <w:b/>
+          <w:bCs/>
           <w:color w:val="000000" w:themeColor="text1"/>
           <w:sz w:val="28"/>
           <w:szCs w:val="28"/>
@@ -371,37 +348,127 @@
         <w:rPr>
           <w:noProof/>
         </w:rPr>
+        <w:t>3</w:t>
+      </w:r>
+      <w:r>
+        <w:fldChar w:fldCharType="end"/>
+      </w:r>
+      <w:r>
+        <w:t xml:space="preserve"> </w:t>
+      </w:r>
+    </w:p>
+    <w:p>
+      <w:pPr>
+        <w:pStyle w:val="TOC1"/>
+      </w:pPr>
+      <w:r>
+        <w:t>2.</w:t>
+      </w:r>
+      <w:r>
+        <w:t xml:space="preserve"> </w:t>
+      </w:r>
+      <w:r>
+        <w:fldChar w:fldCharType="begin"/>
+      </w:r>
+      <w:r>
+        <w:instrText xml:space="preserve"> REF _Ref207173618 \h </w:instrText>
+      </w:r>
+      <w:r>
+        <w:fldChar w:fldCharType="separate"/>
+      </w:r>
+      <w:r>
+        <w:t>Navigating the User Interface</w:t>
+      </w:r>
+      <w:r>
+        <w:fldChar w:fldCharType="end"/>
+      </w:r>
+      <w:r>
+        <w:ptab w:relativeTo="margin" w:alignment="right" w:leader="dot"/>
+      </w:r>
+      <w:r>
+        <w:fldChar w:fldCharType="begin"/>
+      </w:r>
+      <w:r>
+        <w:instrText xml:space="preserve"> PAGEREF _Ref207173618 \h </w:instrText>
+      </w:r>
+      <w:r>
+        <w:fldChar w:fldCharType="separate"/>
+      </w:r>
+      <w:r>
+        <w:rPr>
+          <w:noProof/>
+        </w:rPr>
         <w:t>4</w:t>
       </w:r>
       <w:r>
         <w:fldChar w:fldCharType="end"/>
       </w:r>
+    </w:p>
+    <w:p>
+      <w:pPr>
+        <w:pStyle w:val="TOC1"/>
+      </w:pPr>
+      <w:r>
+        <w:t>3.</w:t>
+      </w:r>
+      <w:r>
+        <w:fldChar w:fldCharType="begin"/>
+      </w:r>
+      <w:r>
+        <w:instrText xml:space="preserve"> REF _Ref207173631 \h </w:instrText>
+      </w:r>
+      <w:r>
+        <w:fldChar w:fldCharType="separate"/>
+      </w:r>
+      <w:r>
+        <w:t>Database Tab</w:t>
+      </w:r>
+      <w:r>
+        <w:fldChar w:fldCharType="end"/>
+      </w:r>
       <w:r>
         <w:t xml:space="preserve"> </w:t>
       </w:r>
+      <w:r>
+        <w:ptab w:relativeTo="margin" w:alignment="right" w:leader="dot"/>
+      </w:r>
+      <w:r>
+        <w:fldChar w:fldCharType="begin"/>
+      </w:r>
+      <w:r>
+        <w:instrText xml:space="preserve"> PAGEREF _Ref207173631 \h </w:instrText>
+      </w:r>
+      <w:r>
+        <w:fldChar w:fldCharType="separate"/>
+      </w:r>
+      <w:r>
+        <w:rPr>
+          <w:noProof/>
+        </w:rPr>
+        <w:t>5</w:t>
+      </w:r>
+      <w:r>
+        <w:fldChar w:fldCharType="end"/>
+      </w:r>
     </w:p>
     <w:p>
       <w:pPr>
         <w:pStyle w:val="TOC1"/>
       </w:pPr>
       <w:r>
-        <w:t xml:space="preserve">2. </w:t>
+        <w:t xml:space="preserve">4. </w:t>
       </w:r>
       <w:r>
         <w:fldChar w:fldCharType="begin"/>
       </w:r>
       <w:r>
-        <w:instrText xml:space="preserve"> REF _Ref200105806 \h  \* MERGEFORMAT </w:instrText>
+        <w:instrText xml:space="preserve"> REF _Ref207173636 \h </w:instrText>
       </w:r>
       <w:r>
         <w:fldChar w:fldCharType="separate"/>
       </w:r>
       <w:r>
-        <w:rPr>
-          <w:b w:val="0"/>
-          <w:bCs w:val="0"/>
-        </w:rPr>
-        <w:t>Error! Reference source not found.</w:t>
+        <w:t>Characterization Tab</w:t>
       </w:r>
       <w:r>
         <w:fldChar w:fldCharType="end"/>
@@ -413,18 +480,16 @@
         <w:fldChar w:fldCharType="begin"/>
       </w:r>
       <w:r>
-        <w:instrText xml:space="preserve"> PAGEREF _Ref200105806 \h </w:instrText>
+        <w:instrText xml:space="preserve"> PAGEREF _Ref207173636 \h </w:instrText>
       </w:r>
       <w:r>
         <w:fldChar w:fldCharType="separate"/>
       </w:r>
       <w:r>
         <w:rPr>
-          <w:b w:val="0"/>
-          <w:bCs w:val="0"/>
           <w:noProof/>
         </w:rPr>
-        <w:t>Error! Bookmark not defined.</w:t>
+        <w:t>7</w:t>
       </w:r>
       <w:r>
         <w:fldChar w:fldCharType="end"/>
@@ -435,23 +500,19 @@
         <w:pStyle w:val="TOC1"/>
       </w:pPr>
       <w:r>
-        <w:t xml:space="preserve">3. </w:t>
+        <w:t xml:space="preserve">5. </w:t>
       </w:r>
       <w:r>
         <w:fldChar w:fldCharType="begin"/>
       </w:r>
       <w:r>
-        <w:instrText xml:space="preserve"> REF _Ref200107080 \h  \* MERGEFORMAT </w:instrText>
+        <w:instrText xml:space="preserve"> REF _Ref207173641 \h </w:instrText>
       </w:r>
       <w:r>
         <w:fldChar w:fldCharType="separate"/>
       </w:r>
       <w:r>
-        <w:rPr>
-          <w:b w:val="0"/>
-          <w:bCs w:val="0"/>
-        </w:rPr>
-        <w:t>Error! Reference source not found.</w:t>
+        <w:t>Optimize Model Tab</w:t>
       </w:r>
       <w:r>
         <w:fldChar w:fldCharType="end"/>
@@ -463,18 +524,16 @@
         <w:fldChar w:fldCharType="begin"/>
       </w:r>
       <w:r>
-        <w:instrText xml:space="preserve"> PAGEREF _Ref200107080 \h </w:instrText>
+        <w:instrText xml:space="preserve"> PAGEREF _Ref207173641 \h </w:instrText>
       </w:r>
       <w:r>
         <w:fldChar w:fldCharType="separate"/>
       </w:r>
       <w:r>
         <w:rPr>
-          <w:b w:val="0"/>
-          <w:bCs w:val="0"/>
           <w:noProof/>
         </w:rPr>
-        <w:t>Error! Bookmark not defined.</w:t>
+        <w:t>10</w:t>
       </w:r>
       <w:r>
         <w:fldChar w:fldCharType="end"/>
@@ -485,26 +544,19 @@
         <w:pStyle w:val="TOC1"/>
       </w:pPr>
       <w:r>
-        <w:t xml:space="preserve">4. </w:t>
+        <w:t xml:space="preserve">6. </w:t>
       </w:r>
       <w:r>
         <w:fldChar w:fldCharType="begin"/>
       </w:r>
       <w:r>
-        <w:instrText xml:space="preserve"> REF _Ref200107117 \h </w:instrText>
-      </w:r>
-      <w:r>
-        <w:instrText xml:space="preserve"> \* MERGEFORMAT </w:instrText>
+        <w:instrText xml:space="preserve"> REF _Ref207173644 \h </w:instrText>
       </w:r>
       <w:r>
         <w:fldChar w:fldCharType="separate"/>
       </w:r>
       <w:r>
-        <w:rPr>
-          <w:b w:val="0"/>
-          <w:bCs w:val="0"/>
-        </w:rPr>
-        <w:t>Error! Reference source not found.</w:t>
+        <w:t>Analyze Model Tab</w:t>
       </w:r>
       <w:r>
         <w:fldChar w:fldCharType="end"/>
@@ -516,18 +568,16 @@
         <w:fldChar w:fldCharType="begin"/>
       </w:r>
       <w:r>
-        <w:instrText xml:space="preserve"> PAGEREF _Ref200107117 \h </w:instrText>
+        <w:instrText xml:space="preserve"> PAGEREF _Ref207173644 \h </w:instrText>
       </w:r>
       <w:r>
         <w:fldChar w:fldCharType="separate"/>
       </w:r>
       <w:r>
         <w:rPr>
-          <w:b w:val="0"/>
-          <w:bCs w:val="0"/>
           <w:noProof/>
         </w:rPr>
-        <w:t>Error! Bookmark not defined.</w:t>
+        <w:t>14</w:t>
       </w:r>
       <w:r>
         <w:fldChar w:fldCharType="end"/>
@@ -538,26 +588,19 @@
         <w:pStyle w:val="TOC1"/>
       </w:pPr>
       <w:r>
-        <w:t xml:space="preserve">5. </w:t>
+        <w:t xml:space="preserve">7. </w:t>
       </w:r>
       <w:r>
         <w:fldChar w:fldCharType="begin"/>
       </w:r>
       <w:r>
-        <w:instrText xml:space="preserve"> REF _Ref200107151 \h </w:instrText>
-      </w:r>
-      <w:r>
-        <w:instrText xml:space="preserve"> \* MERGEFORMAT </w:instrText>
+        <w:instrText xml:space="preserve"> REF _Ref207173648 \h </w:instrText>
       </w:r>
       <w:r>
         <w:fldChar w:fldCharType="separate"/>
       </w:r>
       <w:r>
-        <w:rPr>
-          <w:b w:val="0"/>
-          <w:bCs w:val="0"/>
-        </w:rPr>
-        <w:t>Error! Reference source not found.</w:t>
+        <w:t>Visualization Tab</w:t>
       </w:r>
       <w:r>
         <w:fldChar w:fldCharType="end"/>
@@ -569,18 +612,16 @@
         <w:fldChar w:fldCharType="begin"/>
       </w:r>
       <w:r>
-        <w:instrText xml:space="preserve"> PAGEREF _Ref200107151 \h </w:instrText>
+        <w:instrText xml:space="preserve"> PAGEREF _Ref207173648 \h </w:instrText>
       </w:r>
       <w:r>
         <w:fldChar w:fldCharType="separate"/>
       </w:r>
       <w:r>
         <w:rPr>
-          <w:b w:val="0"/>
-          <w:bCs w:val="0"/>
           <w:noProof/>
         </w:rPr>
-        <w:t>Error! Bookmark not defined.</w:t>
+        <w:t>15</w:t>
       </w:r>
       <w:r>
         <w:fldChar w:fldCharType="end"/>
@@ -591,49 +632,55 @@
         <w:pStyle w:val="TOC1"/>
       </w:pPr>
       <w:r>
-        <w:t xml:space="preserve">6. </w:t>
-      </w:r>
-      <w:r>
         <w:fldChar w:fldCharType="begin"/>
       </w:r>
       <w:r>
-        <w:instrText xml:space="preserve"> REF _Ref200107195 \h </w:instrText>
-      </w:r>
-      <w:r>
-        <w:instrText xml:space="preserve"> \* MERGEFORMAT </w:instrText>
+        <w:instrText xml:space="preserve"> REF _Ref207173651 \r \h </w:instrText>
       </w:r>
       <w:r>
         <w:fldChar w:fldCharType="separate"/>
       </w:r>
       <w:r>
-        <w:rPr>
-          <w:b w:val="0"/>
-          <w:bCs w:val="0"/>
-        </w:rPr>
-        <w:t>Error! Reference source not found.</w:t>
+        <w:t>8</w:t>
       </w:r>
       <w:r>
         <w:fldChar w:fldCharType="end"/>
       </w:r>
       <w:r>
+        <w:t xml:space="preserve">. </w:t>
+      </w:r>
+      <w:r>
+        <w:fldChar w:fldCharType="begin"/>
+      </w:r>
+      <w:r>
+        <w:instrText xml:space="preserve"> REF _Ref207173651 \h </w:instrText>
+      </w:r>
+      <w:r>
+        <w:fldChar w:fldCharType="separate"/>
+      </w:r>
+      <w:r>
+        <w:t>Export Tab</w:t>
+      </w:r>
+      <w:r>
+        <w:fldChar w:fldCharType="end"/>
+      </w:r>
+      <w:r>
         <w:ptab w:relativeTo="margin" w:alignment="right" w:leader="dot"/>
       </w:r>
       <w:r>
         <w:fldChar w:fldCharType="begin"/>
       </w:r>
       <w:r>
-        <w:instrText xml:space="preserve"> PAGEREF _Ref200107195 \h </w:instrText>
+        <w:instrText xml:space="preserve"> PAGEREF _Ref207173651 \h </w:instrText>
       </w:r>
       <w:r>
         <w:fldChar w:fldCharType="separate"/>
       </w:r>
       <w:r>
         <w:rPr>
-          <w:b w:val="0"/>
-          <w:bCs w:val="0"/>
           <w:noProof/>
         </w:rPr>
-        <w:t>Error! Bookmark not defined.</w:t>
+        <w:t>17</w:t>
       </w:r>
       <w:r>
         <w:fldChar w:fldCharType="end"/>
@@ -644,49 +691,58 @@
         <w:pStyle w:val="TOC1"/>
       </w:pPr>
       <w:r>
-        <w:t xml:space="preserve">7. </w:t>
-      </w:r>
-      <w:r>
         <w:fldChar w:fldCharType="begin"/>
       </w:r>
       <w:r>
-        <w:instrText xml:space="preserve"> REF _Ref200107228 \h </w:instrText>
-      </w:r>
-      <w:r>
-        <w:instrText xml:space="preserve"> \* MERGEFORMAT </w:instrText>
+        <w:instrText xml:space="preserve"> REF _Ref207173658 \r \h </w:instrText>
       </w:r>
       <w:r>
         <w:fldChar w:fldCharType="separate"/>
       </w:r>
       <w:r>
-        <w:rPr>
-          <w:b w:val="0"/>
-          <w:bCs w:val="0"/>
-        </w:rPr>
-        <w:t>Error! Reference source not found.</w:t>
+        <w:t>9</w:t>
       </w:r>
       <w:r>
         <w:fldChar w:fldCharType="end"/>
       </w:r>
       <w:r>
+        <w:t xml:space="preserve">. </w:t>
+      </w:r>
+      <w:r>
+        <w:fldChar w:fldCharType="begin"/>
+      </w:r>
+      <w:r>
+        <w:instrText xml:space="preserve"> REF _Ref207173658 \h </w:instrText>
+      </w:r>
+      <w:r>
+        <w:fldChar w:fldCharType="separate"/>
+      </w:r>
+      <w:r>
+        <w:t>Settings</w:t>
+      </w:r>
+      <w:r>
+        <w:t xml:space="preserve"> Tab</w:t>
+      </w:r>
+      <w:r>
+        <w:fldChar w:fldCharType="end"/>
+      </w:r>
+      <w:r>
         <w:ptab w:relativeTo="margin" w:alignment="right" w:leader="dot"/>
       </w:r>
       <w:r>
         <w:fldChar w:fldCharType="begin"/>
       </w:r>
       <w:r>
-        <w:instrText xml:space="preserve"> PAGEREF _Ref200107228 \h </w:instrText>
+        <w:instrText xml:space="preserve"> PAGEREF _Ref207173658 \h </w:instrText>
       </w:r>
       <w:r>
         <w:fldChar w:fldCharType="separate"/>
       </w:r>
       <w:r>
         <w:rPr>
-          <w:b w:val="0"/>
-          <w:bCs w:val="0"/>
           <w:noProof/>
         </w:rPr>
-        <w:t>Error! Bookmark not defined.</w:t>
+        <w:t>18</w:t>
       </w:r>
       <w:r>
         <w:fldChar w:fldCharType="end"/>
@@ -700,796 +756,148 @@
         <w:fldChar w:fldCharType="begin"/>
       </w:r>
       <w:r>
-        <w:instrText xml:space="preserve"> REF _Ref200107305 \r \h </w:instrText>
-      </w:r>
-      <w:r>
-        <w:instrText xml:space="preserve"> \* MERGEFORMAT </w:instrText>
+        <w:instrText xml:space="preserve"> REF _Ref207173906 \h </w:instrText>
       </w:r>
       <w:r>
         <w:fldChar w:fldCharType="separate"/>
       </w:r>
       <w:r>
-        <w:rPr>
-          <w:b w:val="0"/>
-          <w:bCs w:val="0"/>
-        </w:rPr>
-        <w:t>Error! Reference source not found.</w:t>
+        <w:t>References</w:t>
       </w:r>
       <w:r>
         <w:fldChar w:fldCharType="end"/>
       </w:r>
       <w:r>
-        <w:t xml:space="preserve">. </w:t>
+        <w:ptab w:relativeTo="margin" w:alignment="right" w:leader="dot"/>
       </w:r>
       <w:r>
         <w:fldChar w:fldCharType="begin"/>
       </w:r>
       <w:r>
-        <w:instrText xml:space="preserve"> REF _Ref200107305 \h </w:instrText>
-      </w:r>
-      <w:r>
-        <w:instrText xml:space="preserve"> \* MERGEFORMAT </w:instrText>
+        <w:instrText xml:space="preserve"> PAGEREF _Ref207173906 \h </w:instrText>
       </w:r>
       <w:r>
         <w:fldChar w:fldCharType="separate"/>
       </w:r>
       <w:r>
         <w:rPr>
-          <w:b w:val="0"/>
-          <w:bCs w:val="0"/>
-        </w:rPr>
-        <w:t>Error! Reference source not found.</w:t>
+          <w:noProof/>
+        </w:rPr>
+        <w:t>19</w:t>
       </w:r>
       <w:r>
         <w:fldChar w:fldCharType="end"/>
       </w:r>
-      <w:r>
-        <w:ptab w:relativeTo="margin" w:alignment="right" w:leader="dot"/>
-      </w:r>
-      <w:r>
-        <w:fldChar w:fldCharType="begin"/>
-      </w:r>
-      <w:r>
-        <w:instrText xml:space="preserve"> PAGEREF _Ref200107305 \h </w:instrText>
-      </w:r>
-      <w:r>
-        <w:fldChar w:fldCharType="separate"/>
-      </w:r>
-      <w:r>
-        <w:rPr>
-          <w:b w:val="0"/>
-          <w:bCs w:val="0"/>
-          <w:noProof/>
-        </w:rPr>
-        <w:t>Error! Bookmark not defined.</w:t>
-      </w:r>
-      <w:r>
-        <w:fldChar w:fldCharType="end"/>
-      </w:r>
-    </w:p>
-    <w:p>
-      <w:pPr>
-        <w:pStyle w:val="TOC1"/>
-      </w:pPr>
-      <w:r>
-        <w:fldChar w:fldCharType="begin"/>
-      </w:r>
-      <w:r>
-        <w:instrText xml:space="preserve"> REF _Ref200107348 \r \h </w:instrText>
-      </w:r>
-      <w:r>
-        <w:instrText xml:space="preserve"> \* MERGEFORMAT </w:instrText>
-      </w:r>
-      <w:r>
-        <w:fldChar w:fldCharType="separate"/>
-      </w:r>
-      <w:r>
-        <w:rPr>
-          <w:b w:val="0"/>
-          <w:bCs w:val="0"/>
-        </w:rPr>
-        <w:t>Error! Reference source not found.</w:t>
-      </w:r>
-      <w:r>
-        <w:fldChar w:fldCharType="end"/>
-      </w:r>
-      <w:r>
-        <w:t xml:space="preserve">. </w:t>
-      </w:r>
-      <w:r>
-        <w:fldChar w:fldCharType="begin"/>
-      </w:r>
-      <w:r>
-        <w:instrText xml:space="preserve"> REF _Ref200107348 \h </w:instrText>
-      </w:r>
-      <w:r>
-        <w:instrText xml:space="preserve"> \* MERGEFORMAT </w:instrText>
-      </w:r>
-      <w:r>
-        <w:fldChar w:fldCharType="separate"/>
-      </w:r>
-      <w:r>
-        <w:rPr>
-          <w:b w:val="0"/>
-          <w:bCs w:val="0"/>
-        </w:rPr>
-        <w:t>Error! Reference source not found.</w:t>
-      </w:r>
-      <w:r>
-        <w:fldChar w:fldCharType="end"/>
-      </w:r>
-      <w:r>
-        <w:ptab w:relativeTo="margin" w:alignment="right" w:leader="dot"/>
-      </w:r>
-      <w:r>
-        <w:fldChar w:fldCharType="begin"/>
-      </w:r>
-      <w:r>
-        <w:instrText xml:space="preserve"> PAGEREF _Ref200107348 \h </w:instrText>
-      </w:r>
-      <w:r>
-        <w:fldChar w:fldCharType="separate"/>
-      </w:r>
-      <w:r>
-        <w:rPr>
-          <w:b w:val="0"/>
-          <w:bCs w:val="0"/>
-          <w:noProof/>
-        </w:rPr>
-        <w:t>Error! Bookmark not defined.</w:t>
-      </w:r>
-      <w:r>
-        <w:fldChar w:fldCharType="end"/>
-      </w:r>
-    </w:p>
-    <w:p>
-      <w:pPr>
-        <w:pStyle w:val="TOC1"/>
-      </w:pPr>
-      <w:r>
-        <w:fldChar w:fldCharType="begin"/>
-      </w:r>
-      <w:r>
-        <w:instrText xml:space="preserve"> REF _Ref200107380 \r \h </w:instrText>
-      </w:r>
-      <w:r>
-        <w:instrText xml:space="preserve"> \* MERGEFORMAT </w:instrText>
-      </w:r>
-      <w:r>
-        <w:fldChar w:fldCharType="separate"/>
-      </w:r>
-      <w:r>
-        <w:rPr>
-          <w:b w:val="0"/>
-          <w:bCs w:val="0"/>
-        </w:rPr>
-        <w:t>Error! Reference source not found.</w:t>
-      </w:r>
-      <w:r>
-        <w:fldChar w:fldCharType="end"/>
-      </w:r>
-      <w:r>
-        <w:t xml:space="preserve">. </w:t>
-      </w:r>
-      <w:r>
-        <w:fldChar w:fldCharType="begin"/>
-      </w:r>
-      <w:r>
-        <w:instrText xml:space="preserve"> REF _Ref200107380 \h </w:instrText>
-      </w:r>
-      <w:r>
-        <w:instrText xml:space="preserve"> \* MERGEFORMAT </w:instrText>
-      </w:r>
-      <w:r>
-        <w:fldChar w:fldCharType="separate"/>
-      </w:r>
-      <w:r>
-        <w:rPr>
-          <w:b w:val="0"/>
-          <w:bCs w:val="0"/>
-        </w:rPr>
-        <w:t>Error! Reference source not found.</w:t>
-      </w:r>
-      <w:r>
-        <w:fldChar w:fldCharType="end"/>
-      </w:r>
-      <w:r>
-        <w:ptab w:relativeTo="margin" w:alignment="right" w:leader="dot"/>
-      </w:r>
-      <w:r>
-        <w:fldChar w:fldCharType="begin"/>
-      </w:r>
-      <w:r>
-        <w:instrText xml:space="preserve"> PAGEREF _Ref200107380 \h </w:instrText>
-      </w:r>
-      <w:r>
-        <w:fldChar w:fldCharType="separate"/>
-      </w:r>
-      <w:r>
-        <w:rPr>
-          <w:b w:val="0"/>
-          <w:bCs w:val="0"/>
-          <w:noProof/>
-        </w:rPr>
-        <w:t>Error! Bookmark not defined.</w:t>
-      </w:r>
-      <w:r>
-        <w:fldChar w:fldCharType="end"/>
-      </w:r>
-    </w:p>
-    <w:p>
-      <w:pPr>
-        <w:pStyle w:val="TOC1"/>
-      </w:pPr>
-      <w:r>
-        <w:fldChar w:fldCharType="begin"/>
-      </w:r>
-      <w:r>
-        <w:instrText xml:space="preserve"> REF _Ref200107409 \r \h </w:instrText>
-      </w:r>
-      <w:r>
-        <w:instrText xml:space="preserve"> \* MERGEFORMAT </w:instrText>
-      </w:r>
-      <w:r>
-        <w:fldChar w:fldCharType="separate"/>
-      </w:r>
-      <w:r>
-        <w:rPr>
-          <w:b w:val="0"/>
-          <w:bCs w:val="0"/>
-        </w:rPr>
-        <w:t>Error! Reference source not found.</w:t>
-      </w:r>
-      <w:r>
-        <w:fldChar w:fldCharType="end"/>
-      </w:r>
-      <w:r>
-        <w:t xml:space="preserve">. </w:t>
-      </w:r>
-      <w:r>
-        <w:fldChar w:fldCharType="begin"/>
-      </w:r>
-      <w:r>
-        <w:instrText xml:space="preserve"> REF _Ref200107409 \h </w:instrText>
-      </w:r>
-      <w:r>
-        <w:instrText xml:space="preserve"> \* MERGEFORMAT </w:instrText>
-      </w:r>
-      <w:r>
-        <w:fldChar w:fldCharType="separate"/>
-      </w:r>
-      <w:r>
-        <w:rPr>
-          <w:b w:val="0"/>
-          <w:bCs w:val="0"/>
-        </w:rPr>
-        <w:t>Error! Reference source not found.</w:t>
-      </w:r>
-      <w:r>
-        <w:fldChar w:fldCharType="end"/>
-      </w:r>
-      <w:r>
-        <w:ptab w:relativeTo="margin" w:alignment="right" w:leader="dot"/>
-      </w:r>
-      <w:r>
-        <w:fldChar w:fldCharType="begin"/>
-      </w:r>
-      <w:r>
-        <w:instrText xml:space="preserve"> PAGEREF _Ref200107409 \h </w:instrText>
-      </w:r>
-      <w:r>
-        <w:fldChar w:fldCharType="separate"/>
-      </w:r>
-      <w:r>
-        <w:rPr>
-          <w:b w:val="0"/>
-          <w:bCs w:val="0"/>
-          <w:noProof/>
-        </w:rPr>
-        <w:t>Error! Bookmark not defined.</w:t>
-      </w:r>
-      <w:r>
-        <w:fldChar w:fldCharType="end"/>
-      </w:r>
-    </w:p>
-    <w:p>
-      <w:pPr>
-        <w:pStyle w:val="TOC1"/>
-      </w:pPr>
-      <w:r>
-        <w:fldChar w:fldCharType="begin"/>
-      </w:r>
-      <w:r>
-        <w:instrText xml:space="preserve"> REF _Ref200107436 \r \h </w:instrText>
-      </w:r>
-      <w:r>
-        <w:instrText xml:space="preserve"> \* MERGEFORMAT </w:instrText>
-      </w:r>
-      <w:r>
-        <w:fldChar w:fldCharType="separate"/>
-      </w:r>
-      <w:r>
-        <w:rPr>
-          <w:b w:val="0"/>
-          <w:bCs w:val="0"/>
-        </w:rPr>
-        <w:t>Error! Reference source not found.</w:t>
-      </w:r>
-      <w:r>
-        <w:fldChar w:fldCharType="end"/>
-      </w:r>
-      <w:r>
-        <w:t xml:space="preserve">. </w:t>
-      </w:r>
-      <w:r>
-        <w:fldChar w:fldCharType="begin"/>
-      </w:r>
-      <w:r>
-        <w:instrText xml:space="preserve"> REF _Ref200107436 \h </w:instrText>
-      </w:r>
-      <w:r>
-        <w:instrText xml:space="preserve"> \* MERGEFORMAT </w:instrText>
-      </w:r>
-      <w:r>
-        <w:fldChar w:fldCharType="separate"/>
-      </w:r>
-      <w:r>
-        <w:rPr>
-          <w:b w:val="0"/>
-          <w:bCs w:val="0"/>
-        </w:rPr>
-        <w:t>Error! Reference source not found.</w:t>
-      </w:r>
-      <w:r>
-        <w:fldChar w:fldCharType="end"/>
-      </w:r>
-      <w:r>
-        <w:ptab w:relativeTo="margin" w:alignment="right" w:leader="dot"/>
-      </w:r>
-      <w:r>
-        <w:fldChar w:fldCharType="begin"/>
-      </w:r>
-      <w:r>
-        <w:instrText xml:space="preserve"> PAGEREF _Ref200107436 \h </w:instrText>
-      </w:r>
-      <w:r>
-        <w:fldChar w:fldCharType="separate"/>
-      </w:r>
-      <w:r>
-        <w:rPr>
-          <w:b w:val="0"/>
-          <w:bCs w:val="0"/>
-          <w:noProof/>
-        </w:rPr>
-        <w:t>Error! Bookmark not defined.</w:t>
-      </w:r>
-      <w:r>
-        <w:fldChar w:fldCharType="end"/>
-      </w:r>
-    </w:p>
-    <w:p>
-      <w:pPr>
-        <w:pStyle w:val="TOC1"/>
-      </w:pPr>
-      <w:r>
-        <w:fldChar w:fldCharType="begin"/>
-      </w:r>
-      <w:r>
-        <w:instrText xml:space="preserve"> REF _Ref200107551 \h  \* MERGEFORMAT </w:instrText>
-      </w:r>
-      <w:r>
-        <w:fldChar w:fldCharType="separate"/>
-      </w:r>
-      <w:r>
-        <w:rPr>
-          <w:b w:val="0"/>
-          <w:bCs w:val="0"/>
-        </w:rPr>
-        <w:t>Error! Reference source not found.</w:t>
-      </w:r>
-      <w:r>
-        <w:fldChar w:fldCharType="end"/>
-      </w:r>
-      <w:r>
-        <w:ptab w:relativeTo="margin" w:alignment="right" w:leader="dot"/>
-      </w:r>
-      <w:r>
-        <w:fldChar w:fldCharType="begin"/>
-      </w:r>
-      <w:r>
-        <w:instrText xml:space="preserve"> PAGEREF _Ref200107551 \h </w:instrText>
-      </w:r>
-      <w:r>
-        <w:fldChar w:fldCharType="separate"/>
-      </w:r>
-      <w:r>
-        <w:rPr>
-          <w:b w:val="0"/>
-          <w:bCs w:val="0"/>
-          <w:noProof/>
-        </w:rPr>
-        <w:t>Error! Bookmark not defined.</w:t>
-      </w:r>
-      <w:r>
-        <w:fldChar w:fldCharType="end"/>
-      </w:r>
-    </w:p>
-    <w:p>
-      <w:pPr>
-        <w:pStyle w:val="TOC1"/>
-      </w:pPr>
-      <w:r>
-        <w:t>Appendix</w:t>
-      </w:r>
-      <w:r>
-        <w:ptab w:relativeTo="margin" w:alignment="right" w:leader="dot"/>
-      </w:r>
-      <w:r>
-        <w:fldChar w:fldCharType="begin"/>
-      </w:r>
-      <w:r>
-        <w:instrText xml:space="preserve"> PAGEREF _Ref200113334 \h </w:instrText>
-      </w:r>
-      <w:r>
-        <w:fldChar w:fldCharType="separate"/>
-      </w:r>
-      <w:r>
-        <w:rPr>
-          <w:b w:val="0"/>
-          <w:bCs w:val="0"/>
-          <w:noProof/>
-        </w:rPr>
-        <w:t>Error! Bookmark not defined.</w:t>
-      </w:r>
-      <w:r>
-        <w:fldChar w:fldCharType="end"/>
-      </w:r>
-    </w:p>
-    <w:p>
-      <w:pPr>
-        <w:pStyle w:val="TOC2"/>
-        <w:rPr>
-          <w:rFonts w:ascii="Times New Roman" w:hAnsi="Times New Roman"/>
-          <w:sz w:val="24"/>
-          <w:szCs w:val="24"/>
-        </w:rPr>
-      </w:pPr>
-      <w:r>
-        <w:rPr>
-          <w:rFonts w:ascii="Times New Roman" w:hAnsi="Times New Roman"/>
-          <w:sz w:val="24"/>
-          <w:szCs w:val="24"/>
-        </w:rPr>
-        <w:fldChar w:fldCharType="begin"/>
-      </w:r>
-      <w:r>
-        <w:rPr>
-          <w:rFonts w:ascii="Times New Roman" w:hAnsi="Times New Roman"/>
-          <w:sz w:val="24"/>
-          <w:szCs w:val="24"/>
-        </w:rPr>
-        <w:instrText xml:space="preserve"> REF _Ref200113334 \h  \* MERGEFORMAT </w:instrText>
-      </w:r>
-      <w:r>
-        <w:rPr>
-          <w:rFonts w:ascii="Times New Roman" w:hAnsi="Times New Roman"/>
-          <w:sz w:val="24"/>
-          <w:szCs w:val="24"/>
-        </w:rPr>
-      </w:r>
-      <w:r>
-        <w:rPr>
-          <w:rFonts w:ascii="Times New Roman" w:hAnsi="Times New Roman"/>
-          <w:sz w:val="24"/>
-          <w:szCs w:val="24"/>
-        </w:rPr>
-        <w:fldChar w:fldCharType="separate"/>
-      </w:r>
-      <w:r>
-        <w:rPr>
-          <w:rFonts w:ascii="Times New Roman" w:hAnsi="Times New Roman"/>
+    </w:p>
+    <w:p>
+      <w:pPr>
+        <w:ind w:firstLine="0"/>
+        <w:rPr>
+          <w:b/>
+          <w:bCs/>
+          <w:sz w:val="28"/>
+          <w:szCs w:val="28"/>
+        </w:rPr>
+      </w:pPr>
+    </w:p>
+    <w:bookmarkEnd w:id="1"/>
+    <w:p>
+      <w:pPr>
+        <w:ind w:firstLine="0"/>
+        <w:rPr>
+          <w:b/>
+          <w:bCs/>
+          <w:sz w:val="28"/>
+          <w:szCs w:val="28"/>
+        </w:rPr>
+      </w:pPr>
+    </w:p>
+    <w:p>
+      <w:pPr>
+        <w:ind w:firstLine="0"/>
+        <w:rPr>
+          <w:b/>
+          <w:bCs/>
+          <w:sz w:val="28"/>
+          <w:szCs w:val="28"/>
+        </w:rPr>
+      </w:pPr>
+    </w:p>
+    <w:p>
+      <w:pPr>
+        <w:ind w:firstLine="0"/>
+        <w:rPr>
+          <w:b/>
+          <w:bCs/>
+          <w:sz w:val="28"/>
+          <w:szCs w:val="28"/>
+        </w:rPr>
+      </w:pPr>
+    </w:p>
+    <w:p>
+      <w:pPr>
+        <w:ind w:firstLine="0"/>
+        <w:rPr>
+          <w:b/>
+          <w:bCs/>
+          <w:sz w:val="28"/>
+          <w:szCs w:val="28"/>
+        </w:rPr>
+      </w:pPr>
+    </w:p>
+    <w:p>
+      <w:pPr>
+        <w:ind w:firstLine="0"/>
+        <w:rPr>
+          <w:b/>
+          <w:bCs/>
+          <w:sz w:val="28"/>
+          <w:szCs w:val="28"/>
+        </w:rPr>
+      </w:pPr>
+    </w:p>
+    <w:p>
+      <w:pPr>
+        <w:ind w:firstLine="0"/>
+        <w:rPr>
+          <w:b/>
+          <w:bCs/>
+          <w:sz w:val="28"/>
+          <w:szCs w:val="28"/>
+        </w:rPr>
+      </w:pPr>
+    </w:p>
+    <w:p>
+      <w:pPr>
+        <w:ind w:firstLine="0"/>
+        <w:rPr>
+          <w:b/>
+          <w:bCs/>
+          <w:sz w:val="28"/>
+          <w:szCs w:val="28"/>
+        </w:rPr>
+      </w:pPr>
+    </w:p>
+    <w:p>
+      <w:pPr>
+        <w:ind w:firstLine="0"/>
+        <w:rPr>
           <w:b/>
           <w:bCs/>
           <w:sz w:val="24"/>
           <w:szCs w:val="24"/>
         </w:rPr>
-        <w:t>Error! Reference source not found.</w:t>
-      </w:r>
-      <w:r>
-        <w:rPr>
-          <w:rFonts w:ascii="Times New Roman" w:hAnsi="Times New Roman"/>
-          <w:sz w:val="24"/>
-          <w:szCs w:val="24"/>
-        </w:rPr>
-        <w:fldChar w:fldCharType="end"/>
-      </w:r>
-      <w:r>
-        <w:rPr>
-          <w:rFonts w:ascii="Times New Roman" w:hAnsi="Times New Roman"/>
-          <w:sz w:val="24"/>
-          <w:szCs w:val="24"/>
-        </w:rPr>
-        <w:ptab w:relativeTo="margin" w:alignment="right" w:leader="dot"/>
-      </w:r>
-      <w:r>
-        <w:rPr>
-          <w:rFonts w:ascii="Times New Roman" w:hAnsi="Times New Roman"/>
-          <w:sz w:val="24"/>
-          <w:szCs w:val="24"/>
-        </w:rPr>
-        <w:fldChar w:fldCharType="begin"/>
-      </w:r>
-      <w:r>
-        <w:rPr>
-          <w:rFonts w:ascii="Times New Roman" w:hAnsi="Times New Roman"/>
-          <w:sz w:val="24"/>
-          <w:szCs w:val="24"/>
-        </w:rPr>
-        <w:instrText xml:space="preserve"> PAGEREF _Ref200113334 \h </w:instrText>
-      </w:r>
-      <w:r>
-        <w:rPr>
-          <w:rFonts w:ascii="Times New Roman" w:hAnsi="Times New Roman"/>
-          <w:sz w:val="24"/>
-          <w:szCs w:val="24"/>
-        </w:rPr>
-      </w:r>
-      <w:r>
-        <w:rPr>
-          <w:rFonts w:ascii="Times New Roman" w:hAnsi="Times New Roman"/>
-          <w:sz w:val="24"/>
-          <w:szCs w:val="24"/>
-        </w:rPr>
-        <w:fldChar w:fldCharType="separate"/>
-      </w:r>
-      <w:r>
-        <w:rPr>
-          <w:rFonts w:ascii="Times New Roman" w:hAnsi="Times New Roman"/>
-          <w:b/>
-          <w:bCs/>
-          <w:noProof/>
-          <w:sz w:val="24"/>
-          <w:szCs w:val="24"/>
-        </w:rPr>
-        <w:t>Error! Bookmark not defined.</w:t>
-      </w:r>
-      <w:r>
-        <w:rPr>
-          <w:rFonts w:ascii="Times New Roman" w:hAnsi="Times New Roman"/>
-          <w:sz w:val="24"/>
-          <w:szCs w:val="24"/>
-        </w:rPr>
-        <w:fldChar w:fldCharType="end"/>
-      </w:r>
-    </w:p>
-    <w:p>
-      <w:pPr>
-        <w:pStyle w:val="TOC2"/>
-        <w:ind w:left="0" w:firstLine="216"/>
-        <w:rPr>
-          <w:rFonts w:ascii="Times New Roman" w:hAnsi="Times New Roman"/>
-          <w:sz w:val="24"/>
-          <w:szCs w:val="24"/>
-        </w:rPr>
-      </w:pPr>
-      <w:r>
-        <w:rPr>
-          <w:rFonts w:ascii="Times New Roman" w:hAnsi="Times New Roman"/>
-          <w:sz w:val="24"/>
-          <w:szCs w:val="24"/>
-        </w:rPr>
-        <w:fldChar w:fldCharType="begin"/>
-      </w:r>
-      <w:r>
-        <w:rPr>
-          <w:rFonts w:ascii="Times New Roman" w:hAnsi="Times New Roman"/>
-          <w:sz w:val="24"/>
-          <w:szCs w:val="24"/>
-        </w:rPr>
-        <w:instrText xml:space="preserve"> REF _Ref200113569 \h  \* MERGEFORMAT </w:instrText>
-      </w:r>
-      <w:r>
-        <w:rPr>
-          <w:rFonts w:ascii="Times New Roman" w:hAnsi="Times New Roman"/>
-          <w:sz w:val="24"/>
-          <w:szCs w:val="24"/>
-        </w:rPr>
-      </w:r>
-      <w:r>
-        <w:rPr>
-          <w:rFonts w:ascii="Times New Roman" w:hAnsi="Times New Roman"/>
-          <w:sz w:val="24"/>
-          <w:szCs w:val="24"/>
-        </w:rPr>
-        <w:fldChar w:fldCharType="separate"/>
-      </w:r>
-      <w:r>
-        <w:rPr>
-          <w:rFonts w:ascii="Times New Roman" w:hAnsi="Times New Roman"/>
+      </w:pPr>
+      <w:bookmarkStart w:id="2" w:name="_Ref200105793"/>
+      <w:r>
+        <w:rPr>
           <w:b/>
           <w:bCs/>
           <w:sz w:val="24"/>
           <w:szCs w:val="24"/>
         </w:rPr>
-        <w:t>Error! Reference source not found.</w:t>
-      </w:r>
-      <w:r>
-        <w:rPr>
-          <w:rFonts w:ascii="Times New Roman" w:hAnsi="Times New Roman"/>
-          <w:sz w:val="24"/>
-          <w:szCs w:val="24"/>
-        </w:rPr>
-        <w:fldChar w:fldCharType="end"/>
-      </w:r>
-      <w:r>
-        <w:rPr>
-          <w:rFonts w:ascii="Times New Roman" w:hAnsi="Times New Roman"/>
-          <w:sz w:val="24"/>
-          <w:szCs w:val="24"/>
-        </w:rPr>
-        <w:ptab w:relativeTo="margin" w:alignment="right" w:leader="dot"/>
-      </w:r>
-      <w:r>
-        <w:rPr>
-          <w:rFonts w:ascii="Times New Roman" w:hAnsi="Times New Roman"/>
-          <w:sz w:val="24"/>
-          <w:szCs w:val="24"/>
-        </w:rPr>
-        <w:fldChar w:fldCharType="begin"/>
-      </w:r>
-      <w:r>
-        <w:rPr>
-          <w:rFonts w:ascii="Times New Roman" w:hAnsi="Times New Roman"/>
-          <w:sz w:val="24"/>
-          <w:szCs w:val="24"/>
-        </w:rPr>
-        <w:instrText xml:space="preserve"> PAGEREF _Ref200113569 \h </w:instrText>
-      </w:r>
-      <w:r>
-        <w:rPr>
-          <w:rFonts w:ascii="Times New Roman" w:hAnsi="Times New Roman"/>
-          <w:sz w:val="24"/>
-          <w:szCs w:val="24"/>
-        </w:rPr>
-      </w:r>
-      <w:r>
-        <w:rPr>
-          <w:rFonts w:ascii="Times New Roman" w:hAnsi="Times New Roman"/>
-          <w:sz w:val="24"/>
-          <w:szCs w:val="24"/>
-        </w:rPr>
-        <w:fldChar w:fldCharType="separate"/>
-      </w:r>
-      <w:r>
-        <w:rPr>
-          <w:rFonts w:ascii="Times New Roman" w:hAnsi="Times New Roman"/>
-          <w:b/>
-          <w:bCs/>
-          <w:noProof/>
-          <w:sz w:val="24"/>
-          <w:szCs w:val="24"/>
-        </w:rPr>
-        <w:t>Error! Bookmark not defined.</w:t>
-      </w:r>
-      <w:r>
-        <w:rPr>
-          <w:rFonts w:ascii="Times New Roman" w:hAnsi="Times New Roman"/>
-          <w:sz w:val="24"/>
-          <w:szCs w:val="24"/>
-        </w:rPr>
-        <w:fldChar w:fldCharType="end"/>
-      </w:r>
-    </w:p>
-    <w:p>
-      <w:pPr>
-        <w:ind w:firstLine="0"/>
-        <w:rPr>
-          <w:b/>
-          <w:bCs/>
-          <w:sz w:val="28"/>
-          <w:szCs w:val="28"/>
-        </w:rPr>
-      </w:pPr>
-    </w:p>
-    <w:bookmarkEnd w:id="1"/>
-    <w:p>
-      <w:pPr>
-        <w:ind w:firstLine="0"/>
-        <w:rPr>
-          <w:b/>
-          <w:bCs/>
-          <w:sz w:val="28"/>
-          <w:szCs w:val="28"/>
-        </w:rPr>
-      </w:pPr>
-    </w:p>
-    <w:p>
-      <w:pPr>
-        <w:ind w:firstLine="0"/>
-        <w:rPr>
-          <w:b/>
-          <w:bCs/>
-          <w:sz w:val="28"/>
-          <w:szCs w:val="28"/>
-        </w:rPr>
-      </w:pPr>
-    </w:p>
-    <w:p>
-      <w:pPr>
-        <w:ind w:firstLine="0"/>
-        <w:rPr>
-          <w:b/>
-          <w:bCs/>
-          <w:sz w:val="28"/>
-          <w:szCs w:val="28"/>
-        </w:rPr>
-      </w:pPr>
-    </w:p>
-    <w:p>
-      <w:pPr>
-        <w:ind w:firstLine="0"/>
-        <w:rPr>
-          <w:b/>
-          <w:bCs/>
-          <w:sz w:val="28"/>
-          <w:szCs w:val="28"/>
-        </w:rPr>
-      </w:pPr>
-    </w:p>
-    <w:p>
-      <w:pPr>
-        <w:ind w:firstLine="0"/>
-        <w:rPr>
-          <w:b/>
-          <w:bCs/>
-          <w:sz w:val="28"/>
-          <w:szCs w:val="28"/>
-        </w:rPr>
-      </w:pPr>
-    </w:p>
-    <w:p>
-      <w:pPr>
-        <w:ind w:firstLine="0"/>
-        <w:rPr>
-          <w:b/>
-          <w:bCs/>
-          <w:sz w:val="28"/>
-          <w:szCs w:val="28"/>
-        </w:rPr>
-      </w:pPr>
-    </w:p>
-    <w:p>
-      <w:pPr>
-        <w:ind w:firstLine="0"/>
-        <w:rPr>
-          <w:b/>
-          <w:bCs/>
-          <w:sz w:val="28"/>
-          <w:szCs w:val="28"/>
-        </w:rPr>
-      </w:pPr>
-    </w:p>
-    <w:p>
-      <w:pPr>
-        <w:ind w:firstLine="0"/>
-        <w:rPr>
-          <w:b/>
-          <w:bCs/>
-          <w:sz w:val="28"/>
-          <w:szCs w:val="28"/>
-        </w:rPr>
-      </w:pPr>
-    </w:p>
-    <w:p>
-      <w:pPr>
-        <w:ind w:firstLine="0"/>
-        <w:rPr>
-          <w:b/>
-          <w:bCs/>
-          <w:sz w:val="28"/>
-          <w:szCs w:val="28"/>
-        </w:rPr>
-      </w:pPr>
+        <w:br/>
+      </w:r>
     </w:p>
     <w:p>
       <w:pPr>
@@ -1501,43 +909,61 @@
           <w:szCs w:val="24"/>
         </w:rPr>
       </w:pPr>
-      <w:bookmarkStart w:id="2" w:name="_Ref200105793"/>
-      <w:r>
+    </w:p>
+    <w:p>
+      <w:pPr>
+        <w:ind w:firstLine="0"/>
         <w:rPr>
           <w:b/>
           <w:bCs/>
           <w:sz w:val="24"/>
           <w:szCs w:val="24"/>
         </w:rPr>
-        <w:br/>
-      </w:r>
-      <w:r>
+      </w:pPr>
+    </w:p>
+    <w:p>
+      <w:pPr>
+        <w:ind w:firstLine="0"/>
         <w:rPr>
           <w:b/>
           <w:bCs/>
           <w:sz w:val="24"/>
           <w:szCs w:val="24"/>
         </w:rPr>
-        <w:br/>
-      </w:r>
-      <w:r>
+      </w:pPr>
+    </w:p>
+    <w:p>
+      <w:pPr>
+        <w:ind w:firstLine="0"/>
         <w:rPr>
           <w:b/>
           <w:bCs/>
           <w:sz w:val="24"/>
           <w:szCs w:val="24"/>
         </w:rPr>
-        <w:br/>
-      </w:r>
-      <w:r>
+      </w:pPr>
+    </w:p>
+    <w:p>
+      <w:pPr>
+        <w:ind w:firstLine="0"/>
         <w:rPr>
           <w:b/>
           <w:bCs/>
           <w:sz w:val="24"/>
           <w:szCs w:val="24"/>
         </w:rPr>
-        <w:br w:type="page"/>
-      </w:r>
+      </w:pPr>
+    </w:p>
+    <w:p>
+      <w:pPr>
+        <w:ind w:firstLine="0"/>
+        <w:rPr>
+          <w:b/>
+          <w:bCs/>
+          <w:sz w:val="24"/>
+          <w:szCs w:val="24"/>
+        </w:rPr>
+      </w:pPr>
     </w:p>
     <w:p>
       <w:pPr>
@@ -1563,6 +989,182 @@
       <w:bookmarkEnd w:id="3"/>
     </w:p>
     <w:p>
+      <w:pPr>
+        <w:ind w:firstLine="0"/>
+      </w:pPr>
+      <w:r>
+        <w:t>PyCOMPARE is a Python-based program that offers users a graphical user interface (GUI) using the tkinter package</w:t>
+      </w:r>
+      <w:r>
+        <w:t xml:space="preserve"> </w:t>
+      </w:r>
+      <w:sdt>
+        <w:sdtPr>
+          <w:id w:val="1083636527"/>
+          <w:citation/>
+        </w:sdtPr>
+        <w:sdtContent>
+          <w:r>
+            <w:fldChar w:fldCharType="begin"/>
+          </w:r>
+          <w:r>
+            <w:instrText xml:space="preserve"> CITATION Pyt25 \l 1033 </w:instrText>
+          </w:r>
+          <w:r>
+            <w:fldChar w:fldCharType="separate"/>
+          </w:r>
+          <w:r>
+            <w:rPr>
+              <w:noProof/>
+            </w:rPr>
+            <w:t>[1]</w:t>
+          </w:r>
+          <w:r>
+            <w:fldChar w:fldCharType="end"/>
+          </w:r>
+        </w:sdtContent>
+      </w:sdt>
+      <w:r>
+        <w:t xml:space="preserve"> for running the COMPARE</w:t>
+      </w:r>
+      <w:r>
+        <w:t xml:space="preserve"> (Constitutive Material Parameter Estimator)</w:t>
+      </w:r>
+      <w:r>
+        <w:t xml:space="preserve"> core. The COMPARE core software </w:t>
+      </w:r>
+      <w:sdt>
+        <w:sdtPr>
+          <w:id w:val="-172335676"/>
+          <w:citation/>
+        </w:sdtPr>
+        <w:sdtContent>
+          <w:r>
+            <w:fldChar w:fldCharType="begin"/>
+          </w:r>
+          <w:r>
+            <w:instrText xml:space="preserve"> CITATION Sal02 \l 1033  \m Sal03</w:instrText>
+          </w:r>
+          <w:r>
+            <w:fldChar w:fldCharType="separate"/>
+          </w:r>
+          <w:r>
+            <w:rPr>
+              <w:noProof/>
+            </w:rPr>
+            <w:t>[2, 3]</w:t>
+          </w:r>
+          <w:r>
+            <w:fldChar w:fldCharType="end"/>
+          </w:r>
+        </w:sdtContent>
+      </w:sdt>
+      <w:r>
+        <w:t xml:space="preserve"> offers a rapid methodology for estimating material parameters for isotropic and anisotropic viscoelastoplastic constitutive models</w:t>
+      </w:r>
+      <w:r>
+        <w:t xml:space="preserve"> given available isothermal experimental test data by i) performing primal analysis for the differential form of the model, ii) performing sensitivity analysis on the internal variables with respect to one another and iii) performing gradient-based, non-linear multi-objective optimization on the material parameters. The COMPARE core therefore offers users a robust and efficient means of estimating complex material parameters that can be used in viscoelastic and viscoplastic material simulations.</w:t>
+      </w:r>
+    </w:p>
+    <w:p>
+      <w:pPr>
+        <w:ind w:firstLine="0"/>
+      </w:pPr>
+      <w:r>
+        <w:t>PyCOMPARE is configured to estimate parameters for the GVIPS (Generalized Viscoplasticity with Potential Structure)</w:t>
+      </w:r>
+      <w:r>
+        <w:t xml:space="preserve"> model</w:t>
+      </w:r>
+      <w:r>
+        <w:t>, a phenomenological constitutive material model based on continuum-mechanics theories which uses the principles of thermodynamics for irreversible processes</w:t>
+      </w:r>
+      <w:r>
+        <w:t xml:space="preserve"> </w:t>
+      </w:r>
+      <w:sdt>
+        <w:sdtPr>
+          <w:id w:val="799885740"/>
+          <w:citation/>
+        </w:sdtPr>
+        <w:sdtContent>
+          <w:r>
+            <w:fldChar w:fldCharType="begin"/>
+          </w:r>
+          <w:r>
+            <w:instrText xml:space="preserve">CITATION Arn941 \m Sal01 \m Sal011 \m Arn01 \l 1033 </w:instrText>
+          </w:r>
+          <w:r>
+            <w:fldChar w:fldCharType="separate"/>
+          </w:r>
+          <w:r>
+            <w:rPr>
+              <w:noProof/>
+            </w:rPr>
+            <w:t>[4, 5, 6, 7]</w:t>
+          </w:r>
+          <w:r>
+            <w:fldChar w:fldCharType="end"/>
+          </w:r>
+        </w:sdtContent>
+      </w:sdt>
+      <w:r>
+        <w:t>. The GVIPS model is a coupled, fully associative unified viscoelastoplastic model, suitable for both isotropic and anisotropic materials in both deformation and damage, and has been formulated generally to enable introduction of multiple viscoelastic and viscoplastic mechanisms to govern time-dependent reversible and irreversible material behavior, respectively. This generalized formulation allows the GVIPS model to reduce to classical rate-independent and rate-dependent elastic and plastic material materials</w:t>
+      </w:r>
+      <w:r>
+        <w:t xml:space="preserve"> by deactivating specific parameters during the COMAPRE optimization objective </w:t>
+      </w:r>
+      <w:sdt>
+        <w:sdtPr>
+          <w:id w:val="1366552864"/>
+          <w:citation/>
+        </w:sdtPr>
+        <w:sdtContent>
+          <w:r>
+            <w:fldChar w:fldCharType="begin"/>
+          </w:r>
+          <w:r>
+            <w:instrText xml:space="preserve"> CITATION Arn2 \l 1033 </w:instrText>
+          </w:r>
+          <w:r>
+            <w:fldChar w:fldCharType="separate"/>
+          </w:r>
+          <w:r>
+            <w:rPr>
+              <w:noProof/>
+            </w:rPr>
+            <w:t>[8]</w:t>
+          </w:r>
+          <w:r>
+            <w:fldChar w:fldCharType="end"/>
+          </w:r>
+        </w:sdtContent>
+      </w:sdt>
+      <w:r>
+        <w:t>, thus demonstrating the flexibility and applicability of GVIPS.</w:t>
+      </w:r>
+    </w:p>
+    <w:p>
+      <w:pPr>
+        <w:ind w:firstLine="0"/>
+      </w:pPr>
+      <w:r>
+        <w:t>The PyCOMPARE software helps facilitate running the COMPARE core to estimate GVIPS material parameters by offering a GUI that enables users to i) upload experimental test data, ii) define which experiments are used for model parameter optimization and their weights, iii) systematically set the reduced response curve points for optimization efficiency, iv) define the material model and number of viscoelastic and viscoplastic mechanisms, v) run the COMPARE core to optimize the material parameters, vi) simulate material response given estimated material parameters, vii) visualize model predictions against the experimental data for tests in both the characterization and verification data sets, and viii) export material models, experimental curves, reduced response curves, and predictions.</w:t>
+      </w:r>
+      <w:r>
+        <w:t xml:space="preserve"> This document serves as the user’s manual for navigating the PyCOMPARE GUI, creating PyCOMPARE projects, and determining material parameters using the COMPARE core. Each section gives an overview of the features and capabilities of a different aspect of the GUI, separated by navigable tabs within the user interface.</w:t>
+      </w:r>
+    </w:p>
+    <w:p>
+      <w:pPr>
+        <w:ind w:firstLine="0"/>
+      </w:pPr>
+    </w:p>
+    <w:p>
+      <w:pPr>
+        <w:ind w:firstLine="0"/>
+        <w:jc w:val="both"/>
+      </w:pPr>
       <w:r>
         <w:br w:type="page"/>
       </w:r>
@@ -1576,10 +1178,21 @@
         </w:numPr>
         <w:spacing w:after="120"/>
       </w:pPr>
+      <w:bookmarkStart w:id="4" w:name="_Ref207173618"/>
       <w:r>
         <w:lastRenderedPageBreak/>
-        <w:t>Navigating the UI</w:t>
-      </w:r>
+        <w:t>Navigating the U</w:t>
+      </w:r>
+      <w:r>
+        <w:t xml:space="preserve">ser </w:t>
+      </w:r>
+      <w:r>
+        <w:t>I</w:t>
+      </w:r>
+      <w:r>
+        <w:t>nterface</w:t>
+      </w:r>
+      <w:bookmarkEnd w:id="4"/>
     </w:p>
     <w:p>
       <w:pPr>
@@ -1896,7 +1509,7 @@
           <w:szCs w:val="20"/>
         </w:rPr>
       </w:pPr>
-      <w:bookmarkStart w:id="4" w:name="_Ref194657897"/>
+      <w:bookmarkStart w:id="5" w:name="_Ref194657897"/>
       <w:r>
         <w:rPr>
           <w:sz w:val="20"/>
@@ -1940,7 +1553,7 @@
         </w:rPr>
         <w:fldChar w:fldCharType="end"/>
       </w:r>
-      <w:bookmarkEnd w:id="4"/>
+      <w:bookmarkEnd w:id="5"/>
       <w:r>
         <w:rPr>
           <w:sz w:val="20"/>
@@ -1976,10 +1589,12 @@
         </w:numPr>
         <w:spacing w:after="120"/>
       </w:pPr>
+      <w:bookmarkStart w:id="6" w:name="_Ref207173631"/>
       <w:r>
         <w:lastRenderedPageBreak/>
         <w:t>Database Tab</w:t>
       </w:r>
+      <w:bookmarkEnd w:id="6"/>
     </w:p>
     <w:p>
       <w:pPr>
@@ -2077,7 +1692,7 @@
           <w:szCs w:val="20"/>
         </w:rPr>
       </w:pPr>
-      <w:bookmarkStart w:id="5" w:name="_Ref207013819"/>
+      <w:bookmarkStart w:id="7" w:name="_Ref207013819"/>
       <w:r>
         <w:rPr>
           <w:sz w:val="20"/>
@@ -2121,7 +1736,7 @@
         </w:rPr>
         <w:fldChar w:fldCharType="end"/>
       </w:r>
-      <w:bookmarkEnd w:id="5"/>
+      <w:bookmarkEnd w:id="7"/>
       <w:r>
         <w:rPr>
           <w:sz w:val="20"/>
@@ -2281,7 +1896,7 @@
           <w:szCs w:val="20"/>
         </w:rPr>
       </w:pPr>
-      <w:bookmarkStart w:id="6" w:name="_Ref207014559"/>
+      <w:bookmarkStart w:id="8" w:name="_Ref207014559"/>
       <w:r>
         <w:rPr>
           <w:sz w:val="20"/>
@@ -2325,7 +1940,7 @@
         </w:rPr>
         <w:fldChar w:fldCharType="end"/>
       </w:r>
-      <w:bookmarkEnd w:id="6"/>
+      <w:bookmarkEnd w:id="8"/>
       <w:r>
         <w:rPr>
           <w:sz w:val="20"/>
@@ -2443,7 +2058,7 @@
           <w:szCs w:val="20"/>
         </w:rPr>
       </w:pPr>
-      <w:bookmarkStart w:id="7" w:name="_Ref207014735"/>
+      <w:bookmarkStart w:id="9" w:name="_Ref207014735"/>
       <w:r>
         <w:rPr>
           <w:sz w:val="20"/>
@@ -2487,7 +2102,7 @@
         </w:rPr>
         <w:fldChar w:fldCharType="end"/>
       </w:r>
-      <w:bookmarkEnd w:id="7"/>
+      <w:bookmarkEnd w:id="9"/>
       <w:r>
         <w:rPr>
           <w:sz w:val="20"/>
@@ -2529,10 +2144,12 @@
         </w:numPr>
         <w:spacing w:after="120"/>
       </w:pPr>
+      <w:bookmarkStart w:id="10" w:name="_Ref207173636"/>
       <w:r>
         <w:lastRenderedPageBreak/>
         <w:t>Characterization Tab</w:t>
       </w:r>
+      <w:bookmarkEnd w:id="10"/>
     </w:p>
     <w:p>
       <w:pPr>
@@ -2639,7 +2256,7 @@
           <w:szCs w:val="20"/>
         </w:rPr>
       </w:pPr>
-      <w:bookmarkStart w:id="8" w:name="_Ref207015397"/>
+      <w:bookmarkStart w:id="11" w:name="_Ref207015397"/>
       <w:r>
         <w:rPr>
           <w:sz w:val="20"/>
@@ -2683,7 +2300,7 @@
         </w:rPr>
         <w:fldChar w:fldCharType="end"/>
       </w:r>
-      <w:bookmarkEnd w:id="8"/>
+      <w:bookmarkEnd w:id="11"/>
       <w:r>
         <w:rPr>
           <w:sz w:val="20"/>
@@ -2802,7 +2419,7 @@
           <w:szCs w:val="20"/>
         </w:rPr>
       </w:pPr>
-      <w:bookmarkStart w:id="9" w:name="_Ref207015649"/>
+      <w:bookmarkStart w:id="12" w:name="_Ref207015649"/>
       <w:r>
         <w:rPr>
           <w:sz w:val="20"/>
@@ -2846,7 +2463,7 @@
         </w:rPr>
         <w:fldChar w:fldCharType="end"/>
       </w:r>
-      <w:bookmarkEnd w:id="9"/>
+      <w:bookmarkEnd w:id="12"/>
       <w:r>
         <w:rPr>
           <w:sz w:val="20"/>
@@ -3063,7 +2680,7 @@
           <w:szCs w:val="20"/>
         </w:rPr>
       </w:pPr>
-      <w:bookmarkStart w:id="10" w:name="_Ref207016304"/>
+      <w:bookmarkStart w:id="13" w:name="_Ref207016304"/>
       <w:r>
         <w:rPr>
           <w:sz w:val="20"/>
@@ -3107,7 +2724,7 @@
         </w:rPr>
         <w:fldChar w:fldCharType="end"/>
       </w:r>
-      <w:bookmarkEnd w:id="10"/>
+      <w:bookmarkEnd w:id="13"/>
       <w:r>
         <w:rPr>
           <w:sz w:val="20"/>
@@ -3256,7 +2873,7 @@
           <w:szCs w:val="20"/>
         </w:rPr>
       </w:pPr>
-      <w:bookmarkStart w:id="11" w:name="_Ref207015654"/>
+      <w:bookmarkStart w:id="14" w:name="_Ref207015654"/>
       <w:r>
         <w:rPr>
           <w:sz w:val="20"/>
@@ -3300,7 +2917,7 @@
         </w:rPr>
         <w:fldChar w:fldCharType="end"/>
       </w:r>
-      <w:bookmarkEnd w:id="11"/>
+      <w:bookmarkEnd w:id="14"/>
       <w:r>
         <w:rPr>
           <w:sz w:val="20"/>
@@ -3435,10 +3052,12 @@
         </w:numPr>
         <w:spacing w:after="120"/>
       </w:pPr>
+      <w:bookmarkStart w:id="15" w:name="_Ref207173641"/>
       <w:r>
         <w:lastRenderedPageBreak/>
         <w:t>Optimize Model Tab</w:t>
       </w:r>
+      <w:bookmarkEnd w:id="15"/>
     </w:p>
     <w:p>
       <w:pPr>
@@ -3460,10 +3079,47 @@
         <w:t xml:space="preserve"> </w:t>
       </w:r>
       <w:r>
-        <w:t>For a given model type, the user may be able to select the individual reversible (viscoelastic) and irreversible (viscoplastic) model, as well as the number of viscoelastic and viscoplastic mechanis</w:t>
-      </w:r>
-      <w:r>
-        <w:t xml:space="preserve">ms. </w:t>
+        <w:t>For a given model type, the user may be able to select the individual reversible (viscoelastic) and irreversible (viscoplastic) model, as well as the number of viscoelastic</w:t>
+      </w:r>
+      <w:r>
+        <w:t xml:space="preserve"> mechanisms (</w:t>
+      </w:r>
+      <m:oMath>
+        <m:r>
+          <w:rPr>
+            <w:rFonts w:ascii="Cambria Math" w:hAnsi="Cambria Math"/>
+          </w:rPr>
+          <m:t>M</m:t>
+        </m:r>
+      </m:oMath>
+      <w:r>
+        <w:rPr>
+          <w:rFonts w:eastAsiaTheme="minorEastAsia"/>
+        </w:rPr>
+        <w:t>)</w:t>
+      </w:r>
+      <w:r>
+        <w:t xml:space="preserve"> and viscoplastic mechanis</w:t>
+      </w:r>
+      <w:r>
+        <w:t>ms</w:t>
+      </w:r>
+      <w:r>
+        <w:t xml:space="preserve"> (</w:t>
+      </w:r>
+      <m:oMath>
+        <m:r>
+          <w:rPr>
+            <w:rFonts w:ascii="Cambria Math" w:hAnsi="Cambria Math"/>
+          </w:rPr>
+          <m:t>N</m:t>
+        </m:r>
+      </m:oMath>
+      <w:r>
+        <w:t>)</w:t>
+      </w:r>
+      <w:r>
+        <w:t xml:space="preserve">. </w:t>
       </w:r>
       <w:r>
         <w:fldChar w:fldCharType="begin"/>
@@ -3486,6 +3142,151 @@
       <w:r>
         <w:t xml:space="preserve"> gives a summary of the available models in PyCOMPARE.</w:t>
       </w:r>
+      <w:r>
+        <w:t xml:space="preserve"> In the table, superscript </w:t>
+      </w:r>
+      <w:r>
+        <w:rPr>
+          <w:i/>
+          <w:iCs/>
+        </w:rPr>
+        <w:t>a</w:t>
+      </w:r>
+      <w:r>
+        <w:t xml:space="preserve"> represents the parameter for viscoelastic mechanism </w:t>
+      </w:r>
+      <m:oMath>
+        <m:r>
+          <w:rPr>
+            <w:rFonts w:ascii="Cambria Math" w:hAnsi="Cambria Math"/>
+          </w:rPr>
+          <m:t>a</m:t>
+        </m:r>
+      </m:oMath>
+      <w:r>
+        <w:t xml:space="preserve"> and superscript </w:t>
+      </w:r>
+      <m:oMath>
+        <m:r>
+          <w:rPr>
+            <w:rFonts w:ascii="Cambria Math" w:hAnsi="Cambria Math"/>
+          </w:rPr>
+          <m:t>b</m:t>
+        </m:r>
+      </m:oMath>
+      <w:r>
+        <w:t xml:space="preserve"> represents the parameter for viscoplastic mechanism </w:t>
+      </w:r>
+      <w:r>
+        <w:rPr>
+          <w:i/>
+          <w:iCs/>
+        </w:rPr>
+        <w:t>b</w:t>
+      </w:r>
+      <w:r>
+        <w:t xml:space="preserve">, where </w:t>
+      </w:r>
+      <m:oMath>
+        <m:r>
+          <w:rPr>
+            <w:rFonts w:ascii="Cambria Math" w:hAnsi="Cambria Math"/>
+          </w:rPr>
+          <m:t xml:space="preserve">a=1,…, </m:t>
+        </m:r>
+        <m:r>
+          <w:rPr>
+            <w:rFonts w:ascii="Cambria Math" w:hAnsi="Cambria Math"/>
+          </w:rPr>
+          <m:t>M</m:t>
+        </m:r>
+      </m:oMath>
+      <w:r>
+        <w:rPr>
+          <w:rFonts w:eastAsiaTheme="minorEastAsia"/>
+        </w:rPr>
+        <w:t xml:space="preserve"> and </w:t>
+      </w:r>
+      <m:oMath>
+        <m:r>
+          <w:rPr>
+            <w:rFonts w:ascii="Cambria Math" w:eastAsiaTheme="minorEastAsia" w:hAnsi="Cambria Math"/>
+          </w:rPr>
+          <m:t xml:space="preserve">b=1,…, </m:t>
+        </m:r>
+        <m:r>
+          <w:rPr>
+            <w:rFonts w:ascii="Cambria Math" w:eastAsiaTheme="minorEastAsia" w:hAnsi="Cambria Math"/>
+          </w:rPr>
+          <m:t>N</m:t>
+        </m:r>
+      </m:oMath>
+      <w:r>
+        <w:rPr>
+          <w:rFonts w:eastAsiaTheme="minorEastAsia"/>
+        </w:rPr>
+        <w:t>.</w:t>
+      </w:r>
+      <w:r>
+        <w:rPr>
+          <w:rFonts w:eastAsiaTheme="minorEastAsia"/>
+        </w:rPr>
+        <w:t xml:space="preserve"> Parameters in bold are assumed to be fixed inputs, whereas non-bold parameters can be optimized by the COMPARE core.</w:t>
+      </w:r>
+      <w:r>
+        <w:rPr>
+          <w:rFonts w:eastAsiaTheme="minorEastAsia"/>
+        </w:rPr>
+        <w:t xml:space="preserve"> Refer to Ref. </w:t>
+      </w:r>
+      <w:sdt>
+        <w:sdtPr>
+          <w:rPr>
+            <w:rFonts w:eastAsiaTheme="minorEastAsia"/>
+          </w:rPr>
+          <w:id w:val="2145925367"/>
+          <w:citation/>
+        </w:sdtPr>
+        <w:sdtContent>
+          <w:r>
+            <w:rPr>
+              <w:rFonts w:eastAsiaTheme="minorEastAsia"/>
+            </w:rPr>
+            <w:fldChar w:fldCharType="begin"/>
+          </w:r>
+          <w:r>
+            <w:rPr>
+              <w:rFonts w:eastAsiaTheme="minorEastAsia"/>
+            </w:rPr>
+            <w:instrText xml:space="preserve"> CITATION Arn2 \l 1033 </w:instrText>
+          </w:r>
+          <w:r>
+            <w:rPr>
+              <w:rFonts w:eastAsiaTheme="minorEastAsia"/>
+            </w:rPr>
+            <w:fldChar w:fldCharType="separate"/>
+          </w:r>
+          <w:r>
+            <w:rPr>
+              <w:rFonts w:eastAsiaTheme="minorEastAsia"/>
+              <w:noProof/>
+            </w:rPr>
+            <w:t>[8]</w:t>
+          </w:r>
+          <w:r>
+            <w:rPr>
+              <w:rFonts w:eastAsiaTheme="minorEastAsia"/>
+            </w:rPr>
+            <w:fldChar w:fldCharType="end"/>
+          </w:r>
+        </w:sdtContent>
+      </w:sdt>
+      <w:r>
+        <w:rPr>
+          <w:rFonts w:eastAsiaTheme="minorEastAsia"/>
+        </w:rPr>
+        <w:t xml:space="preserve"> for parameter definitions.</w:t>
+      </w:r>
     </w:p>
     <w:p>
       <w:pPr>
@@ -3496,7 +3297,7 @@
           <w:szCs w:val="20"/>
         </w:rPr>
       </w:pPr>
-      <w:bookmarkStart w:id="12" w:name="_Ref207093627"/>
+      <w:bookmarkStart w:id="16" w:name="_Ref207093627"/>
       <w:r>
         <w:rPr>
           <w:sz w:val="20"/>
@@ -3540,7 +3341,7 @@
         </w:rPr>
         <w:fldChar w:fldCharType="end"/>
       </w:r>
-      <w:bookmarkEnd w:id="12"/>
+      <w:bookmarkEnd w:id="16"/>
       <w:r>
         <w:rPr>
           <w:sz w:val="20"/>
@@ -3556,75 +3357,143 @@
         <w:tblLook w:val="04A0" w:firstRow="1" w:lastRow="0" w:firstColumn="1" w:lastColumn="0" w:noHBand="0" w:noVBand="1"/>
       </w:tblPr>
       <w:tblGrid>
-        <w:gridCol w:w="1870"/>
-        <w:gridCol w:w="1870"/>
-        <w:gridCol w:w="1870"/>
-        <w:gridCol w:w="1870"/>
-        <w:gridCol w:w="1870"/>
+        <w:gridCol w:w="1345"/>
+        <w:gridCol w:w="2096"/>
+        <w:gridCol w:w="1292"/>
+        <w:gridCol w:w="1510"/>
+        <w:gridCol w:w="1328"/>
+        <w:gridCol w:w="1779"/>
       </w:tblGrid>
       <w:tr>
         <w:tc>
           <w:tcPr>
-            <w:tcW w:w="1870" w:type="dxa"/>
+            <w:tcW w:w="1345" w:type="dxa"/>
           </w:tcPr>
           <w:p>
             <w:pPr>
               <w:ind w:firstLine="0"/>
+              <w:jc w:val="center"/>
+              <w:rPr>
+                <w:b/>
+                <w:bCs/>
+              </w:rPr>
             </w:pPr>
             <w:r>
+              <w:rPr>
+                <w:b/>
+                <w:bCs/>
+              </w:rPr>
               <w:t>Model</w:t>
             </w:r>
           </w:p>
         </w:tc>
         <w:tc>
           <w:tcPr>
-            <w:tcW w:w="1870" w:type="dxa"/>
+            <w:tcW w:w="2096" w:type="dxa"/>
           </w:tcPr>
           <w:p>
             <w:pPr>
               <w:ind w:firstLine="0"/>
+              <w:jc w:val="center"/>
+              <w:rPr>
+                <w:b/>
+                <w:bCs/>
+              </w:rPr>
             </w:pPr>
             <w:r>
+              <w:rPr>
+                <w:b/>
+                <w:bCs/>
+              </w:rPr>
+              <w:t>Description</w:t>
+            </w:r>
+          </w:p>
+        </w:tc>
+        <w:tc>
+          <w:tcPr>
+            <w:tcW w:w="1292" w:type="dxa"/>
+          </w:tcPr>
+          <w:p>
+            <w:pPr>
+              <w:ind w:firstLine="0"/>
+              <w:jc w:val="center"/>
+              <w:rPr>
+                <w:b/>
+                <w:bCs/>
+              </w:rPr>
+            </w:pPr>
+            <w:r>
+              <w:rPr>
+                <w:b/>
+                <w:bCs/>
+              </w:rPr>
               <w:t>Reversible Models</w:t>
             </w:r>
           </w:p>
         </w:tc>
         <w:tc>
           <w:tcPr>
-            <w:tcW w:w="1870" w:type="dxa"/>
+            <w:tcW w:w="1510" w:type="dxa"/>
           </w:tcPr>
           <w:p>
             <w:pPr>
               <w:ind w:firstLine="0"/>
+              <w:jc w:val="center"/>
+              <w:rPr>
+                <w:b/>
+                <w:bCs/>
+              </w:rPr>
             </w:pPr>
             <w:r>
-              <w:t>Viscoelastic Mechanisms</w:t>
+              <w:rPr>
+                <w:b/>
+                <w:bCs/>
+              </w:rPr>
+              <w:t>Viscoelastic Parameters</w:t>
             </w:r>
           </w:p>
         </w:tc>
         <w:tc>
           <w:tcPr>
-            <w:tcW w:w="1870" w:type="dxa"/>
+            <w:tcW w:w="1328" w:type="dxa"/>
           </w:tcPr>
           <w:p>
             <w:pPr>
               <w:ind w:firstLine="0"/>
+              <w:jc w:val="center"/>
+              <w:rPr>
+                <w:b/>
+                <w:bCs/>
+              </w:rPr>
             </w:pPr>
             <w:r>
+              <w:rPr>
+                <w:b/>
+                <w:bCs/>
+              </w:rPr>
               <w:t>Irreversible Models</w:t>
             </w:r>
           </w:p>
         </w:tc>
         <w:tc>
           <w:tcPr>
-            <w:tcW w:w="1870" w:type="dxa"/>
+            <w:tcW w:w="1779" w:type="dxa"/>
           </w:tcPr>
           <w:p>
             <w:pPr>
               <w:ind w:firstLine="0"/>
+              <w:jc w:val="center"/>
+              <w:rPr>
+                <w:b/>
+                <w:bCs/>
+              </w:rPr>
             </w:pPr>
             <w:r>
-              <w:t>Viscoplastic Mechanisms</w:t>
+              <w:rPr>
+                <w:b/>
+                <w:bCs/>
+              </w:rPr>
+              <w:t>Viscoplastic Parameters</w:t>
             </w:r>
           </w:p>
         </w:tc>
@@ -3632,224 +3501,449 @@
       <w:tr>
         <w:tc>
           <w:tcPr>
-            <w:tcW w:w="1870" w:type="dxa"/>
+            <w:tcW w:w="1345" w:type="dxa"/>
+            <w:vMerge w:val="restart"/>
+            <w:vAlign w:val="center"/>
           </w:tcPr>
           <w:p>
             <w:pPr>
               <w:ind w:firstLine="0"/>
             </w:pPr>
             <w:r>
-              <w:t>GVIPS</w:t>
+              <w:t>GVIPS ISO</w:t>
             </w:r>
           </w:p>
         </w:tc>
         <w:tc>
           <w:tcPr>
-            <w:tcW w:w="1870" w:type="dxa"/>
+            <w:tcW w:w="2096" w:type="dxa"/>
+            <w:vMerge w:val="restart"/>
+            <w:vAlign w:val="center"/>
           </w:tcPr>
           <w:p>
             <w:pPr>
               <w:ind w:firstLine="0"/>
             </w:pPr>
             <w:r>
-              <w:t>Isotropic</w:t>
+              <w:t>Multi-mechanism isotropic formulation of GVIPS</w:t>
+            </w:r>
+          </w:p>
+        </w:tc>
+        <w:tc>
+          <w:tcPr>
+            <w:tcW w:w="1292" w:type="dxa"/>
+            <w:vAlign w:val="center"/>
+          </w:tcPr>
+          <w:p>
+            <w:pPr>
+              <w:ind w:firstLine="0"/>
+            </w:pPr>
+            <w:r>
+              <w:t>Viscoelastic</w:t>
             </w:r>
           </w:p>
           <w:p>
             <w:pPr>
               <w:ind w:firstLine="0"/>
             </w:pPr>
-            <w:r>
-              <w:t>Anisotropic</w:t>
-            </w:r>
           </w:p>
         </w:tc>
         <w:tc>
           <w:tcPr>
-            <w:tcW w:w="1870" w:type="dxa"/>
+            <w:tcW w:w="1510" w:type="dxa"/>
+            <w:vAlign w:val="center"/>
+          </w:tcPr>
+          <w:p>
+            <w:pPr>
+              <w:ind w:firstLine="0"/>
+              <w:jc w:val="center"/>
+            </w:pPr>
+            <m:oMathPara>
+              <m:oMath>
+                <m:r>
+                  <w:rPr>
+                    <w:rFonts w:ascii="Cambria Math" w:hAnsi="Cambria Math"/>
+                  </w:rPr>
+                  <m:t>E</m:t>
+                </m:r>
+              </m:oMath>
+            </m:oMathPara>
+          </w:p>
+          <w:p>
+            <w:pPr>
+              <w:ind w:firstLine="0"/>
+              <w:jc w:val="center"/>
+              <w:rPr>
+                <w:rFonts w:eastAsiaTheme="minorEastAsia"/>
+              </w:rPr>
+            </w:pPr>
+            <m:oMathPara>
+              <m:oMath>
+                <m:r>
+                  <w:rPr>
+                    <w:rFonts w:ascii="Cambria Math" w:hAnsi="Cambria Math"/>
+                  </w:rPr>
+                  <m:t>ν</m:t>
+                </m:r>
+              </m:oMath>
+            </m:oMathPara>
+          </w:p>
+          <w:p>
+            <w:pPr>
+              <w:ind w:firstLine="0"/>
+              <w:jc w:val="center"/>
+              <w:rPr>
+                <w:rFonts w:eastAsiaTheme="minorEastAsia"/>
+              </w:rPr>
+            </w:pPr>
+            <m:oMathPara>
+              <m:oMath>
+                <m:sSup>
+                  <m:sSupPr>
+                    <m:ctrlPr>
+                      <w:rPr>
+                        <w:rFonts w:ascii="Cambria Math" w:hAnsi="Cambria Math"/>
+                        <w:i/>
+                      </w:rPr>
+                    </m:ctrlPr>
+                  </m:sSupPr>
+                  <m:e>
+                    <m:r>
+                      <w:rPr>
+                        <w:rFonts w:ascii="Cambria Math" w:hAnsi="Cambria Math"/>
+                      </w:rPr>
+                      <m:t>M</m:t>
+                    </m:r>
+                  </m:e>
+                  <m:sup>
+                    <m:r>
+                      <w:rPr>
+                        <w:rFonts w:ascii="Cambria Math" w:hAnsi="Cambria Math"/>
+                      </w:rPr>
+                      <m:t>(a)</m:t>
+                    </m:r>
+                  </m:sup>
+                </m:sSup>
+              </m:oMath>
+            </m:oMathPara>
+          </w:p>
+          <w:p>
+            <w:pPr>
+              <w:ind w:firstLine="0"/>
+              <w:jc w:val="center"/>
+            </w:pPr>
+            <m:oMathPara>
+              <m:oMath>
+                <m:sSup>
+                  <m:sSupPr>
+                    <m:ctrlPr>
+                      <w:rPr>
+                        <w:rFonts w:ascii="Cambria Math" w:hAnsi="Cambria Math"/>
+                        <w:i/>
+                      </w:rPr>
+                    </m:ctrlPr>
+                  </m:sSupPr>
+                  <m:e>
+                    <m:r>
+                      <w:rPr>
+                        <w:rFonts w:ascii="Cambria Math" w:hAnsi="Cambria Math"/>
+                      </w:rPr>
+                      <m:t>ρ</m:t>
+                    </m:r>
+                  </m:e>
+                  <m:sup>
+                    <m:r>
+                      <w:rPr>
+                        <w:rFonts w:ascii="Cambria Math" w:hAnsi="Cambria Math"/>
+                      </w:rPr>
+                      <m:t>(a)</m:t>
+                    </m:r>
+                  </m:sup>
+                </m:sSup>
+              </m:oMath>
+            </m:oMathPara>
+          </w:p>
+        </w:tc>
+        <w:tc>
+          <w:tcPr>
+            <w:tcW w:w="1328" w:type="dxa"/>
+            <w:vAlign w:val="center"/>
           </w:tcPr>
           <w:p>
             <w:pPr>
               <w:ind w:firstLine="0"/>
             </w:pPr>
             <w:r>
-              <w:t>E</w:t>
-            </w:r>
-          </w:p>
-          <w:p>
-            <w:pPr>
-              <w:ind w:firstLine="0"/>
-              <w:rPr>
-                <w:rFonts w:eastAsiaTheme="minorEastAsia"/>
-              </w:rPr>
-            </w:pPr>
-            <m:oMath>
-              <m:r>
-                <w:rPr>
-                  <w:rFonts w:ascii="Cambria Math" w:hAnsi="Cambria Math"/>
-                </w:rPr>
-                <m:t>ν</m:t>
-              </m:r>
-            </m:oMath>
-            <w:r>
-              <w:rPr>
-                <w:rFonts w:eastAsiaTheme="minorEastAsia"/>
-              </w:rPr>
-              <w:t xml:space="preserve"> </w:t>
-            </w:r>
-          </w:p>
-          <w:p>
-            <w:pPr>
-              <w:ind w:firstLine="0"/>
-              <w:rPr>
-                <w:rFonts w:eastAsiaTheme="minorEastAsia"/>
-              </w:rPr>
-            </w:pPr>
-            <m:oMath>
-              <m:sSub>
-                <m:sSubPr>
-                  <m:ctrlPr>
-                    <w:rPr>
-                      <w:rFonts w:ascii="Cambria Math" w:hAnsi="Cambria Math"/>
-                      <w:i/>
-                    </w:rPr>
-                  </m:ctrlPr>
-                </m:sSubPr>
-                <m:e>
-                  <m:r>
-                    <w:rPr>
-                      <w:rFonts w:ascii="Cambria Math" w:hAnsi="Cambria Math"/>
-                    </w:rPr>
-                    <m:t>M</m:t>
-                  </m:r>
-                </m:e>
-                <m:sub>
-                  <m:r>
-                    <w:rPr>
-                      <w:rFonts w:ascii="Cambria Math" w:hAnsi="Cambria Math"/>
-                    </w:rPr>
-                    <m:t>i</m:t>
-                  </m:r>
-                </m:sub>
-              </m:sSub>
-            </m:oMath>
-            <w:r>
-              <w:rPr>
-                <w:rFonts w:eastAsiaTheme="minorEastAsia"/>
-              </w:rPr>
-              <w:t xml:space="preserve"> </w:t>
+              <w:t>Viscoplastic</w:t>
             </w:r>
           </w:p>
           <w:p>
             <w:pPr>
               <w:ind w:firstLine="0"/>
             </w:pPr>
-            <m:oMath>
-              <m:sSub>
-                <m:sSubPr>
-                  <m:ctrlPr>
-                    <w:rPr>
-                      <w:rFonts w:ascii="Cambria Math" w:hAnsi="Cambria Math"/>
-                      <w:i/>
-                    </w:rPr>
-                  </m:ctrlPr>
-                </m:sSubPr>
-                <m:e>
-                  <m:r>
-                    <w:rPr>
-                      <w:rFonts w:ascii="Cambria Math" w:hAnsi="Cambria Math"/>
-                    </w:rPr>
-                    <m:t>ρ</m:t>
-                  </m:r>
-                </m:e>
-                <m:sub>
-                  <m:r>
-                    <w:rPr>
-                      <w:rFonts w:ascii="Cambria Math" w:hAnsi="Cambria Math"/>
-                    </w:rPr>
-                    <m:t>i</m:t>
-                  </m:r>
-                </m:sub>
-              </m:sSub>
-            </m:oMath>
-            <w:r>
-              <w:rPr>
-                <w:rFonts w:eastAsiaTheme="minorEastAsia"/>
-              </w:rPr>
-              <w:t xml:space="preserve"> </w:t>
-            </w:r>
           </w:p>
         </w:tc>
         <w:tc>
           <w:tcPr>
-            <w:tcW w:w="1870" w:type="dxa"/>
+            <w:tcW w:w="1779" w:type="dxa"/>
+            <w:vAlign w:val="center"/>
           </w:tcPr>
           <w:p>
             <w:pPr>
               <w:ind w:firstLine="0"/>
+              <w:jc w:val="center"/>
+              <w:rPr>
+                <w:rFonts w:eastAsiaTheme="minorEastAsia"/>
+              </w:rPr>
             </w:pPr>
-            <w:r>
-              <w:t>Isotropic</w:t>
-            </w:r>
+            <m:oMathPara>
+              <m:oMath>
+                <m:r>
+                  <w:rPr>
+                    <w:rFonts w:ascii="Cambria Math" w:hAnsi="Cambria Math"/>
+                  </w:rPr>
+                  <m:t>κ</m:t>
+                </m:r>
+              </m:oMath>
+            </m:oMathPara>
           </w:p>
           <w:p>
             <w:pPr>
               <w:ind w:firstLine="0"/>
+              <w:jc w:val="center"/>
+              <w:rPr>
+                <w:rFonts w:eastAsiaTheme="minorEastAsia"/>
+              </w:rPr>
             </w:pPr>
-            <w:r>
-              <w:t>Anisotropic</w:t>
-            </w:r>
+            <m:oMathPara>
+              <m:oMath>
+                <m:r>
+                  <w:rPr>
+                    <w:rFonts w:ascii="Cambria Math" w:hAnsi="Cambria Math"/>
+                  </w:rPr>
+                  <m:t>n</m:t>
+                </m:r>
+              </m:oMath>
+            </m:oMathPara>
           </w:p>
-        </w:tc>
-        <w:tc>
-          <w:tcPr>
-            <w:tcW w:w="1870" w:type="dxa"/>
-          </w:tcPr>
           <w:p>
             <w:pPr>
               <w:ind w:firstLine="0"/>
+              <w:jc w:val="center"/>
+              <w:rPr>
+                <w:rFonts w:eastAsiaTheme="minorEastAsia"/>
+              </w:rPr>
             </w:pPr>
+            <m:oMathPara>
+              <m:oMath>
+                <m:r>
+                  <w:rPr>
+                    <w:rFonts w:ascii="Cambria Math" w:hAnsi="Cambria Math"/>
+                  </w:rPr>
+                  <m:t>μ</m:t>
+                </m:r>
+              </m:oMath>
+            </m:oMathPara>
+          </w:p>
+          <w:p>
+            <w:pPr>
+              <w:ind w:firstLine="0"/>
+              <w:jc w:val="center"/>
+              <w:rPr>
+                <w:rFonts w:eastAsiaTheme="minorEastAsia"/>
+              </w:rPr>
+            </w:pPr>
+            <m:oMathPara>
+              <m:oMath>
+                <m:sSup>
+                  <m:sSupPr>
+                    <m:ctrlPr>
+                      <w:rPr>
+                        <w:rFonts w:ascii="Cambria Math" w:hAnsi="Cambria Math"/>
+                        <w:i/>
+                      </w:rPr>
+                    </m:ctrlPr>
+                  </m:sSupPr>
+                  <m:e>
+                    <m:r>
+                      <w:rPr>
+                        <w:rFonts w:ascii="Cambria Math" w:hAnsi="Cambria Math"/>
+                      </w:rPr>
+                      <m:t>k</m:t>
+                    </m:r>
+                  </m:e>
+                  <m:sup>
+                    <m:r>
+                      <w:rPr>
+                        <w:rFonts w:ascii="Cambria Math" w:hAnsi="Cambria Math"/>
+                      </w:rPr>
+                      <m:t>(b)</m:t>
+                    </m:r>
+                  </m:sup>
+                </m:sSup>
+              </m:oMath>
+            </m:oMathPara>
+          </w:p>
+          <w:p>
+            <w:pPr>
+              <w:ind w:firstLine="0"/>
+              <w:jc w:val="center"/>
+              <w:rPr>
+                <w:rFonts w:eastAsiaTheme="minorEastAsia"/>
+              </w:rPr>
+            </w:pPr>
+            <m:oMathPara>
+              <m:oMath>
+                <m:sSup>
+                  <m:sSupPr>
+                    <m:ctrlPr>
+                      <w:rPr>
+                        <w:rFonts w:ascii="Cambria Math" w:hAnsi="Cambria Math"/>
+                        <w:i/>
+                      </w:rPr>
+                    </m:ctrlPr>
+                  </m:sSupPr>
+                  <m:e>
+                    <m:r>
+                      <w:rPr>
+                        <w:rFonts w:ascii="Cambria Math" w:hAnsi="Cambria Math"/>
+                      </w:rPr>
+                      <m:t>R</m:t>
+                    </m:r>
+                  </m:e>
+                  <m:sup>
+                    <m:r>
+                      <w:rPr>
+                        <w:rFonts w:ascii="Cambria Math" w:hAnsi="Cambria Math"/>
+                      </w:rPr>
+                      <m:t>(b)</m:t>
+                    </m:r>
+                  </m:sup>
+                </m:sSup>
+              </m:oMath>
+            </m:oMathPara>
+          </w:p>
+          <w:p>
+            <w:pPr>
+              <w:ind w:firstLine="0"/>
+              <w:jc w:val="center"/>
+              <w:rPr>
+                <w:rFonts w:eastAsiaTheme="minorEastAsia"/>
+              </w:rPr>
+            </w:pPr>
+            <m:oMathPara>
+              <m:oMath>
+                <m:sSup>
+                  <m:sSupPr>
+                    <m:ctrlPr>
+                      <w:rPr>
+                        <w:rFonts w:ascii="Cambria Math" w:hAnsi="Cambria Math"/>
+                        <w:i/>
+                      </w:rPr>
+                    </m:ctrlPr>
+                  </m:sSupPr>
+                  <m:e>
+                    <m:r>
+                      <w:rPr>
+                        <w:rFonts w:ascii="Cambria Math" w:hAnsi="Cambria Math"/>
+                      </w:rPr>
+                      <m:t>H</m:t>
+                    </m:r>
+                  </m:e>
+                  <m:sup>
+                    <m:r>
+                      <w:rPr>
+                        <w:rFonts w:ascii="Cambria Math" w:hAnsi="Cambria Math"/>
+                      </w:rPr>
+                      <m:t>(b)</m:t>
+                    </m:r>
+                  </m:sup>
+                </m:sSup>
+              </m:oMath>
+            </m:oMathPara>
+          </w:p>
+          <w:p>
+            <w:pPr>
+              <w:ind w:firstLine="0"/>
+              <w:jc w:val="center"/>
+              <w:rPr>
+                <w:rFonts w:eastAsiaTheme="minorEastAsia"/>
+              </w:rPr>
+            </w:pPr>
+            <m:oMathPara>
+              <m:oMath>
+                <m:sSup>
+                  <m:sSupPr>
+                    <m:ctrlPr>
+                      <w:rPr>
+                        <w:rFonts w:ascii="Cambria Math" w:hAnsi="Cambria Math"/>
+                        <w:i/>
+                      </w:rPr>
+                    </m:ctrlPr>
+                  </m:sSupPr>
+                  <m:e>
+                    <m:r>
+                      <w:rPr>
+                        <w:rFonts w:ascii="Cambria Math" w:hAnsi="Cambria Math"/>
+                      </w:rPr>
+                      <m:t>β</m:t>
+                    </m:r>
+                  </m:e>
+                  <m:sup>
+                    <m:r>
+                      <w:rPr>
+                        <w:rFonts w:ascii="Cambria Math" w:hAnsi="Cambria Math"/>
+                      </w:rPr>
+                      <m:t>(b)</m:t>
+                    </m:r>
+                  </m:sup>
+                </m:sSup>
+              </m:oMath>
+            </m:oMathPara>
+          </w:p>
+          <w:p>
+            <w:pPr>
+              <w:ind w:firstLine="0"/>
+              <w:jc w:val="center"/>
+            </w:pPr>
+            <m:oMathPara>
+              <m:oMath>
+                <m:sSup>
+                  <m:sSupPr>
+                    <m:ctrlPr>
+                      <w:rPr>
+                        <w:rFonts w:ascii="Cambria Math" w:hAnsi="Cambria Math"/>
+                        <w:i/>
+                      </w:rPr>
+                    </m:ctrlPr>
+                  </m:sSupPr>
+                  <m:e>
+                    <m:r>
+                      <w:rPr>
+                        <w:rFonts w:ascii="Cambria Math" w:hAnsi="Cambria Math"/>
+                      </w:rPr>
+                      <m:t>m</m:t>
+                    </m:r>
+                  </m:e>
+                  <m:sup>
+                    <m:r>
+                      <w:rPr>
+                        <w:rFonts w:ascii="Cambria Math" w:hAnsi="Cambria Math"/>
+                      </w:rPr>
+                      <m:t>(b)</m:t>
+                    </m:r>
+                  </m:sup>
+                </m:sSup>
+              </m:oMath>
+            </m:oMathPara>
           </w:p>
         </w:tc>
       </w:tr>
       <w:tr>
         <w:tc>
           <w:tcPr>
-            <w:tcW w:w="1870" w:type="dxa"/>
-          </w:tcPr>
-          <w:p>
-            <w:pPr>
-              <w:ind w:firstLine="0"/>
-            </w:pPr>
-            <w:r>
-              <w:t>GVIPS w/ Damage</w:t>
-            </w:r>
-          </w:p>
-        </w:tc>
-        <w:tc>
-          <w:tcPr>
-            <w:tcW w:w="1870" w:type="dxa"/>
-          </w:tcPr>
-          <w:p>
-            <w:pPr>
-              <w:ind w:firstLine="0"/>
-            </w:pPr>
-            <w:r>
-              <w:t>Isotropic</w:t>
-            </w:r>
-          </w:p>
-          <w:p>
-            <w:pPr>
-              <w:ind w:firstLine="0"/>
-            </w:pPr>
-            <w:r>
-              <w:t>Anisotropic</w:t>
-            </w:r>
-          </w:p>
-        </w:tc>
-        <w:tc>
-          <w:tcPr>
-            <w:tcW w:w="1870" w:type="dxa"/>
+            <w:tcW w:w="1345" w:type="dxa"/>
+            <w:vMerge/>
           </w:tcPr>
           <w:p>
             <w:pPr>
@@ -3859,40 +3953,8 @@
         </w:tc>
         <w:tc>
           <w:tcPr>
-            <w:tcW w:w="1870" w:type="dxa"/>
-          </w:tcPr>
-          <w:p>
-            <w:pPr>
-              <w:ind w:firstLine="0"/>
-            </w:pPr>
-            <w:r>
-              <w:t>Isotropic</w:t>
-            </w:r>
-          </w:p>
-          <w:p>
-            <w:pPr>
-              <w:ind w:firstLine="0"/>
-            </w:pPr>
-            <w:r>
-              <w:t>Anisotropic</w:t>
-            </w:r>
-          </w:p>
-        </w:tc>
-        <w:tc>
-          <w:tcPr>
-            <w:tcW w:w="1870" w:type="dxa"/>
-          </w:tcPr>
-          <w:p>
-            <w:pPr>
-              <w:ind w:firstLine="0"/>
-            </w:pPr>
-          </w:p>
-        </w:tc>
-      </w:tr>
-      <w:tr>
-        <w:tc>
-          <w:tcPr>
-            <w:tcW w:w="1870" w:type="dxa"/>
+            <w:tcW w:w="2096" w:type="dxa"/>
+            <w:vMerge/>
           </w:tcPr>
           <w:p>
             <w:pPr>
@@ -3902,42 +3964,1175 @@
         </w:tc>
         <w:tc>
           <w:tcPr>
-            <w:tcW w:w="1870" w:type="dxa"/>
+            <w:tcW w:w="1292" w:type="dxa"/>
+            <w:vAlign w:val="center"/>
           </w:tcPr>
           <w:p>
             <w:pPr>
               <w:ind w:firstLine="0"/>
             </w:pPr>
+            <w:r>
+              <w:t>Viscoelastic w/ Damage</w:t>
+            </w:r>
           </w:p>
         </w:tc>
         <w:tc>
           <w:tcPr>
-            <w:tcW w:w="1870" w:type="dxa"/>
+            <w:tcW w:w="1510" w:type="dxa"/>
+            <w:vAlign w:val="center"/>
+          </w:tcPr>
+          <w:p>
+            <w:pPr>
+              <w:ind w:firstLine="0"/>
+              <w:jc w:val="center"/>
+            </w:pPr>
+            <m:oMathPara>
+              <m:oMath>
+                <m:r>
+                  <w:rPr>
+                    <w:rFonts w:ascii="Cambria Math" w:hAnsi="Cambria Math"/>
+                  </w:rPr>
+                  <m:t>E</m:t>
+                </m:r>
+              </m:oMath>
+            </m:oMathPara>
+          </w:p>
+          <w:p>
+            <w:pPr>
+              <w:ind w:firstLine="0"/>
+              <w:jc w:val="center"/>
+              <w:rPr>
+                <w:rFonts w:eastAsiaTheme="minorEastAsia"/>
+              </w:rPr>
+            </w:pPr>
+            <m:oMathPara>
+              <m:oMath>
+                <m:r>
+                  <w:rPr>
+                    <w:rFonts w:ascii="Cambria Math" w:hAnsi="Cambria Math"/>
+                  </w:rPr>
+                  <m:t>ν</m:t>
+                </m:r>
+              </m:oMath>
+            </m:oMathPara>
+          </w:p>
+          <w:p>
+            <w:pPr>
+              <w:ind w:firstLine="0"/>
+              <w:jc w:val="center"/>
+              <w:rPr>
+                <w:rFonts w:eastAsiaTheme="minorEastAsia"/>
+              </w:rPr>
+            </w:pPr>
+            <m:oMathPara>
+              <m:oMath>
+                <m:sSup>
+                  <m:sSupPr>
+                    <m:ctrlPr>
+                      <w:rPr>
+                        <w:rFonts w:ascii="Cambria Math" w:hAnsi="Cambria Math"/>
+                        <w:i/>
+                      </w:rPr>
+                    </m:ctrlPr>
+                  </m:sSupPr>
+                  <m:e>
+                    <m:r>
+                      <w:rPr>
+                        <w:rFonts w:ascii="Cambria Math" w:hAnsi="Cambria Math"/>
+                      </w:rPr>
+                      <m:t>M</m:t>
+                    </m:r>
+                  </m:e>
+                  <m:sup>
+                    <m:r>
+                      <w:rPr>
+                        <w:rFonts w:ascii="Cambria Math" w:hAnsi="Cambria Math"/>
+                      </w:rPr>
+                      <m:t>(a)</m:t>
+                    </m:r>
+                  </m:sup>
+                </m:sSup>
+              </m:oMath>
+            </m:oMathPara>
+          </w:p>
+          <w:p>
+            <w:pPr>
+              <w:ind w:firstLine="0"/>
+              <w:jc w:val="center"/>
+              <w:rPr>
+                <w:rFonts w:eastAsiaTheme="minorEastAsia"/>
+              </w:rPr>
+            </w:pPr>
+            <m:oMathPara>
+              <m:oMath>
+                <m:sSup>
+                  <m:sSupPr>
+                    <m:ctrlPr>
+                      <w:rPr>
+                        <w:rFonts w:ascii="Cambria Math" w:hAnsi="Cambria Math"/>
+                        <w:i/>
+                      </w:rPr>
+                    </m:ctrlPr>
+                  </m:sSupPr>
+                  <m:e>
+                    <m:r>
+                      <w:rPr>
+                        <w:rFonts w:ascii="Cambria Math" w:hAnsi="Cambria Math"/>
+                      </w:rPr>
+                      <m:t>ρ</m:t>
+                    </m:r>
+                  </m:e>
+                  <m:sup>
+                    <m:r>
+                      <w:rPr>
+                        <w:rFonts w:ascii="Cambria Math" w:hAnsi="Cambria Math"/>
+                      </w:rPr>
+                      <m:t>(a)</m:t>
+                    </m:r>
+                  </m:sup>
+                </m:sSup>
+              </m:oMath>
+            </m:oMathPara>
+          </w:p>
+          <w:p>
+            <w:pPr>
+              <w:ind w:firstLine="0"/>
+              <w:jc w:val="center"/>
+              <w:rPr>
+                <w:rFonts w:eastAsiaTheme="minorEastAsia"/>
+              </w:rPr>
+            </w:pPr>
+            <m:oMathPara>
+              <m:oMath>
+                <m:sSub>
+                  <m:sSubPr>
+                    <m:ctrlPr>
+                      <w:rPr>
+                        <w:rFonts w:ascii="Cambria Math" w:hAnsi="Cambria Math"/>
+                        <w:i/>
+                      </w:rPr>
+                    </m:ctrlPr>
+                  </m:sSubPr>
+                  <m:e>
+                    <m:r>
+                      <w:rPr>
+                        <w:rFonts w:ascii="Cambria Math" w:hAnsi="Cambria Math"/>
+                      </w:rPr>
+                      <m:t>c</m:t>
+                    </m:r>
+                  </m:e>
+                  <m:sub>
+                    <m:r>
+                      <w:rPr>
+                        <w:rFonts w:ascii="Cambria Math" w:hAnsi="Cambria Math"/>
+                      </w:rPr>
+                      <m:t>e</m:t>
+                    </m:r>
+                  </m:sub>
+                </m:sSub>
+              </m:oMath>
+            </m:oMathPara>
+          </w:p>
+          <w:p>
+            <w:pPr>
+              <w:ind w:firstLine="0"/>
+              <w:jc w:val="center"/>
+              <w:rPr>
+                <w:rFonts w:eastAsiaTheme="minorEastAsia"/>
+              </w:rPr>
+            </w:pPr>
+            <m:oMathPara>
+              <m:oMath>
+                <m:sSub>
+                  <m:sSubPr>
+                    <m:ctrlPr>
+                      <w:rPr>
+                        <w:rFonts w:ascii="Cambria Math" w:hAnsi="Cambria Math"/>
+                        <w:i/>
+                      </w:rPr>
+                    </m:ctrlPr>
+                  </m:sSubPr>
+                  <m:e>
+                    <m:r>
+                      <w:rPr>
+                        <w:rFonts w:ascii="Cambria Math" w:hAnsi="Cambria Math"/>
+                      </w:rPr>
+                      <m:t>Y</m:t>
+                    </m:r>
+                  </m:e>
+                  <m:sub>
+                    <m:r>
+                      <w:rPr>
+                        <w:rFonts w:ascii="Cambria Math" w:hAnsi="Cambria Math"/>
+                      </w:rPr>
+                      <m:t>e</m:t>
+                    </m:r>
+                  </m:sub>
+                </m:sSub>
+              </m:oMath>
+            </m:oMathPara>
+          </w:p>
+          <w:p>
+            <w:pPr>
+              <w:ind w:firstLine="0"/>
+              <w:jc w:val="center"/>
+              <w:rPr>
+                <w:rFonts w:eastAsiaTheme="minorEastAsia"/>
+              </w:rPr>
+            </w:pPr>
+            <m:oMathPara>
+              <m:oMath>
+                <m:sSub>
+                  <m:sSubPr>
+                    <m:ctrlPr>
+                      <w:rPr>
+                        <w:rFonts w:ascii="Cambria Math" w:hAnsi="Cambria Math"/>
+                        <w:i/>
+                      </w:rPr>
+                    </m:ctrlPr>
+                  </m:sSubPr>
+                  <m:e>
+                    <m:r>
+                      <w:rPr>
+                        <w:rFonts w:ascii="Cambria Math" w:hAnsi="Cambria Math"/>
+                      </w:rPr>
+                      <m:t>μ</m:t>
+                    </m:r>
+                  </m:e>
+                  <m:sub>
+                    <m:r>
+                      <w:rPr>
+                        <w:rFonts w:ascii="Cambria Math" w:hAnsi="Cambria Math"/>
+                      </w:rPr>
+                      <m:t>e</m:t>
+                    </m:r>
+                  </m:sub>
+                </m:sSub>
+              </m:oMath>
+            </m:oMathPara>
+          </w:p>
+          <w:p>
+            <w:pPr>
+              <w:ind w:firstLine="0"/>
+              <w:jc w:val="center"/>
+            </w:pPr>
+            <m:oMathPara>
+              <m:oMath>
+                <m:sSub>
+                  <m:sSubPr>
+                    <m:ctrlPr>
+                      <w:rPr>
+                        <w:rFonts w:ascii="Cambria Math" w:hAnsi="Cambria Math"/>
+                        <w:i/>
+                      </w:rPr>
+                    </m:ctrlPr>
+                  </m:sSubPr>
+                  <m:e>
+                    <m:r>
+                      <w:rPr>
+                        <w:rFonts w:ascii="Cambria Math" w:hAnsi="Cambria Math"/>
+                      </w:rPr>
+                      <m:t>n</m:t>
+                    </m:r>
+                  </m:e>
+                  <m:sub>
+                    <m:r>
+                      <w:rPr>
+                        <w:rFonts w:ascii="Cambria Math" w:hAnsi="Cambria Math"/>
+                      </w:rPr>
+                      <m:t>e</m:t>
+                    </m:r>
+                  </m:sub>
+                </m:sSub>
+              </m:oMath>
+            </m:oMathPara>
+          </w:p>
+        </w:tc>
+        <w:tc>
+          <w:tcPr>
+            <w:tcW w:w="1328" w:type="dxa"/>
+            <w:vAlign w:val="center"/>
           </w:tcPr>
           <w:p>
             <w:pPr>
               <w:ind w:firstLine="0"/>
             </w:pPr>
+            <w:r>
+              <w:t>Viscoplastic</w:t>
+            </w:r>
+            <w:r>
+              <w:t xml:space="preserve"> w/ Damage</w:t>
+            </w:r>
           </w:p>
         </w:tc>
         <w:tc>
           <w:tcPr>
-            <w:tcW w:w="1870" w:type="dxa"/>
+            <w:tcW w:w="1779" w:type="dxa"/>
+          </w:tcPr>
+          <w:p>
+            <w:pPr>
+              <w:ind w:firstLine="0"/>
+              <w:jc w:val="center"/>
+              <w:rPr>
+                <w:rFonts w:eastAsiaTheme="minorEastAsia"/>
+              </w:rPr>
+            </w:pPr>
+            <m:oMathPara>
+              <m:oMath>
+                <m:r>
+                  <w:rPr>
+                    <w:rFonts w:ascii="Cambria Math" w:hAnsi="Cambria Math"/>
+                  </w:rPr>
+                  <m:t>κ</m:t>
+                </m:r>
+              </m:oMath>
+            </m:oMathPara>
+          </w:p>
+          <w:p>
+            <w:pPr>
+              <w:ind w:firstLine="0"/>
+              <w:jc w:val="center"/>
+              <w:rPr>
+                <w:rFonts w:eastAsiaTheme="minorEastAsia"/>
+              </w:rPr>
+            </w:pPr>
+            <m:oMathPara>
+              <m:oMath>
+                <m:r>
+                  <w:rPr>
+                    <w:rFonts w:ascii="Cambria Math" w:hAnsi="Cambria Math"/>
+                  </w:rPr>
+                  <m:t>n</m:t>
+                </m:r>
+              </m:oMath>
+            </m:oMathPara>
+          </w:p>
+          <w:p>
+            <w:pPr>
+              <w:ind w:firstLine="0"/>
+              <w:jc w:val="center"/>
+              <w:rPr>
+                <w:rFonts w:eastAsiaTheme="minorEastAsia"/>
+              </w:rPr>
+            </w:pPr>
+            <m:oMathPara>
+              <m:oMath>
+                <m:r>
+                  <w:rPr>
+                    <w:rFonts w:ascii="Cambria Math" w:hAnsi="Cambria Math"/>
+                  </w:rPr>
+                  <m:t>μ</m:t>
+                </m:r>
+              </m:oMath>
+            </m:oMathPara>
+          </w:p>
+          <w:p>
+            <w:pPr>
+              <w:ind w:firstLine="0"/>
+              <w:jc w:val="center"/>
+              <w:rPr>
+                <w:rFonts w:eastAsiaTheme="minorEastAsia"/>
+              </w:rPr>
+            </w:pPr>
+            <m:oMathPara>
+              <m:oMath>
+                <m:sSup>
+                  <m:sSupPr>
+                    <m:ctrlPr>
+                      <w:rPr>
+                        <w:rFonts w:ascii="Cambria Math" w:hAnsi="Cambria Math"/>
+                        <w:i/>
+                      </w:rPr>
+                    </m:ctrlPr>
+                  </m:sSupPr>
+                  <m:e>
+                    <m:r>
+                      <w:rPr>
+                        <w:rFonts w:ascii="Cambria Math" w:hAnsi="Cambria Math"/>
+                      </w:rPr>
+                      <m:t>k</m:t>
+                    </m:r>
+                  </m:e>
+                  <m:sup>
+                    <m:r>
+                      <w:rPr>
+                        <w:rFonts w:ascii="Cambria Math" w:hAnsi="Cambria Math"/>
+                      </w:rPr>
+                      <m:t>(b)</m:t>
+                    </m:r>
+                  </m:sup>
+                </m:sSup>
+              </m:oMath>
+            </m:oMathPara>
+          </w:p>
+          <w:p>
+            <w:pPr>
+              <w:ind w:firstLine="0"/>
+              <w:jc w:val="center"/>
+              <w:rPr>
+                <w:rFonts w:eastAsiaTheme="minorEastAsia"/>
+              </w:rPr>
+            </w:pPr>
+            <m:oMathPara>
+              <m:oMath>
+                <m:sSup>
+                  <m:sSupPr>
+                    <m:ctrlPr>
+                      <w:rPr>
+                        <w:rFonts w:ascii="Cambria Math" w:hAnsi="Cambria Math"/>
+                        <w:i/>
+                      </w:rPr>
+                    </m:ctrlPr>
+                  </m:sSupPr>
+                  <m:e>
+                    <m:r>
+                      <w:rPr>
+                        <w:rFonts w:ascii="Cambria Math" w:hAnsi="Cambria Math"/>
+                      </w:rPr>
+                      <m:t>R</m:t>
+                    </m:r>
+                  </m:e>
+                  <m:sup>
+                    <m:r>
+                      <w:rPr>
+                        <w:rFonts w:ascii="Cambria Math" w:hAnsi="Cambria Math"/>
+                      </w:rPr>
+                      <m:t>(b)</m:t>
+                    </m:r>
+                  </m:sup>
+                </m:sSup>
+              </m:oMath>
+            </m:oMathPara>
+          </w:p>
+          <w:p>
+            <w:pPr>
+              <w:ind w:firstLine="0"/>
+              <w:jc w:val="center"/>
+              <w:rPr>
+                <w:rFonts w:eastAsiaTheme="minorEastAsia"/>
+              </w:rPr>
+            </w:pPr>
+            <m:oMathPara>
+              <m:oMath>
+                <m:sSup>
+                  <m:sSupPr>
+                    <m:ctrlPr>
+                      <w:rPr>
+                        <w:rFonts w:ascii="Cambria Math" w:hAnsi="Cambria Math"/>
+                        <w:i/>
+                      </w:rPr>
+                    </m:ctrlPr>
+                  </m:sSupPr>
+                  <m:e>
+                    <m:r>
+                      <w:rPr>
+                        <w:rFonts w:ascii="Cambria Math" w:hAnsi="Cambria Math"/>
+                      </w:rPr>
+                      <m:t>H</m:t>
+                    </m:r>
+                  </m:e>
+                  <m:sup>
+                    <m:r>
+                      <w:rPr>
+                        <w:rFonts w:ascii="Cambria Math" w:hAnsi="Cambria Math"/>
+                      </w:rPr>
+                      <m:t>(b)</m:t>
+                    </m:r>
+                  </m:sup>
+                </m:sSup>
+              </m:oMath>
+            </m:oMathPara>
+          </w:p>
+          <w:p>
+            <w:pPr>
+              <w:ind w:firstLine="0"/>
+              <w:jc w:val="center"/>
+              <w:rPr>
+                <w:rFonts w:eastAsiaTheme="minorEastAsia"/>
+              </w:rPr>
+            </w:pPr>
+            <m:oMathPara>
+              <m:oMath>
+                <m:sSup>
+                  <m:sSupPr>
+                    <m:ctrlPr>
+                      <w:rPr>
+                        <w:rFonts w:ascii="Cambria Math" w:hAnsi="Cambria Math"/>
+                        <w:i/>
+                      </w:rPr>
+                    </m:ctrlPr>
+                  </m:sSupPr>
+                  <m:e>
+                    <m:r>
+                      <w:rPr>
+                        <w:rFonts w:ascii="Cambria Math" w:hAnsi="Cambria Math"/>
+                      </w:rPr>
+                      <m:t>β</m:t>
+                    </m:r>
+                  </m:e>
+                  <m:sup>
+                    <m:r>
+                      <w:rPr>
+                        <w:rFonts w:ascii="Cambria Math" w:hAnsi="Cambria Math"/>
+                      </w:rPr>
+                      <m:t>(b)</m:t>
+                    </m:r>
+                  </m:sup>
+                </m:sSup>
+              </m:oMath>
+            </m:oMathPara>
+          </w:p>
+          <w:p>
+            <w:pPr>
+              <w:ind w:firstLine="0"/>
+              <w:rPr>
+                <w:rFonts w:eastAsiaTheme="minorEastAsia"/>
+              </w:rPr>
+            </w:pPr>
+            <m:oMathPara>
+              <m:oMath>
+                <m:sSup>
+                  <m:sSupPr>
+                    <m:ctrlPr>
+                      <w:rPr>
+                        <w:rFonts w:ascii="Cambria Math" w:hAnsi="Cambria Math"/>
+                        <w:i/>
+                      </w:rPr>
+                    </m:ctrlPr>
+                  </m:sSupPr>
+                  <m:e>
+                    <m:r>
+                      <w:rPr>
+                        <w:rFonts w:ascii="Cambria Math" w:hAnsi="Cambria Math"/>
+                      </w:rPr>
+                      <m:t>m</m:t>
+                    </m:r>
+                  </m:e>
+                  <m:sup>
+                    <m:r>
+                      <w:rPr>
+                        <w:rFonts w:ascii="Cambria Math" w:hAnsi="Cambria Math"/>
+                      </w:rPr>
+                      <m:t>(b)</m:t>
+                    </m:r>
+                  </m:sup>
+                </m:sSup>
+              </m:oMath>
+            </m:oMathPara>
+          </w:p>
+          <w:p>
+            <w:pPr>
+              <w:ind w:firstLine="0"/>
+              <w:jc w:val="center"/>
+              <w:rPr>
+                <w:rFonts w:eastAsiaTheme="minorEastAsia"/>
+              </w:rPr>
+            </w:pPr>
+            <m:oMathPara>
+              <m:oMath>
+                <m:sSubSup>
+                  <m:sSubSupPr>
+                    <m:ctrlPr>
+                      <w:rPr>
+                        <w:rFonts w:ascii="Cambria Math" w:hAnsi="Cambria Math"/>
+                        <w:i/>
+                      </w:rPr>
+                    </m:ctrlPr>
+                  </m:sSubSupPr>
+                  <m:e>
+                    <m:r>
+                      <w:rPr>
+                        <w:rFonts w:ascii="Cambria Math" w:hAnsi="Cambria Math"/>
+                      </w:rPr>
+                      <m:t>c</m:t>
+                    </m:r>
+                  </m:e>
+                  <m:sub>
+                    <m:r>
+                      <w:rPr>
+                        <w:rFonts w:ascii="Cambria Math" w:hAnsi="Cambria Math"/>
+                      </w:rPr>
+                      <m:t>e</m:t>
+                    </m:r>
+                  </m:sub>
+                  <m:sup>
+                    <m:r>
+                      <w:rPr>
+                        <w:rFonts w:ascii="Cambria Math" w:hAnsi="Cambria Math"/>
+                      </w:rPr>
+                      <m:t>(b)</m:t>
+                    </m:r>
+                  </m:sup>
+                </m:sSubSup>
+              </m:oMath>
+            </m:oMathPara>
+          </w:p>
+          <w:p>
+            <w:pPr>
+              <w:ind w:firstLine="0"/>
+              <w:jc w:val="center"/>
+              <w:rPr>
+                <w:rFonts w:eastAsiaTheme="minorEastAsia"/>
+              </w:rPr>
+            </w:pPr>
+            <m:oMathPara>
+              <m:oMath>
+                <m:sSubSup>
+                  <m:sSubSupPr>
+                    <m:ctrlPr>
+                      <w:rPr>
+                        <w:rFonts w:ascii="Cambria Math" w:eastAsiaTheme="minorEastAsia" w:hAnsi="Cambria Math"/>
+                        <w:i/>
+                      </w:rPr>
+                    </m:ctrlPr>
+                  </m:sSubSupPr>
+                  <m:e>
+                    <m:r>
+                      <w:rPr>
+                        <w:rFonts w:ascii="Cambria Math" w:hAnsi="Cambria Math"/>
+                      </w:rPr>
+                      <m:t>Y</m:t>
+                    </m:r>
+                    <m:ctrlPr>
+                      <w:rPr>
+                        <w:rFonts w:ascii="Cambria Math" w:hAnsi="Cambria Math"/>
+                        <w:i/>
+                      </w:rPr>
+                    </m:ctrlPr>
+                  </m:e>
+                  <m:sub>
+                    <m:r>
+                      <w:rPr>
+                        <w:rFonts w:ascii="Cambria Math" w:hAnsi="Cambria Math"/>
+                      </w:rPr>
+                      <m:t>e</m:t>
+                    </m:r>
+                    <m:ctrlPr>
+                      <w:rPr>
+                        <w:rFonts w:ascii="Cambria Math" w:hAnsi="Cambria Math"/>
+                        <w:i/>
+                      </w:rPr>
+                    </m:ctrlPr>
+                  </m:sub>
+                  <m:sup>
+                    <m:r>
+                      <w:rPr>
+                        <w:rFonts w:ascii="Cambria Math" w:hAnsi="Cambria Math"/>
+                      </w:rPr>
+                      <m:t>(b)</m:t>
+                    </m:r>
+                  </m:sup>
+                </m:sSubSup>
+              </m:oMath>
+            </m:oMathPara>
+          </w:p>
+          <w:p>
+            <w:pPr>
+              <w:ind w:firstLine="0"/>
+              <w:jc w:val="center"/>
+              <w:rPr>
+                <w:rFonts w:eastAsiaTheme="minorEastAsia"/>
+              </w:rPr>
+            </w:pPr>
+            <m:oMathPara>
+              <m:oMath>
+                <m:sSubSup>
+                  <m:sSubSupPr>
+                    <m:ctrlPr>
+                      <w:rPr>
+                        <w:rFonts w:ascii="Cambria Math" w:eastAsiaTheme="minorEastAsia" w:hAnsi="Cambria Math"/>
+                        <w:i/>
+                      </w:rPr>
+                    </m:ctrlPr>
+                  </m:sSubSupPr>
+                  <m:e>
+                    <m:r>
+                      <w:rPr>
+                        <w:rFonts w:ascii="Cambria Math" w:hAnsi="Cambria Math"/>
+                      </w:rPr>
+                      <m:t>μ</m:t>
+                    </m:r>
+                    <m:ctrlPr>
+                      <w:rPr>
+                        <w:rFonts w:ascii="Cambria Math" w:hAnsi="Cambria Math"/>
+                        <w:i/>
+                      </w:rPr>
+                    </m:ctrlPr>
+                  </m:e>
+                  <m:sub>
+                    <m:r>
+                      <w:rPr>
+                        <w:rFonts w:ascii="Cambria Math" w:hAnsi="Cambria Math"/>
+                      </w:rPr>
+                      <m:t>e</m:t>
+                    </m:r>
+                    <m:ctrlPr>
+                      <w:rPr>
+                        <w:rFonts w:ascii="Cambria Math" w:hAnsi="Cambria Math"/>
+                        <w:i/>
+                      </w:rPr>
+                    </m:ctrlPr>
+                  </m:sub>
+                  <m:sup>
+                    <m:r>
+                      <w:rPr>
+                        <w:rFonts w:ascii="Cambria Math" w:hAnsi="Cambria Math"/>
+                      </w:rPr>
+                      <m:t>(b)</m:t>
+                    </m:r>
+                  </m:sup>
+                </m:sSubSup>
+              </m:oMath>
+            </m:oMathPara>
+          </w:p>
+          <w:p>
+            <w:pPr>
+              <w:ind w:firstLine="0"/>
+            </w:pPr>
+            <m:oMathPara>
+              <m:oMath>
+                <m:sSubSup>
+                  <m:sSubSupPr>
+                    <m:ctrlPr>
+                      <w:rPr>
+                        <w:rFonts w:ascii="Cambria Math" w:hAnsi="Cambria Math"/>
+                        <w:i/>
+                      </w:rPr>
+                    </m:ctrlPr>
+                  </m:sSubSupPr>
+                  <m:e>
+                    <m:r>
+                      <w:rPr>
+                        <w:rFonts w:ascii="Cambria Math" w:hAnsi="Cambria Math"/>
+                      </w:rPr>
+                      <m:t>n</m:t>
+                    </m:r>
+                  </m:e>
+                  <m:sub>
+                    <m:r>
+                      <w:rPr>
+                        <w:rFonts w:ascii="Cambria Math" w:hAnsi="Cambria Math"/>
+                      </w:rPr>
+                      <m:t>e</m:t>
+                    </m:r>
+                  </m:sub>
+                  <m:sup>
+                    <m:r>
+                      <w:rPr>
+                        <w:rFonts w:ascii="Cambria Math" w:hAnsi="Cambria Math"/>
+                      </w:rPr>
+                      <m:t>(b)</m:t>
+                    </m:r>
+                  </m:sup>
+                </m:sSubSup>
+              </m:oMath>
+            </m:oMathPara>
+          </w:p>
+        </w:tc>
+      </w:tr>
+      <w:tr>
+        <w:tc>
+          <w:tcPr>
+            <w:tcW w:w="1345" w:type="dxa"/>
+            <w:vAlign w:val="center"/>
           </w:tcPr>
           <w:p>
             <w:pPr>
               <w:ind w:firstLine="0"/>
             </w:pPr>
+            <w:r>
+              <w:t>GVIPS TISO</w:t>
+            </w:r>
           </w:p>
         </w:tc>
         <w:tc>
           <w:tcPr>
-            <w:tcW w:w="1870" w:type="dxa"/>
+            <w:tcW w:w="2096" w:type="dxa"/>
+            <w:vAlign w:val="center"/>
           </w:tcPr>
           <w:p>
             <w:pPr>
               <w:ind w:firstLine="0"/>
             </w:pPr>
+            <w:r>
+              <w:t xml:space="preserve">Transversely isotropic formulation of GVIPS with one viscoplastic mechanism </w:t>
+            </w:r>
+          </w:p>
+        </w:tc>
+        <w:tc>
+          <w:tcPr>
+            <w:tcW w:w="1292" w:type="dxa"/>
+            <w:vAlign w:val="center"/>
+          </w:tcPr>
+          <w:p>
+            <w:pPr>
+              <w:ind w:firstLine="0"/>
+            </w:pPr>
+            <w:r>
+              <w:t>Elastic</w:t>
+            </w:r>
+          </w:p>
+        </w:tc>
+        <w:tc>
+          <w:tcPr>
+            <w:tcW w:w="1510" w:type="dxa"/>
+            <w:vAlign w:val="center"/>
+          </w:tcPr>
+          <w:p>
+            <w:pPr>
+              <w:ind w:firstLine="0"/>
+              <w:jc w:val="center"/>
+              <w:rPr>
+                <w:rFonts w:eastAsiaTheme="minorEastAsia"/>
+                <w:b/>
+                <w:bCs/>
+              </w:rPr>
+            </w:pPr>
+            <m:oMathPara>
+              <m:oMath>
+                <m:sSub>
+                  <m:sSubPr>
+                    <m:ctrlPr>
+                      <w:rPr>
+                        <w:rFonts w:ascii="Cambria Math" w:hAnsi="Cambria Math"/>
+                        <w:b/>
+                        <w:bCs/>
+                        <w:i/>
+                      </w:rPr>
+                    </m:ctrlPr>
+                  </m:sSubPr>
+                  <m:e>
+                    <m:r>
+                      <m:rPr>
+                        <m:sty m:val="bi"/>
+                      </m:rPr>
+                      <w:rPr>
+                        <w:rFonts w:ascii="Cambria Math" w:hAnsi="Cambria Math"/>
+                      </w:rPr>
+                      <m:t>E</m:t>
+                    </m:r>
+                  </m:e>
+                  <m:sub>
+                    <m:r>
+                      <m:rPr>
+                        <m:sty m:val="bi"/>
+                      </m:rPr>
+                      <w:rPr>
+                        <w:rFonts w:ascii="Cambria Math" w:hAnsi="Cambria Math"/>
+                      </w:rPr>
+                      <m:t>L</m:t>
+                    </m:r>
+                  </m:sub>
+                </m:sSub>
+              </m:oMath>
+            </m:oMathPara>
+          </w:p>
+          <w:p>
+            <w:pPr>
+              <w:ind w:firstLine="0"/>
+              <w:jc w:val="center"/>
+              <w:rPr>
+                <w:rFonts w:eastAsiaTheme="minorEastAsia"/>
+                <w:b/>
+                <w:bCs/>
+              </w:rPr>
+            </w:pPr>
+            <m:oMathPara>
+              <m:oMath>
+                <m:sSub>
+                  <m:sSubPr>
+                    <m:ctrlPr>
+                      <w:rPr>
+                        <w:rFonts w:ascii="Cambria Math" w:hAnsi="Cambria Math"/>
+                        <w:b/>
+                        <w:bCs/>
+                        <w:i/>
+                      </w:rPr>
+                    </m:ctrlPr>
+                  </m:sSubPr>
+                  <m:e>
+                    <m:r>
+                      <m:rPr>
+                        <m:sty m:val="bi"/>
+                      </m:rPr>
+                      <w:rPr>
+                        <w:rFonts w:ascii="Cambria Math" w:hAnsi="Cambria Math"/>
+                      </w:rPr>
+                      <m:t>E</m:t>
+                    </m:r>
+                  </m:e>
+                  <m:sub>
+                    <m:r>
+                      <m:rPr>
+                        <m:sty m:val="bi"/>
+                      </m:rPr>
+                      <w:rPr>
+                        <w:rFonts w:ascii="Cambria Math" w:hAnsi="Cambria Math"/>
+                      </w:rPr>
+                      <m:t>T</m:t>
+                    </m:r>
+                  </m:sub>
+                </m:sSub>
+              </m:oMath>
+            </m:oMathPara>
+          </w:p>
+          <w:p>
+            <w:pPr>
+              <w:ind w:firstLine="0"/>
+              <w:jc w:val="center"/>
+              <w:rPr>
+                <w:rFonts w:eastAsiaTheme="minorEastAsia"/>
+                <w:b/>
+                <w:bCs/>
+              </w:rPr>
+            </w:pPr>
+            <m:oMathPara>
+              <m:oMath>
+                <m:sSub>
+                  <m:sSubPr>
+                    <m:ctrlPr>
+                      <w:rPr>
+                        <w:rFonts w:ascii="Cambria Math" w:hAnsi="Cambria Math"/>
+                        <w:b/>
+                        <w:bCs/>
+                        <w:i/>
+                      </w:rPr>
+                    </m:ctrlPr>
+                  </m:sSubPr>
+                  <m:e>
+                    <m:r>
+                      <m:rPr>
+                        <m:sty m:val="bi"/>
+                      </m:rPr>
+                      <w:rPr>
+                        <w:rFonts w:ascii="Cambria Math" w:hAnsi="Cambria Math"/>
+                      </w:rPr>
+                      <m:t>ν</m:t>
+                    </m:r>
+                  </m:e>
+                  <m:sub>
+                    <m:r>
+                      <m:rPr>
+                        <m:sty m:val="bi"/>
+                      </m:rPr>
+                      <w:rPr>
+                        <w:rFonts w:ascii="Cambria Math" w:hAnsi="Cambria Math"/>
+                      </w:rPr>
+                      <m:t>L</m:t>
+                    </m:r>
+                  </m:sub>
+                </m:sSub>
+              </m:oMath>
+            </m:oMathPara>
+          </w:p>
+          <w:p>
+            <w:pPr>
+              <w:ind w:firstLine="0"/>
+              <w:jc w:val="center"/>
+              <w:rPr>
+                <w:rFonts w:eastAsiaTheme="minorEastAsia"/>
+                <w:b/>
+                <w:bCs/>
+              </w:rPr>
+            </w:pPr>
+            <m:oMathPara>
+              <m:oMath>
+                <m:sSub>
+                  <m:sSubPr>
+                    <m:ctrlPr>
+                      <w:rPr>
+                        <w:rFonts w:ascii="Cambria Math" w:hAnsi="Cambria Math"/>
+                        <w:b/>
+                        <w:bCs/>
+                        <w:i/>
+                      </w:rPr>
+                    </m:ctrlPr>
+                  </m:sSubPr>
+                  <m:e>
+                    <m:r>
+                      <m:rPr>
+                        <m:sty m:val="bi"/>
+                      </m:rPr>
+                      <w:rPr>
+                        <w:rFonts w:ascii="Cambria Math" w:hAnsi="Cambria Math"/>
+                      </w:rPr>
+                      <m:t>G</m:t>
+                    </m:r>
+                  </m:e>
+                  <m:sub>
+                    <m:r>
+                      <m:rPr>
+                        <m:sty m:val="bi"/>
+                      </m:rPr>
+                      <w:rPr>
+                        <w:rFonts w:ascii="Cambria Math" w:hAnsi="Cambria Math"/>
+                      </w:rPr>
+                      <m:t>L</m:t>
+                    </m:r>
+                  </m:sub>
+                </m:sSub>
+              </m:oMath>
+            </m:oMathPara>
+          </w:p>
+          <w:p>
+            <w:pPr>
+              <w:ind w:firstLine="0"/>
+              <w:jc w:val="center"/>
+              <w:rPr>
+                <w:rFonts w:eastAsiaTheme="minorEastAsia"/>
+              </w:rPr>
+            </w:pPr>
+          </w:p>
+        </w:tc>
+        <w:tc>
+          <w:tcPr>
+            <w:tcW w:w="1328" w:type="dxa"/>
+            <w:vAlign w:val="center"/>
+          </w:tcPr>
+          <w:p>
+            <w:pPr>
+              <w:ind w:firstLine="0"/>
+            </w:pPr>
+            <w:r>
+              <w:t>Viscoplastic</w:t>
+            </w:r>
+          </w:p>
+        </w:tc>
+        <w:tc>
+          <w:tcPr>
+            <w:tcW w:w="1779" w:type="dxa"/>
+          </w:tcPr>
+          <w:p>
+            <w:pPr>
+              <w:ind w:firstLine="0"/>
+              <w:jc w:val="center"/>
+              <w:rPr>
+                <w:rFonts w:eastAsiaTheme="minorEastAsia"/>
+              </w:rPr>
+            </w:pPr>
+            <m:oMathPara>
+              <m:oMath>
+                <m:r>
+                  <w:rPr>
+                    <w:rFonts w:ascii="Cambria Math" w:hAnsi="Cambria Math"/>
+                  </w:rPr>
+                  <m:t>κ</m:t>
+                </m:r>
+              </m:oMath>
+            </m:oMathPara>
+          </w:p>
+          <w:p>
+            <w:pPr>
+              <w:ind w:firstLine="0"/>
+              <w:jc w:val="center"/>
+              <w:rPr>
+                <w:rFonts w:eastAsiaTheme="minorEastAsia"/>
+              </w:rPr>
+            </w:pPr>
+            <m:oMathPara>
+              <m:oMath>
+                <m:r>
+                  <w:rPr>
+                    <w:rFonts w:ascii="Cambria Math" w:hAnsi="Cambria Math"/>
+                  </w:rPr>
+                  <m:t>n</m:t>
+                </m:r>
+              </m:oMath>
+            </m:oMathPara>
+          </w:p>
+          <w:p>
+            <w:pPr>
+              <w:ind w:firstLine="0"/>
+              <w:jc w:val="center"/>
+              <w:rPr>
+                <w:rFonts w:eastAsiaTheme="minorEastAsia"/>
+              </w:rPr>
+            </w:pPr>
+            <m:oMathPara>
+              <m:oMath>
+                <m:r>
+                  <w:rPr>
+                    <w:rFonts w:ascii="Cambria Math" w:hAnsi="Cambria Math"/>
+                  </w:rPr>
+                  <m:t>μ</m:t>
+                </m:r>
+              </m:oMath>
+            </m:oMathPara>
+          </w:p>
+          <w:p>
+            <w:pPr>
+              <w:ind w:firstLine="0"/>
+              <w:jc w:val="center"/>
+              <w:rPr>
+                <w:rFonts w:eastAsiaTheme="minorEastAsia"/>
+              </w:rPr>
+            </w:pPr>
+            <m:oMathPara>
+              <m:oMath>
+                <m:r>
+                  <w:rPr>
+                    <w:rFonts w:ascii="Cambria Math" w:hAnsi="Cambria Math"/>
+                  </w:rPr>
+                  <m:t>R</m:t>
+                </m:r>
+              </m:oMath>
+            </m:oMathPara>
+          </w:p>
+          <w:p>
+            <w:pPr>
+              <w:ind w:firstLine="0"/>
+              <w:jc w:val="center"/>
+              <w:rPr>
+                <w:rFonts w:eastAsiaTheme="minorEastAsia"/>
+              </w:rPr>
+            </w:pPr>
+            <m:oMathPara>
+              <m:oMath>
+                <m:r>
+                  <w:rPr>
+                    <w:rFonts w:ascii="Cambria Math" w:hAnsi="Cambria Math"/>
+                  </w:rPr>
+                  <m:t>H</m:t>
+                </m:r>
+              </m:oMath>
+            </m:oMathPara>
+          </w:p>
+          <w:p>
+            <w:pPr>
+              <w:ind w:firstLine="0"/>
+              <w:jc w:val="center"/>
+              <w:rPr>
+                <w:rFonts w:eastAsiaTheme="minorEastAsia"/>
+              </w:rPr>
+            </w:pPr>
+            <m:oMathPara>
+              <m:oMath>
+                <m:r>
+                  <w:rPr>
+                    <w:rFonts w:ascii="Cambria Math" w:hAnsi="Cambria Math"/>
+                  </w:rPr>
+                  <m:t>β</m:t>
+                </m:r>
+              </m:oMath>
+            </m:oMathPara>
+          </w:p>
+          <w:p>
+            <w:pPr>
+              <w:ind w:firstLine="0"/>
+              <w:rPr>
+                <w:rFonts w:eastAsiaTheme="minorEastAsia"/>
+              </w:rPr>
+            </w:pPr>
+            <m:oMathPara>
+              <m:oMath>
+                <m:r>
+                  <w:rPr>
+                    <w:rFonts w:ascii="Cambria Math" w:eastAsiaTheme="minorEastAsia" w:hAnsi="Cambria Math"/>
+                  </w:rPr>
+                  <m:t>m</m:t>
+                </m:r>
+              </m:oMath>
+            </m:oMathPara>
           </w:p>
         </w:tc>
       </w:tr>
@@ -4031,6 +5226,7 @@
           <w:b/>
           <w:bCs/>
         </w:rPr>
+        <w:lastRenderedPageBreak/>
         <w:t>Units</w:t>
       </w:r>
     </w:p>
@@ -4172,78 +5368,122 @@
         <w:ind w:firstLine="0"/>
       </w:pPr>
       <w:r>
+        <w:t>Users can directly edit the lower bound, initial guess, and upper bound cells in the table. Bounds can also be generated automatically by using the Bounds slider bar (</w:t>
+      </w:r>
+      <w:r>
+        <w:fldChar w:fldCharType="begin"/>
+      </w:r>
+      <w:r>
+        <w:instrText xml:space="preserve"> REF _Ref207092860 \h </w:instrText>
+      </w:r>
+      <w:r>
+        <w:instrText xml:space="preserve"> \* MERGEFORMAT </w:instrText>
+      </w:r>
+      <w:r>
+        <w:fldChar w:fldCharType="separate"/>
+      </w:r>
+      <w:r>
+        <w:t xml:space="preserve">Figure </w:t>
+      </w:r>
+      <w:r>
+        <w:rPr>
+          <w:noProof/>
+        </w:rPr>
+        <w:t>9</w:t>
+      </w:r>
+      <w:r>
+        <w:fldChar w:fldCharType="end"/>
+      </w:r>
+      <w:r>
+        <w:t>a), right clicking on the table, and selection “Auto-generate bounds” (</w:t>
+      </w:r>
+      <w:r>
+        <w:fldChar w:fldCharType="begin"/>
+      </w:r>
+      <w:r>
+        <w:instrText xml:space="preserve"> REF _Ref207092860 \h </w:instrText>
+      </w:r>
+      <w:r>
+        <w:instrText xml:space="preserve"> \* MERGEFORMAT </w:instrText>
+      </w:r>
+      <w:r>
+        <w:fldChar w:fldCharType="separate"/>
+      </w:r>
+      <w:r>
+        <w:t xml:space="preserve">Figure </w:t>
+      </w:r>
+      <w:r>
+        <w:rPr>
+          <w:noProof/>
+        </w:rPr>
+        <w:t>9</w:t>
+      </w:r>
+      <w:r>
+        <w:fldChar w:fldCharType="end"/>
+      </w:r>
+      <w:r>
+        <w:t>b). If a bound is invalid (i.e., the lower bound is greater than the initial guess or the upper bound is less than the initial guess) it will appear in red. Right clicking on a table also provides options to change all parameters to active or passive, or to sort alphabetically.</w:t>
+      </w:r>
+    </w:p>
+    <w:p>
+      <w:pPr>
+        <w:ind w:firstLine="0"/>
+      </w:pPr>
+      <w:r>
+        <w:t xml:space="preserve">Once the parameters for a model have been initialized, they can be optimized by pressing the “Optimize” button. The results from COMPARE will appear in the COMPARE column. If the optimal value is at or near a bound (within 1%), the value will appear in red; otherwise, it will appear in </w:t>
+      </w:r>
+      <w:r>
+        <w:t>green (</w:t>
+      </w:r>
+      <w:r>
+        <w:fldChar w:fldCharType="begin"/>
+      </w:r>
+      <w:r>
+        <w:instrText xml:space="preserve"> REF _Ref207094073 \h </w:instrText>
+      </w:r>
+      <w:r>
+        <w:instrText xml:space="preserve"> \* MERGEFORMAT </w:instrText>
+      </w:r>
+      <w:r>
+        <w:fldChar w:fldCharType="separate"/>
+      </w:r>
+      <w:r>
+        <w:t xml:space="preserve">Figure </w:t>
+      </w:r>
+      <w:r>
+        <w:rPr>
+          <w:noProof/>
+        </w:rPr>
+        <w:t>10</w:t>
+      </w:r>
+      <w:r>
+        <w:fldChar w:fldCharType="end"/>
+      </w:r>
+      <w:r>
+        <w:t>). Initial</w:t>
+      </w:r>
+      <w:r>
+        <w:t xml:space="preserve"> guesses and bounds should be adjusted and re-optimized until all values are green. To use the latest COMPARE result as the initial guess, press the “Reset Guess” button. The Initial Guess column will populate with the COMPARE column values, and bounds will be automatically calculated from the current Bounds slider value.</w:t>
+      </w:r>
+    </w:p>
+    <w:p>
+      <w:pPr>
+        <w:ind w:firstLine="0"/>
+      </w:pPr>
+      <w:r>
+        <w:br/>
+      </w:r>
+    </w:p>
+    <w:p>
+      <w:pPr>
+        <w:ind w:firstLine="0"/>
+        <w:jc w:val="center"/>
+      </w:pPr>
+      <w:r>
+        <w:rPr>
+          <w:noProof/>
+        </w:rPr>
         <w:lastRenderedPageBreak/>
-        <w:t>Users can directly edit the lower bound, initial guess, and upper bound cells in the table. Bounds can also be generated automatically by using the Bounds slider bar (</w:t>
-      </w:r>
-      <w:r>
-        <w:fldChar w:fldCharType="begin"/>
-      </w:r>
-      <w:r>
-        <w:instrText xml:space="preserve"> REF _Ref207092860 \h </w:instrText>
-      </w:r>
-      <w:r>
-        <w:instrText xml:space="preserve"> \* MERGEFORMAT </w:instrText>
-      </w:r>
-      <w:r>
-        <w:fldChar w:fldCharType="separate"/>
-      </w:r>
-      <w:r>
-        <w:t xml:space="preserve">Figure </w:t>
-      </w:r>
-      <w:r>
-        <w:rPr>
-          <w:noProof/>
-        </w:rPr>
-        <w:t>9</w:t>
-      </w:r>
-      <w:r>
-        <w:fldChar w:fldCharType="end"/>
-      </w:r>
-      <w:r>
-        <w:t>a), right clicking on the table, and selection “Auto-generate bounds” (</w:t>
-      </w:r>
-      <w:r>
-        <w:fldChar w:fldCharType="begin"/>
-      </w:r>
-      <w:r>
-        <w:instrText xml:space="preserve"> REF _Ref207092860 \h </w:instrText>
-      </w:r>
-      <w:r>
-        <w:instrText xml:space="preserve"> \* MERGEFORMAT </w:instrText>
-      </w:r>
-      <w:r>
-        <w:fldChar w:fldCharType="separate"/>
-      </w:r>
-      <w:r>
-        <w:t xml:space="preserve">Figure </w:t>
-      </w:r>
-      <w:r>
-        <w:rPr>
-          <w:noProof/>
-        </w:rPr>
-        <w:t>9</w:t>
-      </w:r>
-      <w:r>
-        <w:fldChar w:fldCharType="end"/>
-      </w:r>
-      <w:r>
-        <w:t>b). If a bound is invalid (i.e., the lower bound is greater than the initial guess or the upper bound is less than the initial guess) it will appear in red. Right clicking on a table also provides options to change all parameters to active or passive, or to sort alphabetically.</w:t>
-      </w:r>
-    </w:p>
-    <w:p>
-      <w:pPr>
-        <w:ind w:firstLine="0"/>
-      </w:pPr>
-    </w:p>
-    <w:p>
-      <w:pPr>
-        <w:ind w:firstLine="0"/>
-        <w:jc w:val="center"/>
-      </w:pPr>
-      <w:r>
-        <w:rPr>
-          <w:noProof/>
-        </w:rPr>
         <w:drawing>
           <wp:inline distT="0" distB="0" distL="0" distR="0" wp14:anchorId="230E7CEC" wp14:editId="65DA8102">
             <wp:extent cx="5943600" cy="3404235"/>
@@ -4356,7 +5596,7 @@
           <w:szCs w:val="20"/>
         </w:rPr>
       </w:pPr>
-      <w:bookmarkStart w:id="13" w:name="_Ref207092860"/>
+      <w:bookmarkStart w:id="17" w:name="_Ref207092860"/>
       <w:r>
         <w:rPr>
           <w:sz w:val="20"/>
@@ -4400,7 +5640,7 @@
         </w:rPr>
         <w:fldChar w:fldCharType="end"/>
       </w:r>
-      <w:bookmarkEnd w:id="13"/>
+      <w:bookmarkEnd w:id="17"/>
       <w:r>
         <w:rPr>
           <w:sz w:val="20"/>
@@ -4449,58 +5689,6 @@
           <w:szCs w:val="20"/>
         </w:rPr>
         <w:t>model and (b) Populating the initial conditions</w:t>
-      </w:r>
-    </w:p>
-    <w:p>
-      <w:pPr>
-        <w:ind w:firstLine="0"/>
-        <w:jc w:val="center"/>
-        <w:rPr>
-          <w:sz w:val="20"/>
-          <w:szCs w:val="20"/>
-        </w:rPr>
-      </w:pPr>
-    </w:p>
-    <w:p>
-      <w:pPr>
-        <w:ind w:firstLine="0"/>
-      </w:pPr>
-      <w:r>
-        <w:lastRenderedPageBreak/>
-        <w:t xml:space="preserve">Once the parameters for a model have been initialized, they can be optimized by pressing the “Optimize” button. The results from COMPARE will appear in the COMPARE column. If the optimal value is at or near a bound (within 1%), the value will appear in red; otherwise, it will appear in </w:t>
-      </w:r>
-      <w:r>
-        <w:t>green (</w:t>
-      </w:r>
-      <w:r>
-        <w:fldChar w:fldCharType="begin"/>
-      </w:r>
-      <w:r>
-        <w:instrText xml:space="preserve"> REF _Ref207094073 \h </w:instrText>
-      </w:r>
-      <w:r>
-        <w:instrText xml:space="preserve"> \* MERGEFORMAT </w:instrText>
-      </w:r>
-      <w:r>
-        <w:fldChar w:fldCharType="separate"/>
-      </w:r>
-      <w:r>
-        <w:t xml:space="preserve">Figure </w:t>
-      </w:r>
-      <w:r>
-        <w:rPr>
-          <w:noProof/>
-        </w:rPr>
-        <w:t>10</w:t>
-      </w:r>
-      <w:r>
-        <w:fldChar w:fldCharType="end"/>
-      </w:r>
-      <w:r>
-        <w:t>). Initial</w:t>
-      </w:r>
-      <w:r>
-        <w:t xml:space="preserve"> guesses and bounds should be adjusted and re-optimized until all values are green. To use the latest COMPARE result as the initial guess, press the “Reset Guess” button. The Initial Guess column will populate with the COMPARE column values, and bounds will be automatically calculated from the current Bounds slider value.</w:t>
       </w:r>
     </w:p>
     <w:p>
@@ -4560,7 +5748,7 @@
           <w:szCs w:val="20"/>
         </w:rPr>
       </w:pPr>
-      <w:bookmarkStart w:id="14" w:name="_Ref207094073"/>
+      <w:bookmarkStart w:id="18" w:name="_Ref207094073"/>
       <w:r>
         <w:rPr>
           <w:sz w:val="20"/>
@@ -4604,7 +5792,7 @@
         </w:rPr>
         <w:fldChar w:fldCharType="end"/>
       </w:r>
-      <w:bookmarkEnd w:id="14"/>
+      <w:bookmarkEnd w:id="18"/>
       <w:r>
         <w:rPr>
           <w:sz w:val="20"/>
@@ -4657,7 +5845,19 @@
         <w:t xml:space="preserve"> Notes can be added to a model by pressing the “Model Notes” button.</w:t>
       </w:r>
       <w:r>
-        <w:t xml:space="preserve"> Models can be loaded into COMPARE three ways:</w:t>
+        <w:t xml:space="preserve"> Models can be loaded into </w:t>
+      </w:r>
+      <w:r>
+        <w:t>Py</w:t>
+      </w:r>
+      <w:r>
+        <w:t xml:space="preserve">COMPARE </w:t>
+      </w:r>
+      <w:r>
+        <w:t>using</w:t>
+      </w:r>
+      <w:r>
+        <w:t>:</w:t>
       </w:r>
     </w:p>
     <w:p>
@@ -4708,7 +5908,7 @@
         <w:fldChar w:fldCharType="begin"/>
       </w:r>
       <w:r>
-        <w:instrText xml:space="preserve"> REF _Ref207094348 \h </w:instrText>
+        <w:instrText xml:space="preserve"> REF _Ref207280911 \h </w:instrText>
       </w:r>
       <w:r>
         <w:instrText xml:space="preserve"> \* MERGEFORMAT </w:instrText>
@@ -4732,7 +5932,10 @@
         <w:t>).</w:t>
       </w:r>
       <w:r>
-        <w:t xml:space="preserve"> Right clicking on any row allows the user to rename the model, delete the model from the library, load the model into PyCOMPARE, or view the model notes.</w:t>
+        <w:t xml:space="preserve"> Right clicking</w:t>
+      </w:r>
+      <w:r>
+        <w:t xml:space="preserve"> on any row allows the user to rename the model, delete the model from the library, load the model into PyCOMPARE, or view the model notes.</w:t>
       </w:r>
     </w:p>
     <w:p>
@@ -4745,9 +5948,9 @@
           <w:noProof/>
         </w:rPr>
         <w:drawing>
-          <wp:inline distT="0" distB="0" distL="0" distR="0" wp14:anchorId="3B627F81" wp14:editId="653022B1">
-            <wp:extent cx="3924300" cy="1408447"/>
-            <wp:effectExtent l="0" t="0" r="0" b="1270"/>
+          <wp:inline distT="0" distB="0" distL="0" distR="0" wp14:anchorId="3B627F81" wp14:editId="363C8A7A">
+            <wp:extent cx="3767328" cy="1352109"/>
+            <wp:effectExtent l="0" t="0" r="5080" b="635"/>
             <wp:docPr id="1623842738" name="Picture 1"/>
             <wp:cNvGraphicFramePr>
               <a:graphicFrameLocks xmlns:a="http://schemas.openxmlformats.org/drawingml/2006/main" noChangeAspect="1"/>
@@ -4768,7 +5971,7 @@
                   <pic:spPr>
                     <a:xfrm>
                       <a:off x="0" y="0"/>
-                      <a:ext cx="3938989" cy="1413719"/>
+                      <a:ext cx="3784505" cy="1358274"/>
                     </a:xfrm>
                     <a:prstGeom prst="rect">
                       <a:avLst/>
@@ -4780,13 +5983,14 @@
           </wp:inline>
         </w:drawing>
       </w:r>
-      <w:bookmarkStart w:id="15" w:name="_Ref207094348"/>
+      <w:bookmarkStart w:id="19" w:name="_Ref207094348"/>
     </w:p>
     <w:p>
       <w:pPr>
         <w:ind w:firstLine="0"/>
         <w:jc w:val="center"/>
       </w:pPr>
+      <w:bookmarkStart w:id="20" w:name="_Ref207280911"/>
       <w:r>
         <w:rPr>
           <w:sz w:val="20"/>
@@ -4830,7 +6034,8 @@
         </w:rPr>
         <w:fldChar w:fldCharType="end"/>
       </w:r>
-      <w:bookmarkEnd w:id="15"/>
+      <w:bookmarkEnd w:id="19"/>
+      <w:bookmarkEnd w:id="20"/>
       <w:r>
         <w:rPr>
           <w:sz w:val="20"/>
@@ -4889,38 +6094,16 @@
         <w:t>window (</w:t>
       </w:r>
       <w:r>
-        <w:fldChar w:fldCharType="begin"/>
-      </w:r>
-      <w:r>
-        <w:instrText xml:space="preserve"> REF _Ref207094348 \h </w:instrText>
-      </w:r>
-      <w:r>
-        <w:instrText xml:space="preserve"> \* MERGEFORMAT </w:instrText>
-      </w:r>
-      <w:r>
-        <w:fldChar w:fldCharType="separate"/>
-      </w:r>
-      <w:r>
-        <w:t xml:space="preserve">Figure </w:t>
-      </w:r>
-      <w:r>
         <w:rPr>
           <w:noProof/>
         </w:rPr>
         <w:t>11</w:t>
       </w:r>
       <w:r>
-        <w:fldChar w:fldCharType="end"/>
-      </w:r>
-      <w:r>
         <w:t>).</w:t>
       </w:r>
       <w:r>
-        <w:t xml:space="preserve"> The run history table displays all runs of COMPARE stored in the automatically generated log files. Right clicking on any individual row allows users to either view the model information or load the model into PyCOMPARE. </w:t>
-      </w:r>
-      <w:r>
-        <w:lastRenderedPageBreak/>
-        <w:t>Pressing “View Data” generates the parameter table (top right) and characterization set table (bottom right)</w:t>
+        <w:t xml:space="preserve"> The run history table displays all runs of COMPARE stored in the automatically generated log files. Right clicking on any individual row allows users to either view the model information or load the model into PyCOMPARE. Pressing “View Data” generates the parameter table (top right) and characterization set table (bottom right)</w:t>
       </w:r>
       <w:r>
         <w:tab/>
@@ -4935,9 +6118,9 @@
           <w:noProof/>
         </w:rPr>
         <w:drawing>
-          <wp:inline distT="0" distB="0" distL="0" distR="0" wp14:anchorId="14C23D29" wp14:editId="6D09903D">
+          <wp:inline distT="0" distB="0" distL="0" distR="0" wp14:anchorId="14C23D29" wp14:editId="463E8D80">
             <wp:extent cx="3627868" cy="2540000"/>
-            <wp:effectExtent l="0" t="0" r="0" b="0"/>
+            <wp:effectExtent l="0" t="0" r="0" b="1905"/>
             <wp:docPr id="632000530" name="Picture 1"/>
             <wp:cNvGraphicFramePr>
               <a:graphicFrameLocks xmlns:a="http://schemas.openxmlformats.org/drawingml/2006/main" noChangeAspect="1"/>
@@ -4958,7 +6141,7 @@
                   <pic:spPr>
                     <a:xfrm>
                       <a:off x="0" y="0"/>
-                      <a:ext cx="3632078" cy="2542948"/>
+                      <a:ext cx="3627868" cy="2540000"/>
                     </a:xfrm>
                     <a:prstGeom prst="rect">
                       <a:avLst/>
@@ -5054,179 +6237,6 @@
     </w:p>
     <w:p>
       <w:pPr>
-        <w:ind w:firstLine="0"/>
-        <w:jc w:val="center"/>
-        <w:rPr>
-          <w:sz w:val="20"/>
-          <w:szCs w:val="20"/>
-        </w:rPr>
-      </w:pPr>
-    </w:p>
-    <w:p>
-      <w:pPr>
-        <w:ind w:firstLine="0"/>
-        <w:jc w:val="center"/>
-        <w:rPr>
-          <w:sz w:val="20"/>
-          <w:szCs w:val="20"/>
-        </w:rPr>
-      </w:pPr>
-    </w:p>
-    <w:p>
-      <w:pPr>
-        <w:ind w:firstLine="0"/>
-        <w:rPr>
-          <w:sz w:val="20"/>
-          <w:szCs w:val="20"/>
-        </w:rPr>
-      </w:pPr>
-    </w:p>
-    <w:p>
-      <w:pPr>
-        <w:ind w:firstLine="0"/>
-        <w:rPr>
-          <w:sz w:val="20"/>
-          <w:szCs w:val="20"/>
-        </w:rPr>
-      </w:pPr>
-    </w:p>
-    <w:p>
-      <w:pPr>
-        <w:ind w:firstLine="0"/>
-        <w:rPr>
-          <w:sz w:val="20"/>
-          <w:szCs w:val="20"/>
-        </w:rPr>
-      </w:pPr>
-    </w:p>
-    <w:p>
-      <w:pPr>
-        <w:ind w:firstLine="0"/>
-        <w:rPr>
-          <w:sz w:val="20"/>
-          <w:szCs w:val="20"/>
-        </w:rPr>
-      </w:pPr>
-    </w:p>
-    <w:p>
-      <w:pPr>
-        <w:ind w:firstLine="0"/>
-        <w:rPr>
-          <w:sz w:val="20"/>
-          <w:szCs w:val="20"/>
-        </w:rPr>
-      </w:pPr>
-    </w:p>
-    <w:p>
-      <w:pPr>
-        <w:ind w:firstLine="0"/>
-        <w:rPr>
-          <w:sz w:val="20"/>
-          <w:szCs w:val="20"/>
-        </w:rPr>
-      </w:pPr>
-    </w:p>
-    <w:p>
-      <w:pPr>
-        <w:ind w:firstLine="0"/>
-        <w:rPr>
-          <w:sz w:val="20"/>
-          <w:szCs w:val="20"/>
-        </w:rPr>
-      </w:pPr>
-    </w:p>
-    <w:p>
-      <w:pPr>
-        <w:ind w:firstLine="0"/>
-        <w:rPr>
-          <w:sz w:val="20"/>
-          <w:szCs w:val="20"/>
-        </w:rPr>
-      </w:pPr>
-    </w:p>
-    <w:p>
-      <w:pPr>
-        <w:ind w:firstLine="0"/>
-        <w:rPr>
-          <w:sz w:val="20"/>
-          <w:szCs w:val="20"/>
-        </w:rPr>
-      </w:pPr>
-    </w:p>
-    <w:p>
-      <w:pPr>
-        <w:ind w:firstLine="0"/>
-        <w:rPr>
-          <w:sz w:val="20"/>
-          <w:szCs w:val="20"/>
-        </w:rPr>
-      </w:pPr>
-    </w:p>
-    <w:p>
-      <w:pPr>
-        <w:ind w:firstLine="0"/>
-        <w:rPr>
-          <w:sz w:val="20"/>
-          <w:szCs w:val="20"/>
-        </w:rPr>
-      </w:pPr>
-    </w:p>
-    <w:p>
-      <w:pPr>
-        <w:ind w:firstLine="0"/>
-        <w:rPr>
-          <w:sz w:val="20"/>
-          <w:szCs w:val="20"/>
-        </w:rPr>
-      </w:pPr>
-    </w:p>
-    <w:p>
-      <w:pPr>
-        <w:ind w:firstLine="0"/>
-        <w:rPr>
-          <w:sz w:val="20"/>
-          <w:szCs w:val="20"/>
-        </w:rPr>
-      </w:pPr>
-    </w:p>
-    <w:p>
-      <w:pPr>
-        <w:ind w:firstLine="0"/>
-        <w:rPr>
-          <w:sz w:val="20"/>
-          <w:szCs w:val="20"/>
-        </w:rPr>
-      </w:pPr>
-    </w:p>
-    <w:p>
-      <w:pPr>
-        <w:ind w:firstLine="0"/>
-        <w:rPr>
-          <w:sz w:val="20"/>
-          <w:szCs w:val="20"/>
-        </w:rPr>
-      </w:pPr>
-    </w:p>
-    <w:p>
-      <w:pPr>
-        <w:ind w:firstLine="0"/>
-        <w:rPr>
-          <w:sz w:val="20"/>
-          <w:szCs w:val="20"/>
-        </w:rPr>
-      </w:pPr>
-    </w:p>
-    <w:p>
-      <w:pPr>
-        <w:ind w:firstLine="0"/>
-        <w:rPr>
-          <w:sz w:val="20"/>
-          <w:szCs w:val="20"/>
-        </w:rPr>
-      </w:pPr>
-    </w:p>
-    <w:p>
-      <w:pPr>
         <w:pStyle w:val="Heading1"/>
         <w:numPr>
           <w:ilvl w:val="0"/>
@@ -5234,10 +6244,12 @@
         </w:numPr>
         <w:spacing w:after="120"/>
       </w:pPr>
+      <w:bookmarkStart w:id="21" w:name="_Ref207173644"/>
       <w:r>
         <w:lastRenderedPageBreak/>
         <w:t>Analyze Model Tab</w:t>
       </w:r>
+      <w:bookmarkEnd w:id="21"/>
     </w:p>
     <w:p>
       <w:pPr>
@@ -5410,7 +6422,7 @@
         <w:ind w:firstLine="0"/>
         <w:jc w:val="center"/>
       </w:pPr>
-      <w:bookmarkStart w:id="16" w:name="_Ref207094906"/>
+      <w:bookmarkStart w:id="22" w:name="_Ref207094906"/>
       <w:r>
         <w:rPr>
           <w:sz w:val="20"/>
@@ -5454,7 +6466,7 @@
         </w:rPr>
         <w:fldChar w:fldCharType="end"/>
       </w:r>
-      <w:bookmarkEnd w:id="16"/>
+      <w:bookmarkEnd w:id="22"/>
       <w:r>
         <w:rPr>
           <w:sz w:val="20"/>
@@ -5487,27 +6499,10 @@
     <w:p>
       <w:pPr>
         <w:ind w:firstLine="0"/>
-        <w:rPr>
-          <w:sz w:val="20"/>
-          <w:szCs w:val="20"/>
-        </w:rPr>
-      </w:pPr>
-      <w:r>
-        <w:rPr>
-          <w:sz w:val="20"/>
-          <w:szCs w:val="20"/>
-        </w:rPr>
+      </w:pPr>
+      <w:r>
         <w:t>Pressing the “Analyze” button evaluates all tests in the characterization and verification set with the prescribed parameters without any optimization performed by COMPARE. Models can be saved using the “Save Model” button, and can be loaded into the Analyze Model tab using the same methods prescribed in the Optimize Model tab section.</w:t>
       </w:r>
-    </w:p>
-    <w:p>
-      <w:pPr>
-        <w:ind w:firstLine="0"/>
-        <w:rPr>
-          <w:sz w:val="20"/>
-          <w:szCs w:val="20"/>
-        </w:rPr>
-      </w:pPr>
     </w:p>
     <w:p>
       <w:pPr>
@@ -5536,10 +6531,12 @@
         </w:numPr>
         <w:spacing w:after="120"/>
       </w:pPr>
+      <w:bookmarkStart w:id="23" w:name="_Ref207173648"/>
       <w:r>
         <w:lastRenderedPageBreak/>
         <w:t>Visualization Tab</w:t>
       </w:r>
+      <w:bookmarkEnd w:id="23"/>
     </w:p>
     <w:p>
       <w:pPr>
@@ -5573,13 +6570,16 @@
         <w:t xml:space="preserve">View the experimental and predicted curves for the </w:t>
       </w:r>
       <w:r>
-        <w:t>individual test (</w:t>
+        <w:t>in</w:t>
+      </w:r>
+      <w:r>
+        <w:t>dividual test (</w:t>
       </w:r>
       <w:r>
         <w:fldChar w:fldCharType="begin"/>
       </w:r>
       <w:r>
-        <w:instrText xml:space="preserve"> REF _Ref207095565 \h </w:instrText>
+        <w:instrText xml:space="preserve"> REF _Ref207281141 \h </w:instrText>
       </w:r>
       <w:r>
         <w:instrText xml:space="preserve"> \* MERGEFORMAT </w:instrText>
@@ -5600,10 +6600,13 @@
         <w:fldChar w:fldCharType="end"/>
       </w:r>
       <w:r>
-        <w:t>a). Two</w:t>
-      </w:r>
-      <w:r>
-        <w:t xml:space="preserve"> plots are generated to allow side by side comparison of control and response curves for the same test.</w:t>
+        <w:t>). Two plots are generated to allow side by side comparison of control and response curves for the same</w:t>
+      </w:r>
+      <w:r>
+        <w:t xml:space="preserve"> test.</w:t>
+      </w:r>
+      <w:r>
+        <w:t xml:space="preserve"> Plot quantities can be changed using the drop down menu above each plot and pressing the “Plot” button. </w:t>
       </w:r>
     </w:p>
     <w:p>
@@ -5696,16 +6699,34 @@
         <w:rPr>
           <w:noProof/>
         </w:rPr>
-        <w:t>14</w:t>
+        <w:t>15</w:t>
       </w:r>
       <w:r>
         <w:fldChar w:fldCharType="end"/>
       </w:r>
       <w:r>
-        <w:t>b). Experimental curves are displayed on the left and predicted curves are displayed on the right</w:t>
+        <w:t>). Experimental curves are displayed on the left and predicted curves are displayed on the right</w:t>
       </w:r>
       <w:r>
         <w:t>.</w:t>
+      </w:r>
+      <w:r>
+        <w:t xml:space="preserve"> </w:t>
+      </w:r>
+      <w:r>
+        <w:t xml:space="preserve">Plot quantities can be changed using the drop down menu above </w:t>
+      </w:r>
+      <w:r>
+        <w:t>the</w:t>
+      </w:r>
+      <w:r>
+        <w:t xml:space="preserve"> plot</w:t>
+      </w:r>
+      <w:r>
+        <w:t>s</w:t>
+      </w:r>
+      <w:r>
+        <w:t xml:space="preserve"> and pressing the “Plot” button.</w:t>
       </w:r>
     </w:p>
     <w:p>
@@ -5771,17 +6792,79 @@
       <w:pPr>
         <w:ind w:firstLine="0"/>
         <w:jc w:val="center"/>
-        <w:rPr>
-          <w:sz w:val="20"/>
-          <w:szCs w:val="20"/>
-        </w:rPr>
-      </w:pPr>
-      <w:r>
-        <w:rPr>
-          <w:sz w:val="20"/>
-          <w:szCs w:val="20"/>
-        </w:rPr>
-        <w:t>(a)</w:t>
+      </w:pPr>
+      <w:bookmarkStart w:id="24" w:name="_Ref207281141"/>
+      <w:r>
+        <w:rPr>
+          <w:sz w:val="20"/>
+          <w:szCs w:val="20"/>
+        </w:rPr>
+        <w:t xml:space="preserve">Figure </w:t>
+      </w:r>
+      <w:r>
+        <w:rPr>
+          <w:sz w:val="20"/>
+          <w:szCs w:val="20"/>
+        </w:rPr>
+        <w:fldChar w:fldCharType="begin"/>
+      </w:r>
+      <w:r>
+        <w:rPr>
+          <w:sz w:val="20"/>
+          <w:szCs w:val="20"/>
+        </w:rPr>
+        <w:instrText xml:space="preserve"> SEQ Figure \* ARABIC </w:instrText>
+      </w:r>
+      <w:r>
+        <w:rPr>
+          <w:sz w:val="20"/>
+          <w:szCs w:val="20"/>
+        </w:rPr>
+        <w:fldChar w:fldCharType="separate"/>
+      </w:r>
+      <w:r>
+        <w:rPr>
+          <w:noProof/>
+          <w:sz w:val="20"/>
+          <w:szCs w:val="20"/>
+        </w:rPr>
+        <w:t>14</w:t>
+      </w:r>
+      <w:r>
+        <w:rPr>
+          <w:sz w:val="20"/>
+          <w:szCs w:val="20"/>
+        </w:rPr>
+        <w:fldChar w:fldCharType="end"/>
+      </w:r>
+      <w:bookmarkEnd w:id="24"/>
+      <w:r>
+        <w:rPr>
+          <w:sz w:val="20"/>
+          <w:szCs w:val="20"/>
+        </w:rPr>
+        <w:t xml:space="preserve">. </w:t>
+      </w:r>
+      <w:r>
+        <w:rPr>
+          <w:sz w:val="20"/>
+          <w:szCs w:val="20"/>
+        </w:rPr>
+        <w:t>Visualization</w:t>
+      </w:r>
+      <w:r>
+        <w:rPr>
+          <w:sz w:val="20"/>
+          <w:szCs w:val="20"/>
+        </w:rPr>
+        <w:t xml:space="preserve"> Tab:</w:t>
+      </w:r>
+      <w:r>
+        <w:rPr>
+          <w:sz w:val="20"/>
+          <w:szCs w:val="20"/>
+        </w:rPr>
+        <w:t xml:space="preserve"> Viewing Individual Predictions</w:t>
       </w:r>
     </w:p>
     <w:p>
@@ -5859,7 +6942,7 @@
         <w:ind w:firstLine="0"/>
         <w:jc w:val="center"/>
       </w:pPr>
-      <w:bookmarkStart w:id="17" w:name="_Ref207095565"/>
+      <w:bookmarkStart w:id="25" w:name="_Ref207095565"/>
       <w:r>
         <w:rPr>
           <w:sz w:val="20"/>
@@ -5894,7 +6977,7 @@
           <w:sz w:val="20"/>
           <w:szCs w:val="20"/>
         </w:rPr>
-        <w:t>14</w:t>
+        <w:t>15</w:t>
       </w:r>
       <w:r>
         <w:rPr>
@@ -5903,7 +6986,7 @@
         </w:rPr>
         <w:fldChar w:fldCharType="end"/>
       </w:r>
-      <w:bookmarkEnd w:id="17"/>
+      <w:bookmarkEnd w:id="25"/>
       <w:r>
         <w:rPr>
           <w:sz w:val="20"/>
@@ -5958,7 +7041,7 @@
           <w:sz w:val="20"/>
           <w:szCs w:val="20"/>
         </w:rPr>
-        <w:t xml:space="preserve"> (a) Viewing Individual Predictions and (b) Viewing Multiple Predictions</w:t>
+        <w:t xml:space="preserve"> Viewing Multiple Predictions</w:t>
       </w:r>
     </w:p>
     <w:p>
@@ -6065,10 +7148,12 @@
           <w:szCs w:val="22"/>
         </w:rPr>
       </w:pPr>
+      <w:bookmarkStart w:id="26" w:name="_Ref207173651"/>
       <w:r>
         <w:lastRenderedPageBreak/>
         <w:t>Export Tab</w:t>
       </w:r>
+      <w:bookmarkEnd w:id="26"/>
     </w:p>
     <w:p>
       <w:pPr>
@@ -6087,7 +7172,7 @@
         <w:fldChar w:fldCharType="separate"/>
       </w:r>
       <w:r>
-        <w:t>Figure 15</w:t>
+        <w:t>Figure 16</w:t>
       </w:r>
       <w:r>
         <w:fldChar w:fldCharType="end"/>
@@ -6302,7 +7387,7 @@
         <w:ind w:firstLine="0"/>
         <w:jc w:val="center"/>
       </w:pPr>
-      <w:bookmarkStart w:id="18" w:name="_Ref207096545"/>
+      <w:bookmarkStart w:id="27" w:name="_Ref207096545"/>
       <w:r>
         <w:rPr>
           <w:sz w:val="20"/>
@@ -6337,7 +7422,7 @@
           <w:sz w:val="20"/>
           <w:szCs w:val="20"/>
         </w:rPr>
-        <w:t>15</w:t>
+        <w:t>16</w:t>
       </w:r>
       <w:r>
         <w:rPr>
@@ -6346,7 +7431,7 @@
         </w:rPr>
         <w:fldChar w:fldCharType="end"/>
       </w:r>
-      <w:bookmarkEnd w:id="18"/>
+      <w:bookmarkEnd w:id="27"/>
       <w:r>
         <w:rPr>
           <w:sz w:val="20"/>
@@ -6406,6 +7491,7 @@
           <w:szCs w:val="22"/>
         </w:rPr>
       </w:pPr>
+      <w:bookmarkStart w:id="28" w:name="_Ref207173658"/>
       <w:r>
         <w:lastRenderedPageBreak/>
         <w:t>Settings</w:t>
@@ -6413,6 +7499,7 @@
       <w:r>
         <w:t xml:space="preserve"> Tab</w:t>
       </w:r>
+      <w:bookmarkEnd w:id="28"/>
     </w:p>
     <w:p>
       <w:pPr>
@@ -6443,7 +7530,7 @@
         <w:fldChar w:fldCharType="separate"/>
       </w:r>
       <w:r>
-        <w:t>Figure 16</w:t>
+        <w:t>Figure 17</w:t>
       </w:r>
       <w:r>
         <w:fldChar w:fldCharType="end"/>
@@ -6505,7 +7592,7 @@
         <w:ind w:firstLine="0"/>
         <w:jc w:val="center"/>
       </w:pPr>
-      <w:bookmarkStart w:id="19" w:name="_Ref207099993"/>
+      <w:bookmarkStart w:id="29" w:name="_Ref207099993"/>
       <w:r>
         <w:rPr>
           <w:sz w:val="20"/>
@@ -6540,7 +7627,7 @@
           <w:sz w:val="20"/>
           <w:szCs w:val="20"/>
         </w:rPr>
-        <w:t>16</w:t>
+        <w:t>17</w:t>
       </w:r>
       <w:r>
         <w:rPr>
@@ -6549,7 +7636,7 @@
         </w:rPr>
         <w:fldChar w:fldCharType="end"/>
       </w:r>
-      <w:bookmarkEnd w:id="19"/>
+      <w:bookmarkEnd w:id="29"/>
       <w:r>
         <w:rPr>
           <w:sz w:val="20"/>
@@ -6583,6 +7670,828 @@
       <w:pPr>
         <w:ind w:firstLine="0"/>
         <w:jc w:val="center"/>
+      </w:pPr>
+    </w:p>
+    <w:p>
+      <w:pPr>
+        <w:ind w:firstLine="0"/>
+        <w:jc w:val="center"/>
+      </w:pPr>
+    </w:p>
+    <w:p>
+      <w:pPr>
+        <w:ind w:firstLine="0"/>
+        <w:jc w:val="center"/>
+      </w:pPr>
+    </w:p>
+    <w:p>
+      <w:pPr>
+        <w:ind w:firstLine="0"/>
+        <w:jc w:val="center"/>
+      </w:pPr>
+    </w:p>
+    <w:p>
+      <w:pPr>
+        <w:ind w:firstLine="0"/>
+        <w:jc w:val="center"/>
+      </w:pPr>
+    </w:p>
+    <w:p>
+      <w:pPr>
+        <w:ind w:firstLine="0"/>
+        <w:jc w:val="center"/>
+      </w:pPr>
+    </w:p>
+    <w:p>
+      <w:pPr>
+        <w:ind w:firstLine="0"/>
+        <w:jc w:val="center"/>
+      </w:pPr>
+    </w:p>
+    <w:p>
+      <w:pPr>
+        <w:ind w:firstLine="0"/>
+        <w:jc w:val="center"/>
+      </w:pPr>
+    </w:p>
+    <w:p>
+      <w:pPr>
+        <w:ind w:firstLine="0"/>
+        <w:jc w:val="center"/>
+      </w:pPr>
+    </w:p>
+    <w:p>
+      <w:pPr>
+        <w:ind w:firstLine="0"/>
+        <w:jc w:val="center"/>
+      </w:pPr>
+    </w:p>
+    <w:p>
+      <w:pPr>
+        <w:ind w:firstLine="0"/>
+        <w:jc w:val="center"/>
+      </w:pPr>
+    </w:p>
+    <w:p>
+      <w:pPr>
+        <w:ind w:firstLine="0"/>
+        <w:jc w:val="center"/>
+      </w:pPr>
+    </w:p>
+    <w:p>
+      <w:pPr>
+        <w:ind w:firstLine="0"/>
+        <w:jc w:val="center"/>
+      </w:pPr>
+    </w:p>
+    <w:p>
+      <w:pPr>
+        <w:ind w:firstLine="0"/>
+        <w:jc w:val="center"/>
+      </w:pPr>
+    </w:p>
+    <w:bookmarkStart w:id="30" w:name="_Ref207173906" w:displacedByCustomXml="next"/>
+    <w:sdt>
+      <w:sdtPr>
+        <w:id w:val="-106972525"/>
+        <w:docPartObj>
+          <w:docPartGallery w:val="Bibliographies"/>
+          <w:docPartUnique/>
+        </w:docPartObj>
+      </w:sdtPr>
+      <w:sdtEndPr>
+        <w:rPr>
+          <w:rFonts w:eastAsiaTheme="minorHAnsi" w:cs="Times New Roman"/>
+          <w:b w:val="0"/>
+          <w:sz w:val="22"/>
+          <w:szCs w:val="22"/>
+        </w:rPr>
+      </w:sdtEndPr>
+      <w:sdtContent>
+        <w:p>
+          <w:pPr>
+            <w:pStyle w:val="Heading1"/>
+          </w:pPr>
+          <w:r>
+            <w:t>References</w:t>
+          </w:r>
+          <w:bookmarkEnd w:id="30"/>
+        </w:p>
+        <w:sdt>
+          <w:sdtPr>
+            <w:id w:val="-573587230"/>
+            <w:bibliography/>
+          </w:sdtPr>
+          <w:sdtContent>
+            <w:p>
+              <w:pPr>
+                <w:rPr>
+                  <w:noProof/>
+                  <w:kern w:val="2"/>
+                </w:rPr>
+              </w:pPr>
+              <w:r>
+                <w:fldChar w:fldCharType="begin"/>
+              </w:r>
+              <w:r>
+                <w:instrText xml:space="preserve"> BIBLIOGRAPHY </w:instrText>
+              </w:r>
+              <w:r>
+                <w:fldChar w:fldCharType="separate"/>
+              </w:r>
+            </w:p>
+            <w:tbl>
+              <w:tblPr>
+                <w:tblW w:w="5000" w:type="pct"/>
+                <w:tblCellSpacing w:w="15" w:type="dxa"/>
+                <w:tblCellMar>
+                  <w:top w:w="15" w:type="dxa"/>
+                  <w:left w:w="15" w:type="dxa"/>
+                  <w:bottom w:w="15" w:type="dxa"/>
+                  <w:right w:w="15" w:type="dxa"/>
+                </w:tblCellMar>
+                <w:tblLook w:val="04A0" w:firstRow="1" w:lastRow="0" w:firstColumn="1" w:lastColumn="0" w:noHBand="0" w:noVBand="1"/>
+              </w:tblPr>
+              <w:tblGrid>
+                <w:gridCol w:w="802"/>
+                <w:gridCol w:w="8558"/>
+              </w:tblGrid>
+              <w:tr>
+                <w:trPr>
+                  <w:divId w:val="1776510106"/>
+                  <w:tblCellSpacing w:w="15" w:type="dxa"/>
+                </w:trPr>
+                <w:tc>
+                  <w:tcPr>
+                    <w:tcW w:w="50" w:type="pct"/>
+                    <w:hideMark/>
+                  </w:tcPr>
+                  <w:p>
+                    <w:pPr>
+                      <w:pStyle w:val="Bibliography"/>
+                      <w:rPr>
+                        <w:noProof/>
+                        <w:sz w:val="24"/>
+                        <w:szCs w:val="24"/>
+                        <w14:ligatures w14:val="none"/>
+                      </w:rPr>
+                    </w:pPr>
+                    <w:r>
+                      <w:rPr>
+                        <w:noProof/>
+                      </w:rPr>
+                      <w:t xml:space="preserve">[1] </w:t>
+                    </w:r>
+                  </w:p>
+                </w:tc>
+                <w:tc>
+                  <w:tcPr>
+                    <w:tcW w:w="0" w:type="auto"/>
+                    <w:hideMark/>
+                  </w:tcPr>
+                  <w:p>
+                    <w:pPr>
+                      <w:pStyle w:val="Bibliography"/>
+                      <w:rPr>
+                        <w:noProof/>
+                      </w:rPr>
+                    </w:pPr>
+                    <w:r>
+                      <w:rPr>
+                        <w:noProof/>
+                      </w:rPr>
+                      <w:t>P. S. Foundation, "tkinter — Python interface to Tcl/Tk," 2025. [Online]. Available: https://docs.python.org/3/library/tkinter.html.</w:t>
+                    </w:r>
+                  </w:p>
+                </w:tc>
+              </w:tr>
+              <w:tr>
+                <w:trPr>
+                  <w:divId w:val="1776510106"/>
+                  <w:tblCellSpacing w:w="15" w:type="dxa"/>
+                </w:trPr>
+                <w:tc>
+                  <w:tcPr>
+                    <w:tcW w:w="50" w:type="pct"/>
+                    <w:hideMark/>
+                  </w:tcPr>
+                  <w:p>
+                    <w:pPr>
+                      <w:pStyle w:val="Bibliography"/>
+                      <w:rPr>
+                        <w:noProof/>
+                      </w:rPr>
+                    </w:pPr>
+                    <w:r>
+                      <w:rPr>
+                        <w:noProof/>
+                      </w:rPr>
+                      <w:t xml:space="preserve">[2] </w:t>
+                    </w:r>
+                  </w:p>
+                </w:tc>
+                <w:tc>
+                  <w:tcPr>
+                    <w:tcW w:w="0" w:type="auto"/>
+                    <w:hideMark/>
+                  </w:tcPr>
+                  <w:p>
+                    <w:pPr>
+                      <w:pStyle w:val="Bibliography"/>
+                      <w:rPr>
+                        <w:noProof/>
+                      </w:rPr>
+                    </w:pPr>
+                    <w:r>
+                      <w:rPr>
+                        <w:noProof/>
+                      </w:rPr>
+                      <w:t xml:space="preserve">A. Saleeb, T. Wilte, D. Trowbridge and A. Gendy, "Effective Strategy for Automated Characterization in Complex Viscoelastoplastic and Damage Modeling for Isotropic/Anisotropic Aerospace Materials," </w:t>
+                    </w:r>
+                    <w:r>
+                      <w:rPr>
+                        <w:i/>
+                        <w:iCs/>
+                        <w:noProof/>
+                      </w:rPr>
+                      <w:t xml:space="preserve">J Aerospace Eng, </w:t>
+                    </w:r>
+                    <w:r>
+                      <w:rPr>
+                        <w:noProof/>
+                      </w:rPr>
+                      <w:t xml:space="preserve">vol. 15, pp. 84-96, 2002. </w:t>
+                    </w:r>
+                  </w:p>
+                </w:tc>
+              </w:tr>
+              <w:tr>
+                <w:trPr>
+                  <w:divId w:val="1776510106"/>
+                  <w:tblCellSpacing w:w="15" w:type="dxa"/>
+                </w:trPr>
+                <w:tc>
+                  <w:tcPr>
+                    <w:tcW w:w="50" w:type="pct"/>
+                    <w:hideMark/>
+                  </w:tcPr>
+                  <w:p>
+                    <w:pPr>
+                      <w:pStyle w:val="Bibliography"/>
+                      <w:rPr>
+                        <w:noProof/>
+                      </w:rPr>
+                    </w:pPr>
+                    <w:r>
+                      <w:rPr>
+                        <w:noProof/>
+                      </w:rPr>
+                      <w:t xml:space="preserve">[3] </w:t>
+                    </w:r>
+                  </w:p>
+                </w:tc>
+                <w:tc>
+                  <w:tcPr>
+                    <w:tcW w:w="0" w:type="auto"/>
+                    <w:hideMark/>
+                  </w:tcPr>
+                  <w:p>
+                    <w:pPr>
+                      <w:pStyle w:val="Bibliography"/>
+                      <w:rPr>
+                        <w:noProof/>
+                      </w:rPr>
+                    </w:pPr>
+                    <w:r>
+                      <w:rPr>
+                        <w:noProof/>
+                      </w:rPr>
+                      <w:t xml:space="preserve">A. Saleeb, T. Wilt, N. Al-Zoubi and A. Gendy, "An Anisotropic Viscoelastoplastic Model for Composites - Sensitivity Analysis and Parameter Estimation," </w:t>
+                    </w:r>
+                    <w:r>
+                      <w:rPr>
+                        <w:i/>
+                        <w:iCs/>
+                        <w:noProof/>
+                      </w:rPr>
+                      <w:t xml:space="preserve">Composites: Part B, </w:t>
+                    </w:r>
+                    <w:r>
+                      <w:rPr>
+                        <w:noProof/>
+                      </w:rPr>
+                      <w:t xml:space="preserve">vol. 34, pp. 21-39, 2003. </w:t>
+                    </w:r>
+                  </w:p>
+                </w:tc>
+              </w:tr>
+              <w:tr>
+                <w:trPr>
+                  <w:divId w:val="1776510106"/>
+                  <w:tblCellSpacing w:w="15" w:type="dxa"/>
+                </w:trPr>
+                <w:tc>
+                  <w:tcPr>
+                    <w:tcW w:w="50" w:type="pct"/>
+                    <w:hideMark/>
+                  </w:tcPr>
+                  <w:p>
+                    <w:pPr>
+                      <w:pStyle w:val="Bibliography"/>
+                      <w:rPr>
+                        <w:noProof/>
+                      </w:rPr>
+                    </w:pPr>
+                    <w:r>
+                      <w:rPr>
+                        <w:noProof/>
+                      </w:rPr>
+                      <w:t xml:space="preserve">[4] </w:t>
+                    </w:r>
+                  </w:p>
+                </w:tc>
+                <w:tc>
+                  <w:tcPr>
+                    <w:tcW w:w="0" w:type="auto"/>
+                    <w:hideMark/>
+                  </w:tcPr>
+                  <w:p>
+                    <w:pPr>
+                      <w:pStyle w:val="Bibliography"/>
+                      <w:rPr>
+                        <w:noProof/>
+                      </w:rPr>
+                    </w:pPr>
+                    <w:r>
+                      <w:rPr>
+                        <w:noProof/>
+                      </w:rPr>
+                      <w:t xml:space="preserve">S. Arnold and A. Saleeb, "On the Thermodynamic Framework of Generalized Coupled Thermoelastic-Viscoplastic-Damage Modeling," </w:t>
+                    </w:r>
+                    <w:r>
+                      <w:rPr>
+                        <w:i/>
+                        <w:iCs/>
+                        <w:noProof/>
+                      </w:rPr>
+                      <w:t xml:space="preserve">Int. J. Plast., </w:t>
+                    </w:r>
+                    <w:r>
+                      <w:rPr>
+                        <w:noProof/>
+                      </w:rPr>
+                      <w:t xml:space="preserve">vol. 10, no. 3, pp. 263-278, 1994. </w:t>
+                    </w:r>
+                  </w:p>
+                </w:tc>
+              </w:tr>
+              <w:tr>
+                <w:trPr>
+                  <w:divId w:val="1776510106"/>
+                  <w:tblCellSpacing w:w="15" w:type="dxa"/>
+                </w:trPr>
+                <w:tc>
+                  <w:tcPr>
+                    <w:tcW w:w="50" w:type="pct"/>
+                    <w:hideMark/>
+                  </w:tcPr>
+                  <w:p>
+                    <w:pPr>
+                      <w:pStyle w:val="Bibliography"/>
+                      <w:rPr>
+                        <w:noProof/>
+                      </w:rPr>
+                    </w:pPr>
+                    <w:r>
+                      <w:rPr>
+                        <w:noProof/>
+                      </w:rPr>
+                      <w:t xml:space="preserve">[5] </w:t>
+                    </w:r>
+                  </w:p>
+                </w:tc>
+                <w:tc>
+                  <w:tcPr>
+                    <w:tcW w:w="0" w:type="auto"/>
+                    <w:hideMark/>
+                  </w:tcPr>
+                  <w:p>
+                    <w:pPr>
+                      <w:pStyle w:val="Bibliography"/>
+                      <w:rPr>
+                        <w:noProof/>
+                      </w:rPr>
+                    </w:pPr>
+                    <w:r>
+                      <w:rPr>
+                        <w:noProof/>
+                      </w:rPr>
+                      <w:t xml:space="preserve">Saleeb, A.F, et al., "A General Hereditary Multimechanism-Based Deformation Model With Application to the Viscoelastoplastic Response of Titanium Alloys," </w:t>
+                    </w:r>
+                    <w:r>
+                      <w:rPr>
+                        <w:i/>
+                        <w:iCs/>
+                        <w:noProof/>
+                      </w:rPr>
+                      <w:t xml:space="preserve">Int. J. Plast., </w:t>
+                    </w:r>
+                    <w:r>
+                      <w:rPr>
+                        <w:noProof/>
+                      </w:rPr>
+                      <w:t xml:space="preserve">vol. 17, no. 10, pp. 1305-1350, 2001. </w:t>
+                    </w:r>
+                  </w:p>
+                </w:tc>
+              </w:tr>
+              <w:tr>
+                <w:trPr>
+                  <w:divId w:val="1776510106"/>
+                  <w:tblCellSpacing w:w="15" w:type="dxa"/>
+                </w:trPr>
+                <w:tc>
+                  <w:tcPr>
+                    <w:tcW w:w="50" w:type="pct"/>
+                    <w:hideMark/>
+                  </w:tcPr>
+                  <w:p>
+                    <w:pPr>
+                      <w:pStyle w:val="Bibliography"/>
+                      <w:rPr>
+                        <w:noProof/>
+                      </w:rPr>
+                    </w:pPr>
+                    <w:r>
+                      <w:rPr>
+                        <w:noProof/>
+                      </w:rPr>
+                      <w:t xml:space="preserve">[6] </w:t>
+                    </w:r>
+                  </w:p>
+                </w:tc>
+                <w:tc>
+                  <w:tcPr>
+                    <w:tcW w:w="0" w:type="auto"/>
+                    <w:hideMark/>
+                  </w:tcPr>
+                  <w:p>
+                    <w:pPr>
+                      <w:pStyle w:val="Bibliography"/>
+                      <w:rPr>
+                        <w:noProof/>
+                      </w:rPr>
+                    </w:pPr>
+                    <w:r>
+                      <w:rPr>
+                        <w:noProof/>
+                      </w:rPr>
+                      <w:t xml:space="preserve">A. Saleeb and S. Arnold, "A General Reversible Hereditary Constitutive Model: Part I Thoeretical Development," </w:t>
+                    </w:r>
+                    <w:r>
+                      <w:rPr>
+                        <w:i/>
+                        <w:iCs/>
+                        <w:noProof/>
+                      </w:rPr>
+                      <w:t xml:space="preserve">JEMT, </w:t>
+                    </w:r>
+                    <w:r>
+                      <w:rPr>
+                        <w:noProof/>
+                      </w:rPr>
+                      <w:t xml:space="preserve">vol. 123, pp. 51-64, 2001. </w:t>
+                    </w:r>
+                  </w:p>
+                </w:tc>
+              </w:tr>
+              <w:tr>
+                <w:trPr>
+                  <w:divId w:val="1776510106"/>
+                  <w:tblCellSpacing w:w="15" w:type="dxa"/>
+                </w:trPr>
+                <w:tc>
+                  <w:tcPr>
+                    <w:tcW w:w="50" w:type="pct"/>
+                    <w:hideMark/>
+                  </w:tcPr>
+                  <w:p>
+                    <w:pPr>
+                      <w:pStyle w:val="Bibliography"/>
+                      <w:rPr>
+                        <w:noProof/>
+                      </w:rPr>
+                    </w:pPr>
+                    <w:r>
+                      <w:rPr>
+                        <w:noProof/>
+                      </w:rPr>
+                      <w:t xml:space="preserve">[7] </w:t>
+                    </w:r>
+                  </w:p>
+                </w:tc>
+                <w:tc>
+                  <w:tcPr>
+                    <w:tcW w:w="0" w:type="auto"/>
+                    <w:hideMark/>
+                  </w:tcPr>
+                  <w:p>
+                    <w:pPr>
+                      <w:pStyle w:val="Bibliography"/>
+                      <w:rPr>
+                        <w:noProof/>
+                      </w:rPr>
+                    </w:pPr>
+                    <w:r>
+                      <w:rPr>
+                        <w:noProof/>
+                      </w:rPr>
+                      <w:t xml:space="preserve">S. Arndol, A. Saleeb and C. M.G, "A General Reversible Hereditary Constitutive Model: Part II Application to Titanium Alloys," </w:t>
+                    </w:r>
+                    <w:r>
+                      <w:rPr>
+                        <w:i/>
+                        <w:iCs/>
+                        <w:noProof/>
+                      </w:rPr>
+                      <w:t xml:space="preserve">JEMT, </w:t>
+                    </w:r>
+                    <w:r>
+                      <w:rPr>
+                        <w:noProof/>
+                      </w:rPr>
+                      <w:t xml:space="preserve">vol. 123, pp. 65-73, 2001. </w:t>
+                    </w:r>
+                  </w:p>
+                </w:tc>
+              </w:tr>
+              <w:tr>
+                <w:trPr>
+                  <w:divId w:val="1776510106"/>
+                  <w:tblCellSpacing w:w="15" w:type="dxa"/>
+                </w:trPr>
+                <w:tc>
+                  <w:tcPr>
+                    <w:tcW w:w="50" w:type="pct"/>
+                    <w:hideMark/>
+                  </w:tcPr>
+                  <w:p>
+                    <w:pPr>
+                      <w:pStyle w:val="Bibliography"/>
+                      <w:rPr>
+                        <w:noProof/>
+                      </w:rPr>
+                    </w:pPr>
+                    <w:r>
+                      <w:rPr>
+                        <w:noProof/>
+                      </w:rPr>
+                      <w:t xml:space="preserve">[8] </w:t>
+                    </w:r>
+                  </w:p>
+                </w:tc>
+                <w:tc>
+                  <w:tcPr>
+                    <w:tcW w:w="0" w:type="auto"/>
+                    <w:hideMark/>
+                  </w:tcPr>
+                  <w:p>
+                    <w:pPr>
+                      <w:pStyle w:val="Bibliography"/>
+                      <w:rPr>
+                        <w:noProof/>
+                      </w:rPr>
+                    </w:pPr>
+                    <w:r>
+                      <w:rPr>
+                        <w:noProof/>
+                      </w:rPr>
+                      <w:t xml:space="preserve">S. Arnold and B. Lerch, "Development, Characterization, and Validation of Elevated-Temperature Constitutive Models: Deformation and Damage," </w:t>
+                    </w:r>
+                    <w:r>
+                      <w:rPr>
+                        <w:i/>
+                        <w:iCs/>
+                        <w:noProof/>
+                      </w:rPr>
+                      <w:t xml:space="preserve">NASA/TP-20250003948, </w:t>
+                    </w:r>
+                    <w:r>
+                      <w:rPr>
+                        <w:noProof/>
+                      </w:rPr>
+                      <w:t xml:space="preserve">2025. </w:t>
+                    </w:r>
+                  </w:p>
+                </w:tc>
+              </w:tr>
+              <w:tr>
+                <w:trPr>
+                  <w:divId w:val="1776510106"/>
+                  <w:tblCellSpacing w:w="15" w:type="dxa"/>
+                </w:trPr>
+                <w:tc>
+                  <w:tcPr>
+                    <w:tcW w:w="50" w:type="pct"/>
+                    <w:hideMark/>
+                  </w:tcPr>
+                  <w:p>
+                    <w:pPr>
+                      <w:pStyle w:val="Bibliography"/>
+                      <w:rPr>
+                        <w:noProof/>
+                      </w:rPr>
+                    </w:pPr>
+                    <w:r>
+                      <w:rPr>
+                        <w:noProof/>
+                      </w:rPr>
+                      <w:t xml:space="preserve">[9] </w:t>
+                    </w:r>
+                  </w:p>
+                </w:tc>
+                <w:tc>
+                  <w:tcPr>
+                    <w:tcW w:w="0" w:type="auto"/>
+                    <w:hideMark/>
+                  </w:tcPr>
+                  <w:p>
+                    <w:pPr>
+                      <w:pStyle w:val="Bibliography"/>
+                      <w:rPr>
+                        <w:noProof/>
+                      </w:rPr>
+                    </w:pPr>
+                    <w:r>
+                      <w:rPr>
+                        <w:noProof/>
+                      </w:rPr>
+                      <w:t xml:space="preserve">J. Stuckner, B. Harder and T. M. Smith, "Microstructure segmentation with deep learning encoders pre-trained on a large microscopy dataset," </w:t>
+                    </w:r>
+                    <w:r>
+                      <w:rPr>
+                        <w:i/>
+                        <w:iCs/>
+                        <w:noProof/>
+                      </w:rPr>
+                      <w:t xml:space="preserve">bpj Computational Materials, </w:t>
+                    </w:r>
+                    <w:r>
+                      <w:rPr>
+                        <w:noProof/>
+                      </w:rPr>
+                      <w:t xml:space="preserve">vol. 8, no. 200, 2022. </w:t>
+                    </w:r>
+                  </w:p>
+                </w:tc>
+              </w:tr>
+              <w:tr>
+                <w:trPr>
+                  <w:divId w:val="1776510106"/>
+                  <w:tblCellSpacing w:w="15" w:type="dxa"/>
+                </w:trPr>
+                <w:tc>
+                  <w:tcPr>
+                    <w:tcW w:w="50" w:type="pct"/>
+                    <w:hideMark/>
+                  </w:tcPr>
+                  <w:p>
+                    <w:pPr>
+                      <w:pStyle w:val="Bibliography"/>
+                      <w:rPr>
+                        <w:noProof/>
+                      </w:rPr>
+                    </w:pPr>
+                    <w:r>
+                      <w:rPr>
+                        <w:noProof/>
+                      </w:rPr>
+                      <w:t xml:space="preserve">[10] </w:t>
+                    </w:r>
+                  </w:p>
+                </w:tc>
+                <w:tc>
+                  <w:tcPr>
+                    <w:tcW w:w="0" w:type="auto"/>
+                    <w:hideMark/>
+                  </w:tcPr>
+                  <w:p>
+                    <w:pPr>
+                      <w:pStyle w:val="Bibliography"/>
+                      <w:rPr>
+                        <w:noProof/>
+                      </w:rPr>
+                    </w:pPr>
+                    <w:r>
+                      <w:rPr>
+                        <w:noProof/>
+                      </w:rPr>
+                      <w:t xml:space="preserve">J. Stuckner, K. Fre, I. McCue, M. J. Demkowicz and M. Murayama, "AQUAMI: An open source Python package and GUI for the automatic quantative analysis of morphologically complex muliphase materials," </w:t>
+                    </w:r>
+                    <w:r>
+                      <w:rPr>
+                        <w:i/>
+                        <w:iCs/>
+                        <w:noProof/>
+                      </w:rPr>
+                      <w:t xml:space="preserve">Comput. Mater. Sci, </w:t>
+                    </w:r>
+                    <w:r>
+                      <w:rPr>
+                        <w:noProof/>
+                      </w:rPr>
+                      <w:t xml:space="preserve">vol. 139, pp. 320-329, 2017. </w:t>
+                    </w:r>
+                  </w:p>
+                </w:tc>
+              </w:tr>
+              <w:tr>
+                <w:trPr>
+                  <w:divId w:val="1776510106"/>
+                  <w:tblCellSpacing w:w="15" w:type="dxa"/>
+                </w:trPr>
+                <w:tc>
+                  <w:tcPr>
+                    <w:tcW w:w="50" w:type="pct"/>
+                    <w:hideMark/>
+                  </w:tcPr>
+                  <w:p>
+                    <w:pPr>
+                      <w:pStyle w:val="Bibliography"/>
+                      <w:rPr>
+                        <w:noProof/>
+                      </w:rPr>
+                    </w:pPr>
+                    <w:r>
+                      <w:rPr>
+                        <w:noProof/>
+                      </w:rPr>
+                      <w:t xml:space="preserve">[11] </w:t>
+                    </w:r>
+                  </w:p>
+                </w:tc>
+                <w:tc>
+                  <w:tcPr>
+                    <w:tcW w:w="0" w:type="auto"/>
+                    <w:hideMark/>
+                  </w:tcPr>
+                  <w:p>
+                    <w:pPr>
+                      <w:pStyle w:val="Bibliography"/>
+                      <w:rPr>
+                        <w:noProof/>
+                      </w:rPr>
+                    </w:pPr>
+                    <w:r>
+                      <w:rPr>
+                        <w:noProof/>
+                      </w:rPr>
+                      <w:t xml:space="preserve">A. Kirillov, E. Mintun, N. Ravi, H. Mao, R. C, L. Gustafson, T. Xiao, S. Whitehead, A. C. Berg, W. Y. Lo and P. G. R. Dollar, "Segment Anything," in </w:t>
+                    </w:r>
+                    <w:r>
+                      <w:rPr>
+                        <w:i/>
+                        <w:iCs/>
+                        <w:noProof/>
+                      </w:rPr>
+                      <w:t>IEEE/CVF International Conference on Computer Vision (ICCV)</w:t>
+                    </w:r>
+                    <w:r>
+                      <w:rPr>
+                        <w:noProof/>
+                      </w:rPr>
+                      <w:t xml:space="preserve">, 2023. </w:t>
+                    </w:r>
+                  </w:p>
+                </w:tc>
+              </w:tr>
+            </w:tbl>
+            <w:p>
+              <w:pPr>
+                <w:divId w:val="1776510106"/>
+                <w:rPr>
+                  <w:rFonts w:eastAsia="Times New Roman"/>
+                  <w:noProof/>
+                </w:rPr>
+              </w:pPr>
+            </w:p>
+            <w:p>
+              <w:r>
+                <w:rPr>
+                  <w:b/>
+                  <w:bCs/>
+                  <w:noProof/>
+                </w:rPr>
+                <w:fldChar w:fldCharType="end"/>
+              </w:r>
+            </w:p>
+          </w:sdtContent>
+        </w:sdt>
+      </w:sdtContent>
+    </w:sdt>
+    <w:p>
+      <w:pPr>
+        <w:ind w:firstLine="0"/>
       </w:pPr>
     </w:p>
     <w:p>
@@ -8333,6 +10242,14 @@
       <w:color w:val="666666"/>
     </w:rPr>
   </w:style>
+  <w:style w:type="paragraph" w:styleId="Bibliography">
+    <w:name w:val="Bibliography"/>
+    <w:basedOn w:val="Normal"/>
+    <w:next w:val="Normal"/>
+    <w:uiPriority w:val="37"/>
+    <w:unhideWhenUsed/>
+    <w:rsid w:val="00834F12"/>
+  </w:style>
 </w:styles>
 </file>
 
@@ -8662,7 +10579,7 @@
     <b:Volume>8</b:Volume>
     <b:Issue>200</b:Issue>
     <b:DOI>https://doi.org/10.1038/s41524-022-00878-5</b:DOI>
-    <b:RefOrder>1</b:RefOrder>
+    <b:RefOrder>9</b:RefOrder>
   </b:Source>
   <b:Source>
     <b:Tag>Stu17</b:Tag>
@@ -8700,7 +10617,7 @@
     <b:JournalName>Comput. Mater. Sci</b:JournalName>
     <b:Pages>320-329</b:Pages>
     <b:Volume>139</b:Volume>
-    <b:RefOrder>2</b:RefOrder>
+    <b:RefOrder>10</b:RefOrder>
   </b:Source>
   <b:Source>
     <b:Tag>Kir23</b:Tag>
@@ -8763,13 +10680,219 @@
       </b:Author>
     </b:Author>
     <b:ConferenceName>IEEE/CVF International Conference on Computer Vision (ICCV)</b:ConferenceName>
+    <b:RefOrder>11</b:RefOrder>
+  </b:Source>
+  <b:Source>
+    <b:Tag>Pyt25</b:Tag>
+    <b:SourceType>InternetSite</b:SourceType>
+    <b:Guid>{FE441612-41C0-460B-A38D-E0DAC42225ED}</b:Guid>
+    <b:Title>tkinter — Python interface to Tcl/Tk</b:Title>
+    <b:Year>2025</b:Year>
+    <b:Author>
+      <b:Author>
+        <b:NameList>
+          <b:Person>
+            <b:Last>Foundation</b:Last>
+            <b:First>Python</b:First>
+            <b:Middle>Software</b:Middle>
+          </b:Person>
+        </b:NameList>
+      </b:Author>
+    </b:Author>
+    <b:URL>https://docs.python.org/3/library/tkinter.html</b:URL>
+    <b:RefOrder>1</b:RefOrder>
+  </b:Source>
+  <b:Source>
+    <b:Tag>Sal02</b:Tag>
+    <b:SourceType>JournalArticle</b:SourceType>
+    <b:Guid>{4B30C431-EE8C-4AD0-876F-5BD0C84B3BDD}</b:Guid>
+    <b:Author>
+      <b:Author>
+        <b:NameList>
+          <b:Person>
+            <b:Last>Saleeb</b:Last>
+            <b:First>A.F</b:First>
+          </b:Person>
+          <b:Person>
+            <b:Last>Wilte</b:Last>
+            <b:First>T.E</b:First>
+          </b:Person>
+          <b:Person>
+            <b:Last>Trowbridge</b:Last>
+            <b:First>D.A</b:First>
+          </b:Person>
+          <b:Person>
+            <b:Last>Gendy</b:Last>
+            <b:First>A.S</b:First>
+          </b:Person>
+        </b:NameList>
+      </b:Author>
+    </b:Author>
+    <b:Title>Effective Strategy for Automated Characterization in Complex Viscoelastoplastic and Damage Modeling for Isotropic/Anisotropic Aerospace Materials</b:Title>
+    <b:Year>2002</b:Year>
+    <b:JournalName>J Aerospace Eng</b:JournalName>
+    <b:Pages>84-96</b:Pages>
+    <b:Volume>15</b:Volume>
+    <b:RefOrder>2</b:RefOrder>
+  </b:Source>
+  <b:Source>
+    <b:Tag>Sal03</b:Tag>
+    <b:SourceType>JournalArticle</b:SourceType>
+    <b:Guid>{CC60FEFF-7D87-4E77-B2F9-9AE6BC5917E3}</b:Guid>
+    <b:Author>
+      <b:Author>
+        <b:NameList>
+          <b:Person>
+            <b:Last>Saleeb</b:Last>
+            <b:First>A.F</b:First>
+          </b:Person>
+          <b:Person>
+            <b:Last>Wilt</b:Last>
+            <b:First>T.E</b:First>
+          </b:Person>
+          <b:Person>
+            <b:Last>Al-Zoubi</b:Last>
+            <b:First>N.R</b:First>
+          </b:Person>
+          <b:Person>
+            <b:Last>Gendy</b:Last>
+            <b:First>A.R</b:First>
+          </b:Person>
+        </b:NameList>
+      </b:Author>
+    </b:Author>
+    <b:Title>An Anisotropic Viscoelastoplastic Model for Composites - Sensitivity Analysis and Parameter Estimation</b:Title>
+    <b:JournalName>Composites: Part B</b:JournalName>
+    <b:Year>2003</b:Year>
+    <b:Pages>21-39</b:Pages>
+    <b:Volume>34</b:Volume>
     <b:RefOrder>3</b:RefOrder>
+  </b:Source>
+  <b:Source>
+    <b:Tag>Arn941</b:Tag>
+    <b:SourceType>JournalArticle</b:SourceType>
+    <b:Guid>{D944836C-1991-4F44-8CCC-48F1766CDC3E}</b:Guid>
+    <b:Author>
+      <b:Author>
+        <b:NameList>
+          <b:Person>
+            <b:Last>Arnold</b:Last>
+            <b:First>S.M</b:First>
+          </b:Person>
+          <b:Person>
+            <b:Last>Saleeb</b:Last>
+            <b:First>A.F</b:First>
+          </b:Person>
+        </b:NameList>
+      </b:Author>
+    </b:Author>
+    <b:Title>On the Thermodynamic Framework of Generalized Coupled Thermoelastic-Viscoplastic-Damage Modeling</b:Title>
+    <b:JournalName>Int. J. Plast.</b:JournalName>
+    <b:Year>1994</b:Year>
+    <b:Pages>263-278</b:Pages>
+    <b:Volume>10</b:Volume>
+    <b:Issue>3</b:Issue>
+    <b:RefOrder>4</b:RefOrder>
+  </b:Source>
+  <b:Source>
+    <b:Tag>Sal01</b:Tag>
+    <b:SourceType>JournalArticle</b:SourceType>
+    <b:Guid>{D24DCBD3-C6CF-4771-8836-330653B28FF0}</b:Guid>
+    <b:Author>
+      <b:Author>
+        <b:Corporate>Saleeb, A.F, et al.</b:Corporate>
+      </b:Author>
+    </b:Author>
+    <b:Title>A General Hereditary Multimechanism-Based Deformation Model With Application to the Viscoelastoplastic Response of Titanium Alloys</b:Title>
+    <b:JournalName>Int. J. Plast.</b:JournalName>
+    <b:Year>2001</b:Year>
+    <b:Pages>1305-1350</b:Pages>
+    <b:Volume>17</b:Volume>
+    <b:Issue>10</b:Issue>
+    <b:RefOrder>5</b:RefOrder>
+  </b:Source>
+  <b:Source>
+    <b:Tag>Sal011</b:Tag>
+    <b:SourceType>JournalArticle</b:SourceType>
+    <b:Guid>{1601AAA9-7711-4F66-9077-98EA4259AF35}</b:Guid>
+    <b:Author>
+      <b:Author>
+        <b:NameList>
+          <b:Person>
+            <b:Last>Saleeb</b:Last>
+            <b:First>A.F</b:First>
+          </b:Person>
+          <b:Person>
+            <b:Last>Arnold</b:Last>
+            <b:First>S.M</b:First>
+          </b:Person>
+        </b:NameList>
+      </b:Author>
+    </b:Author>
+    <b:Title>A General Reversible Hereditary Constitutive Model: Part I Thoeretical Development</b:Title>
+    <b:JournalName>JEMT</b:JournalName>
+    <b:Year>2001</b:Year>
+    <b:Pages>51-64</b:Pages>
+    <b:Volume>123</b:Volume>
+    <b:RefOrder>6</b:RefOrder>
+  </b:Source>
+  <b:Source>
+    <b:Tag>Arn01</b:Tag>
+    <b:SourceType>JournalArticle</b:SourceType>
+    <b:Guid>{6E14C75D-1CD9-42A5-A884-C33234B9C65D}</b:Guid>
+    <b:Author>
+      <b:Author>
+        <b:NameList>
+          <b:Person>
+            <b:Last>Arndol</b:Last>
+            <b:First>S.M</b:First>
+          </b:Person>
+          <b:Person>
+            <b:Last>Saleeb</b:Last>
+            <b:First>A.F</b:First>
+          </b:Person>
+          <b:Person>
+            <b:Last>M.G</b:Last>
+            <b:First>Castelli.</b:First>
+          </b:Person>
+        </b:NameList>
+      </b:Author>
+    </b:Author>
+    <b:Title>A General Reversible Hereditary Constitutive Model: Part II Application to Titanium Alloys</b:Title>
+    <b:JournalName>JEMT</b:JournalName>
+    <b:Year>2001</b:Year>
+    <b:Pages>65-73</b:Pages>
+    <b:Volume>123</b:Volume>
+    <b:RefOrder>7</b:RefOrder>
+  </b:Source>
+  <b:Source>
+    <b:Tag>Arn2</b:Tag>
+    <b:SourceType>JournalArticle</b:SourceType>
+    <b:Guid>{D0001D08-8AA5-42E3-95E8-77FB83B76490}</b:Guid>
+    <b:Author>
+      <b:Author>
+        <b:NameList>
+          <b:Person>
+            <b:Last>Arnold</b:Last>
+            <b:First>S.M</b:First>
+          </b:Person>
+          <b:Person>
+            <b:Last>Lerch</b:Last>
+            <b:First>B.A</b:First>
+          </b:Person>
+        </b:NameList>
+      </b:Author>
+    </b:Author>
+    <b:Title>Development, Characterization, and Validation of Elevated-Temperature Constitutive Models: Deformation and Damage</b:Title>
+    <b:JournalName>NASA/TP-20250003948</b:JournalName>
+    <b:Year>2025</b:Year>
+    <b:RefOrder>8</b:RefOrder>
   </b:Source>
 </b:Sources>
 </file>
 
 <file path=customXml/itemProps1.xml><?xml version="1.0" encoding="utf-8"?>
-<ds:datastoreItem xmlns:ds="http://schemas.openxmlformats.org/officeDocument/2006/customXml" ds:itemID="{DD8465D6-0D15-403A-B91C-10887465F9C3}">
+<ds:datastoreItem xmlns:ds="http://schemas.openxmlformats.org/officeDocument/2006/customXml" ds:itemID="{39F18559-8A55-4D4E-BFAF-18D159A2A963}">
   <ds:schemaRefs>
     <ds:schemaRef ds:uri="http://schemas.openxmlformats.org/officeDocument/2006/bibliography"/>
   </ds:schemaRefs>
